--- a/docs/architecture/enterprise-mcp-platform-internal-review.docx
+++ b/docs/architecture/enterprise-mcp-platform-internal-review.docx
@@ -89,7 +89,7 @@
           <w:color w:val="17324D"/>
           <w:sz w:val="21"/>
         </w:rPr>
-        <w:t>22 July 2026</w:t>
+        <w:t>31 July 2026</w:t>
       </w:r>
     </w:p>
     <w:p>
@@ -523,7 +523,7 @@
           <w:color w:val="17324D"/>
           <w:sz w:val="22"/>
         </w:rPr>
-        <w:t>The platform provides one governed internal Model Context Protocol (MCP) entry point on AWS. Amazon Bedrock AgentCore Gateway is the shared MCP front door. Each downstream system is isolated behind the Gateway as its own MCP server, container image, AgentCore Runtime, policy boundary, deployment unit and operational owner. SharePoint is the first enabled system. CRM and internal-software servers remain disabled until their tool contracts and owners are implemented and validated.</w:t>
+        <w:t>The platform provides one governed internal Model Context Protocol (MCP) entry point on AWS. Amazon Bedrock AgentCore Gateway is the shared MCP front door. Platform-owned and enterprise-hosted servers use AgentCore Runtime, while an approved vendor-operated remote MCP endpoint may connect directly as a Gateway target. SharePoint is the first enabled business-system integration. AWS Knowledge, Microsoft Learn and a Registry-only Terraform MCP Runtime are the first documentation-target PoC. CRM, internal-software and Databricks targets remain disabled until their tool contracts, identity model and owners are implemented and validated.</w:t>
       </w:r>
     </w:p>
     <w:p>
@@ -533,7 +533,7 @@
           <w:color w:val="17324D"/>
           <w:sz w:val="22"/>
         </w:rPr>
-        <w:t xml:space="preserve">Microsoft Entra ID remains the authoritative identity provider for human and service callers. Callers obtain an environment-specific Enterprise MCP API token and send it to Gateway. Gateway uses its </w:t>
+        <w:t xml:space="preserve">Microsoft Entra ID remains the authoritative identity provider for delegated and app-only callers. Callers obtain an environment-specific Enterprise MCP API token and send it to Gateway. Gateway uses its </w:t>
       </w:r>
       <w:r>
         <w:rPr>
@@ -550,17 +550,102 @@
           <w:color w:val="17324D"/>
           <w:sz w:val="22"/>
         </w:rPr>
-        <w:t xml:space="preserve"> authorizer, which AWS documents as an AgentCore Identity inbound-authorizer capability, to validate the token. Gateway policy then determines whether the caller may discover or invoke a tool. Gateway invokes the selected Runtime with its AWS IAM role and Signature Version 4. Runtime uses a separate downstream Microsoft Entra application credential to access Microsoft Graph; the inbound MCP token is not reused as a Graph token.</w:t>
-      </w:r>
-    </w:p>
-    <w:p>
+        <w:t xml:space="preserve"> authorizer to validate the token, and direct Cedar determines whether the caller may discover or invoke an exact tool. Delegated requests use the </w:t>
+      </w:r>
+      <w:r>
+        <w:rPr>
+          <w:rFonts w:ascii="Courier New" w:hAnsi="Courier New"/>
+          <w:color w:val="1F4D78"/>
+          <w:sz w:val="20"/>
+          <w:shd w:fill="EAF2F8"/>
+        </w:rPr>
+        <w:t>sharepoint-delegated</w:t>
+      </w:r>
       <w:r>
         <w:rPr>
           <w:rFonts w:ascii="Calibri" w:hAnsi="Calibri"/>
           <w:color w:val="17324D"/>
           <w:sz w:val="22"/>
         </w:rPr>
-        <w:t>The repository contains representative Terraform, policy and MCP server code. Treat it as a PoC reference implementation: real Gateway-to-Runtime invocation, caller-claim propagation, Claude Code token refresh, Microsoft Graph operations, idempotency persistence, Cedar enforcement, PrivateLink behaviour and production CI/CD controls still require implementation or target-environment validation.</w:t>
+        <w:t xml:space="preserve"> Runtime lane and Microsoft Graph OBO, so native SharePoint employee permissions remain authoritative. App-only requests use the </w:t>
+      </w:r>
+      <w:r>
+        <w:rPr>
+          <w:rFonts w:ascii="Courier New" w:hAnsi="Courier New"/>
+          <w:color w:val="1F4D78"/>
+          <w:sz w:val="20"/>
+          <w:shd w:fill="EAF2F8"/>
+        </w:rPr>
+        <w:t>sharepoint-application</w:t>
+      </w:r>
+      <w:r>
+        <w:rPr>
+          <w:rFonts w:ascii="Calibri" w:hAnsi="Calibri"/>
+          <w:color w:val="17324D"/>
+          <w:sz w:val="22"/>
+        </w:rPr>
+        <w:t xml:space="preserve"> Runtime lane, a dedicated Graph application identity and </w:t>
+      </w:r>
+      <w:r>
+        <w:rPr>
+          <w:rFonts w:ascii="Courier New" w:hAnsi="Courier New"/>
+          <w:color w:val="1F4D78"/>
+          <w:sz w:val="20"/>
+          <w:shd w:fill="EAF2F8"/>
+        </w:rPr>
+        <w:t>Sites.Selected</w:t>
+      </w:r>
+      <w:r>
+        <w:rPr>
+          <w:rFonts w:ascii="Calibri" w:hAnsi="Calibri"/>
+          <w:color w:val="17324D"/>
+          <w:sz w:val="22"/>
+        </w:rPr>
+        <w:t>.</w:t>
+      </w:r>
+    </w:p>
+    <w:p>
+      <w:r>
+        <w:rPr>
+          <w:rFonts w:ascii="Calibri" w:hAnsi="Calibri"/>
+          <w:color w:val="17324D"/>
+          <w:sz w:val="22"/>
+        </w:rPr>
+        <w:t>The repository contains representative Terraform, direct Cedar and MCP server code. Treat it as an implementation reference: dual Runtime/target expansion, the OBO assertion interceptor, Graph token acquisition and direct Cedar Terraform resources are implemented examples. ADR 0009 adds the target model, while ADR 0010 narrows the SharePoint write surface to one fail-fast upload tool and names the lanes by Graph credential mode. Direct vendor-target resources and the restricted Terraform MCP Runtime are not yet implemented. The workload root currently deploys AgentCore Gateway/Runtime only in Sydney (</w:t>
+      </w:r>
+      <w:r>
+        <w:rPr>
+          <w:rFonts w:ascii="Courier New" w:hAnsi="Courier New"/>
+          <w:color w:val="1F4D78"/>
+          <w:sz w:val="20"/>
+          <w:shd w:fill="EAF2F8"/>
+        </w:rPr>
+        <w:t>ap-southeast-2</w:t>
+      </w:r>
+      <w:r>
+        <w:rPr>
+          <w:rFonts w:ascii="Calibri" w:hAnsi="Calibri"/>
+          <w:color w:val="17324D"/>
+          <w:sz w:val="22"/>
+        </w:rPr>
+        <w:t>) and consumes a platform-supplied target account ID and existing Runtime network IDs. Melbourne (</w:t>
+      </w:r>
+      <w:r>
+        <w:rPr>
+          <w:rFonts w:ascii="Courier New" w:hAnsi="Courier New"/>
+          <w:color w:val="1F4D78"/>
+          <w:sz w:val="20"/>
+          <w:shd w:fill="EAF2F8"/>
+        </w:rPr>
+        <w:t>ap-southeast-4</w:t>
+      </w:r>
+      <w:r>
+        <w:rPr>
+          <w:rFonts w:ascii="Calibri" w:hAnsi="Calibri"/>
+          <w:color w:val="17324D"/>
+          <w:sz w:val="22"/>
+        </w:rPr>
+        <w:t>) remains gated on official service availability and non-production validation. Real Gateway-to-target invocation, live Entra exchange, Microsoft Graph upload, documentation-target controls, the externally managed PrivateLink route and production CI/CD controls still require target-environment validation.</w:t>
       </w:r>
     </w:p>
     <w:p>
@@ -817,7 +902,7 @@
                 <w:color w:val="17324D"/>
                 <w:sz w:val="18"/>
               </w:rPr>
-              <w:t>Shared authorization, validation and audit helpers used by Runtime-hosted servers.</w:t>
+              <w:t>Shared validation and audit helpers used by Runtime-hosted servers.</w:t>
             </w:r>
           </w:p>
         </w:tc>
@@ -875,7 +960,7 @@
                 <w:color w:val="17324D"/>
                 <w:sz w:val="18"/>
               </w:rPr>
-              <w:t>Human-maintained allowlist, schema, generated runtime policy and validation script.</w:t>
+              <w:t>Direct AgentCore Cedar source and its deployment contract.</w:t>
             </w:r>
           </w:p>
         </w:tc>
@@ -991,7 +1076,7 @@
                 <w:color w:val="17324D"/>
                 <w:sz w:val="18"/>
               </w:rPr>
-              <w:t>Shared Terraform root for Gateway, Runtime targets, IAM and private access.</w:t>
+              <w:t>Shared Terraform root for Gateway, Runtime targets, IAM and direct Cedar; consumes central platform account and Runtime network inputs.</w:t>
             </w:r>
           </w:p>
         </w:tc>
@@ -1293,16 +1378,6 @@
               <w:br/>
               <w:t>export GRAPH_DRY_RUN=true</w:t>
               <w:br/>
-              <w:t>export MCP_SUBJECT=local-dev-user</w:t>
-              <w:br/>
-              <w:t>export MCP_CLIENT_ID=claude-code-mcp-client-id</w:t>
-              <w:br/>
-              <w:t>export MCP_GROUPS=mcp-sharepoint-readers</w:t>
-              <w:br/>
-              <w:t>export MCP_APP_ROLES=MCP.SharePoint.Read</w:t>
-              <w:br/>
-              <w:t>export MCP_SCOPES=mcp.invoke</w:t>
-              <w:br/>
               <w:t>python -m servers.sharepoint_mcp.src.server</w:t>
             </w:r>
           </w:p>
@@ -1346,7 +1421,7 @@
         <w:pStyle w:val="Heading2"/>
       </w:pPr>
       <w:r>
-        <w:t>3.2 Validate policy changes</w:t>
+        <w:t>3.2 Review and validate policy changes</w:t>
       </w:r>
     </w:p>
     <w:p>
@@ -1356,7 +1431,7 @@
           <w:color w:val="17324D"/>
           <w:sz w:val="22"/>
         </w:rPr>
-        <w:t>The YAML allowlist is the human-maintained source. Regenerate the runtime JSON and confirm it is current before committing:</w:t>
+        <w:t>Edit the Cedar statements directly:</w:t>
       </w:r>
     </w:p>
     <w:tbl>
@@ -1396,11 +1471,9 @@
                 <w:color w:val="17324D"/>
                 <w:sz w:val="17"/>
               </w:rPr>
-              <w:t>Set-Location examples/enterprise_mcp_platform</w:t>
+              <w:t>examples/enterprise_mcp_platform/policy/cedar/sharepoint-delegated.cedar</w:t>
               <w:br/>
-              <w:t>python policy/validate_policy.py</w:t>
-              <w:br/>
-              <w:t>python policy/validate_policy.py --check</w:t>
+              <w:t>examples/enterprise_mcp_platform/policy/cedar/sharepoint-application.cedar</w:t>
             </w:r>
           </w:p>
         </w:tc>
@@ -1418,7 +1491,58 @@
           <w:color w:val="17324D"/>
           <w:sz w:val="22"/>
         </w:rPr>
-        <w:t>Policy changes should include positive and negative cases for the affected caller, tool and resource combinations.</w:t>
+        <w:t xml:space="preserve">There is no generated Runtime policy. AgentCore policy create/update with </w:t>
+      </w:r>
+      <w:r>
+        <w:rPr>
+          <w:rFonts w:ascii="Courier New" w:hAnsi="Courier New"/>
+          <w:color w:val="1F4D78"/>
+          <w:sz w:val="20"/>
+          <w:shd w:fill="EAF2F8"/>
+        </w:rPr>
+        <w:t>FAIL_ON_ANY_FINDINGS</w:t>
+      </w:r>
+      <w:r>
+        <w:rPr>
+          <w:rFonts w:ascii="Calibri" w:hAnsi="Calibri"/>
+          <w:color w:val="17324D"/>
+          <w:sz w:val="22"/>
+        </w:rPr>
+        <w:t xml:space="preserve"> validates Cedar against the live Gateway schema. Test positive and negative calls in non-production before moving from </w:t>
+      </w:r>
+      <w:r>
+        <w:rPr>
+          <w:rFonts w:ascii="Courier New" w:hAnsi="Courier New"/>
+          <w:color w:val="1F4D78"/>
+          <w:sz w:val="20"/>
+          <w:shd w:fill="EAF2F8"/>
+        </w:rPr>
+        <w:t>LOG_ONLY</w:t>
+      </w:r>
+      <w:r>
+        <w:rPr>
+          <w:rFonts w:ascii="Calibri" w:hAnsi="Calibri"/>
+          <w:color w:val="17324D"/>
+          <w:sz w:val="22"/>
+        </w:rPr>
+        <w:t xml:space="preserve"> to </w:t>
+      </w:r>
+      <w:r>
+        <w:rPr>
+          <w:rFonts w:ascii="Courier New" w:hAnsi="Courier New"/>
+          <w:color w:val="1F4D78"/>
+          <w:sz w:val="20"/>
+          <w:shd w:fill="EAF2F8"/>
+        </w:rPr>
+        <w:t>ENFORCE</w:t>
+      </w:r>
+      <w:r>
+        <w:rPr>
+          <w:rFonts w:ascii="Calibri" w:hAnsi="Calibri"/>
+          <w:color w:val="17324D"/>
+          <w:sz w:val="22"/>
+        </w:rPr>
+        <w:t>.</w:t>
       </w:r>
     </w:p>
     <w:p>
@@ -1426,7 +1550,7 @@
         <w:pStyle w:val="Heading2"/>
       </w:pPr>
       <w:r>
-        <w:t>3.3 Acquire a Claude Code caller token on Windows</w:t>
+        <w:t>3.3 Acquire an employee delegated token for Claude Code on Windows</w:t>
       </w:r>
     </w:p>
     <w:p>
@@ -1571,7 +1695,7 @@
           <w:color w:val="17324D"/>
           <w:sz w:val="22"/>
         </w:rPr>
-        <w:t>Separate server boundaries.</w:t>
+        <w:t>Target by operating model.</w:t>
       </w:r>
       <w:r>
         <w:rPr>
@@ -1579,7 +1703,7 @@
           <w:color w:val="17324D"/>
           <w:sz w:val="22"/>
         </w:rPr>
-        <w:t xml:space="preserve"> Each downstream system has a separate Runtime, image, target, policy and owner.</w:t>
+        <w:t xml:space="preserve"> Vendor-operated remote MCP endpoints can be direct Gateway targets; enterprise-hosted processes and platform-owned integrations use reviewed Runtime/target deployments.</w:t>
       </w:r>
     </w:p>
     <w:p>
@@ -1631,7 +1755,7 @@
           <w:color w:val="17324D"/>
           <w:sz w:val="22"/>
         </w:rPr>
-        <w:t xml:space="preserve"> Callers, clients, tools, sites, paths and write operations require explicit allow rules.</w:t>
+        <w:t xml:space="preserve"> Cedar explicitly allows caller/tool capabilities; SharePoint explicitly allows employee ACLs or application site grants.</w:t>
       </w:r>
     </w:p>
     <w:p>
@@ -1735,7 +1859,7 @@
           <w:color w:val="17324D"/>
           <w:sz w:val="22"/>
         </w:rPr>
-        <w:t xml:space="preserve"> VPC callers use the AgentCore Gateway interface endpoint and private DNS; network location supplements but does not replace identity.</w:t>
+        <w:t xml:space="preserve"> VPC callers use the external network/platform account's AgentCore Gateway interface endpoint and private DNS; network location supplements but does not replace identity.</w:t>
       </w:r>
     </w:p>
     <w:p>
@@ -2104,7 +2228,90 @@
                 <w:color w:val="17324D"/>
                 <w:sz w:val="17"/>
               </w:rPr>
-              <w:t>Terraform creates one Gateway, one Runtime per enabled server and one target per Runtime. Real target behaviour is not yet validated.</w:t>
+              <w:t>Terraform expands one SharePoint image into delegated and application Runtime/target lanes. Real target behaviour remains unvalidated.</w:t>
+            </w:r>
+          </w:p>
+        </w:tc>
+      </w:tr>
+      <w:tr>
+        <w:trPr>
+          <w:cantSplit/>
+        </w:trPr>
+        <w:tc>
+          <w:tcPr>
+            <w:tcW w:type="dxa" w:w="1900"/>
+            <w:vAlign w:val="center"/>
+            <w:tcMar>
+              <w:top w:w="40" w:type="dxa"/>
+              <w:start w:w="120" w:type="dxa"/>
+              <w:bottom w:w="40" w:type="dxa"/>
+              <w:end w:w="120" w:type="dxa"/>
+            </w:tcMar>
+          </w:tcPr>
+          <w:p>
+            <w:pPr>
+              <w:spacing w:after="0" w:line="240" w:lineRule="auto"/>
+              <w:jc w:val="left"/>
+            </w:pPr>
+            <w:r>
+              <w:rPr>
+                <w:rFonts w:ascii="Calibri" w:hAnsi="Calibri"/>
+                <w:color w:val="17324D"/>
+                <w:sz w:val="17"/>
+              </w:rPr>
+              <w:t>Vendor documentation targets</w:t>
+            </w:r>
+          </w:p>
+        </w:tc>
+        <w:tc>
+          <w:tcPr>
+            <w:tcW w:type="dxa" w:w="2300"/>
+            <w:vAlign w:val="center"/>
+            <w:tcMar>
+              <w:top w:w="40" w:type="dxa"/>
+              <w:start w:w="120" w:type="dxa"/>
+              <w:bottom w:w="40" w:type="dxa"/>
+              <w:end w:w="120" w:type="dxa"/>
+            </w:tcMar>
+          </w:tcPr>
+          <w:p>
+            <w:pPr>
+              <w:spacing w:after="0" w:line="240" w:lineRule="auto"/>
+              <w:jc w:val="left"/>
+            </w:pPr>
+            <w:r>
+              <w:rPr>
+                <w:rFonts w:ascii="Calibri" w:hAnsi="Calibri"/>
+                <w:color w:val="17324D"/>
+                <w:sz w:val="17"/>
+              </w:rPr>
+              <w:t>Decided; validation required</w:t>
+            </w:r>
+          </w:p>
+        </w:tc>
+        <w:tc>
+          <w:tcPr>
+            <w:tcW w:type="dxa" w:w="5160"/>
+            <w:vAlign w:val="center"/>
+            <w:tcMar>
+              <w:top w:w="40" w:type="dxa"/>
+              <w:start w:w="120" w:type="dxa"/>
+              <w:bottom w:w="40" w:type="dxa"/>
+              <w:end w:w="120" w:type="dxa"/>
+            </w:tcMar>
+          </w:tcPr>
+          <w:p>
+            <w:pPr>
+              <w:spacing w:after="0" w:line="240" w:lineRule="auto"/>
+              <w:jc w:val="left"/>
+            </w:pPr>
+            <w:r>
+              <w:rPr>
+                <w:rFonts w:ascii="Calibri" w:hAnsi="Calibri"/>
+                <w:color w:val="17324D"/>
+                <w:sz w:val="17"/>
+              </w:rPr>
+              <w:t>ADR 0009 approves direct AWS Knowledge/Microsoft Learn targets and a Registry-only Terraform MCP Runtime. Target resources, Cedar actions and live calls are not implemented.</w:t>
             </w:r>
           </w:p>
         </w:tc>
@@ -2344,7 +2551,7 @@
                 <w:color w:val="17324D"/>
                 <w:sz w:val="17"/>
               </w:rPr>
-              <w:t>Example implemented</w:t>
+              <w:t>Direct source and Terraform implemented</w:t>
             </w:r>
           </w:p>
         </w:tc>
@@ -2370,7 +2577,7 @@
                 <w:color w:val="17324D"/>
                 <w:sz w:val="17"/>
               </w:rPr>
-              <w:t xml:space="preserve">Policy engine exists and defaults to </w:t>
+              <w:t xml:space="preserve">Delegated and application Cedar files are wired to </w:t>
             </w:r>
             <w:r>
               <w:rPr>
@@ -2379,7 +2586,7 @@
                 <w:sz w:val="17"/>
                 <w:shd w:fill="EAF2F8"/>
               </w:rPr>
-              <w:t>LOG_ONLY</w:t>
+              <w:t>aws_bedrockagentcore_policy</w:t>
             </w:r>
             <w:r>
               <w:rPr>
@@ -2387,7 +2594,24 @@
                 <w:color w:val="17324D"/>
                 <w:sz w:val="17"/>
               </w:rPr>
-              <w:t xml:space="preserve">. Cedar generation and </w:t>
+              <w:t xml:space="preserve"> with </w:t>
+            </w:r>
+            <w:r>
+              <w:rPr>
+                <w:rFonts w:ascii="Courier New" w:hAnsi="Courier New"/>
+                <w:color w:val="1F4D78"/>
+                <w:sz w:val="17"/>
+                <w:shd w:fill="EAF2F8"/>
+              </w:rPr>
+              <w:t>FAIL_ON_ANY_FINDINGS</w:t>
+            </w:r>
+            <w:r>
+              <w:rPr>
+                <w:rFonts w:ascii="Calibri" w:hAnsi="Calibri"/>
+                <w:color w:val="17324D"/>
+                <w:sz w:val="17"/>
+              </w:rPr>
+              <w:t xml:space="preserve">. Live-schema validation and </w:t>
             </w:r>
             <w:r>
               <w:rPr>
@@ -2404,7 +2628,7 @@
                 <w:color w:val="17324D"/>
                 <w:sz w:val="17"/>
               </w:rPr>
-              <w:t xml:space="preserve"> behaviour remain open.</w:t>
+              <w:t xml:space="preserve"> evidence remain open.</w:t>
             </w:r>
           </w:p>
         </w:tc>
@@ -2435,7 +2659,7 @@
                 <w:color w:val="17324D"/>
                 <w:sz w:val="17"/>
               </w:rPr>
-              <w:t>Runtime authorization</w:t>
+              <w:t>Downstream identity</w:t>
             </w:r>
           </w:p>
         </w:tc>
@@ -2453,7 +2677,7 @@
           <w:p>
             <w:pPr>
               <w:spacing w:after="0" w:line="240" w:lineRule="auto"/>
-              <w:jc w:val="center"/>
+              <w:jc w:val="left"/>
             </w:pPr>
             <w:r>
               <w:rPr>
@@ -2461,7 +2685,7 @@
                 <w:color w:val="17324D"/>
                 <w:sz w:val="17"/>
               </w:rPr>
-              <w:t>Partial example</w:t>
+              <w:t>Example implemented</w:t>
             </w:r>
           </w:p>
         </w:tc>
@@ -2487,7 +2711,90 @@
                 <w:color w:val="17324D"/>
                 <w:sz w:val="17"/>
               </w:rPr>
-              <w:t>Policy code supports client, role, group, scope, site and path rules. Per-request trusted claims are not yet wired from Gateway headers into FastMCP request context.</w:t>
+              <w:t>MSAL OBO/client-credentials providers, lane-scoped secret access and the OBO assertion interceptor exist. Real tenant credentials and exchanges remain unvalidated.</w:t>
+            </w:r>
+          </w:p>
+        </w:tc>
+      </w:tr>
+      <w:tr>
+        <w:trPr>
+          <w:cantSplit/>
+        </w:trPr>
+        <w:tc>
+          <w:tcPr>
+            <w:tcW w:type="dxa" w:w="1900"/>
+            <w:vAlign w:val="center"/>
+            <w:tcMar>
+              <w:top w:w="40" w:type="dxa"/>
+              <w:start w:w="120" w:type="dxa"/>
+              <w:bottom w:w="40" w:type="dxa"/>
+              <w:end w:w="120" w:type="dxa"/>
+            </w:tcMar>
+          </w:tcPr>
+          <w:p>
+            <w:pPr>
+              <w:spacing w:after="0" w:line="240" w:lineRule="auto"/>
+              <w:jc w:val="center"/>
+            </w:pPr>
+            <w:r>
+              <w:rPr>
+                <w:rFonts w:ascii="Calibri" w:hAnsi="Calibri"/>
+                <w:color w:val="17324D"/>
+                <w:sz w:val="17"/>
+              </w:rPr>
+              <w:t>Runtime safety</w:t>
+            </w:r>
+          </w:p>
+        </w:tc>
+        <w:tc>
+          <w:tcPr>
+            <w:tcW w:type="dxa" w:w="2300"/>
+            <w:vAlign w:val="center"/>
+            <w:tcMar>
+              <w:top w:w="40" w:type="dxa"/>
+              <w:start w:w="120" w:type="dxa"/>
+              <w:bottom w:w="40" w:type="dxa"/>
+              <w:end w:w="120" w:type="dxa"/>
+            </w:tcMar>
+          </w:tcPr>
+          <w:p>
+            <w:pPr>
+              <w:spacing w:after="0" w:line="240" w:lineRule="auto"/>
+              <w:jc w:val="left"/>
+            </w:pPr>
+            <w:r>
+              <w:rPr>
+                <w:rFonts w:ascii="Calibri" w:hAnsi="Calibri"/>
+                <w:color w:val="17324D"/>
+                <w:sz w:val="17"/>
+              </w:rPr>
+              <w:t>Example implemented</w:t>
+            </w:r>
+          </w:p>
+        </w:tc>
+        <w:tc>
+          <w:tcPr>
+            <w:tcW w:type="dxa" w:w="5160"/>
+            <w:vAlign w:val="center"/>
+            <w:tcMar>
+              <w:top w:w="40" w:type="dxa"/>
+              <w:start w:w="120" w:type="dxa"/>
+              <w:bottom w:w="40" w:type="dxa"/>
+              <w:end w:w="120" w:type="dxa"/>
+            </w:tcMar>
+          </w:tcPr>
+          <w:p>
+            <w:pPr>
+              <w:spacing w:after="0" w:line="240" w:lineRule="auto"/>
+              <w:jc w:val="left"/>
+            </w:pPr>
+            <w:r>
+              <w:rPr>
+                <w:rFonts w:ascii="Calibri" w:hAnsi="Calibri"/>
+                <w:color w:val="17324D"/>
+                <w:sz w:val="17"/>
+              </w:rPr>
+              <w:t>Runtime validates required upload inputs and fails without changing invalid values. It does not load or evaluate a second caller/tool policy.</w:t>
             </w:r>
           </w:p>
         </w:tc>
@@ -2544,7 +2851,7 @@
                 <w:color w:val="17324D"/>
                 <w:sz w:val="17"/>
               </w:rPr>
-              <w:t>Dry-run example</w:t>
+              <w:t>Partial example</w:t>
             </w:r>
           </w:p>
         </w:tc>
@@ -2570,90 +2877,24 @@
                 <w:color w:val="17324D"/>
                 <w:sz w:val="17"/>
               </w:rPr>
-              <w:t>Four narrow tools exist. Real Graph calls, text extraction, selected permissions, throttling and error handling are not implemented.</w:t>
+              <w:t xml:space="preserve">List/read dry-run tools remain; their live Graph branches are placeholders. One file-upload write tool and its Graph </w:t>
             </w:r>
-          </w:p>
-        </w:tc>
-      </w:tr>
-      <w:tr>
-        <w:trPr>
-          <w:cantSplit/>
-        </w:trPr>
-        <w:tc>
-          <w:tcPr>
-            <w:tcW w:type="dxa" w:w="1900"/>
-            <w:vAlign w:val="center"/>
-            <w:tcMar>
-              <w:top w:w="40" w:type="dxa"/>
-              <w:start w:w="120" w:type="dxa"/>
-              <w:bottom w:w="40" w:type="dxa"/>
-              <w:end w:w="120" w:type="dxa"/>
-            </w:tcMar>
-          </w:tcPr>
-          <w:p>
-            <w:pPr>
-              <w:spacing w:after="0" w:line="240" w:lineRule="auto"/>
-              <w:jc w:val="center"/>
-            </w:pPr>
+            <w:r>
+              <w:rPr>
+                <w:rFonts w:ascii="Courier New" w:hAnsi="Courier New"/>
+                <w:color w:val="1F4D78"/>
+                <w:sz w:val="17"/>
+                <w:shd w:fill="EAF2F8"/>
+              </w:rPr>
+              <w:t>PUT</w:t>
+            </w:r>
             <w:r>
               <w:rPr>
                 <w:rFonts w:ascii="Calibri" w:hAnsi="Calibri"/>
                 <w:color w:val="17324D"/>
                 <w:sz w:val="17"/>
               </w:rPr>
-              <w:t>Write safety</w:t>
-            </w:r>
-          </w:p>
-        </w:tc>
-        <w:tc>
-          <w:tcPr>
-            <w:tcW w:type="dxa" w:w="2300"/>
-            <w:vAlign w:val="center"/>
-            <w:tcMar>
-              <w:top w:w="40" w:type="dxa"/>
-              <w:start w:w="120" w:type="dxa"/>
-              <w:bottom w:w="40" w:type="dxa"/>
-              <w:end w:w="120" w:type="dxa"/>
-            </w:tcMar>
-          </w:tcPr>
-          <w:p>
-            <w:pPr>
-              <w:spacing w:after="0" w:line="240" w:lineRule="auto"/>
-              <w:jc w:val="center"/>
-            </w:pPr>
-            <w:r>
-              <w:rPr>
-                <w:rFonts w:ascii="Calibri" w:hAnsi="Calibri"/>
-                <w:color w:val="17324D"/>
-                <w:sz w:val="17"/>
-              </w:rPr>
-              <w:t>Contract only</w:t>
-            </w:r>
-          </w:p>
-        </w:tc>
-        <w:tc>
-          <w:tcPr>
-            <w:tcW w:type="dxa" w:w="5160"/>
-            <w:vAlign w:val="center"/>
-            <w:tcMar>
-              <w:top w:w="40" w:type="dxa"/>
-              <w:start w:w="120" w:type="dxa"/>
-              <w:bottom w:w="40" w:type="dxa"/>
-              <w:end w:w="120" w:type="dxa"/>
-            </w:tcMar>
-          </w:tcPr>
-          <w:p>
-            <w:pPr>
-              <w:spacing w:after="0" w:line="240" w:lineRule="auto"/>
-              <w:jc w:val="left"/>
-            </w:pPr>
-            <w:r>
-              <w:rPr>
-                <w:rFonts w:ascii="Calibri" w:hAnsi="Calibri"/>
-                <w:color w:val="17324D"/>
-                <w:sz w:val="17"/>
-              </w:rPr>
-              <w:t>Change ticket, idempotency key and ETag inputs exist. Persistent idempotency and real conditional writes are not implemented.</w:t>
+              <w:t xml:space="preserve"> adapter exist. Real tenant permissions, throttling and error handling remain unvalidated.</w:t>
             </w:r>
           </w:p>
         </w:tc>
@@ -2710,7 +2951,7 @@
                 <w:color w:val="17324D"/>
                 <w:sz w:val="17"/>
               </w:rPr>
-              <w:t>Example implemented</w:t>
+              <w:t>External prerequisite</w:t>
             </w:r>
           </w:p>
         </w:tc>
@@ -2736,7 +2977,7 @@
                 <w:color w:val="17324D"/>
                 <w:sz w:val="17"/>
               </w:rPr>
-              <w:t>Interface endpoint Terraform exists. DNS, endpoint policy and developer/AWS workload routing require target-account testing.</w:t>
+              <w:t>The network/platform account owns the interface endpoint, private DNS, endpoint policy and routing. This workload root does not create them; end-to-end routing still requires validation.</w:t>
             </w:r>
           </w:p>
         </w:tc>
@@ -2842,89 +3083,6 @@
           <w:p>
             <w:pPr>
               <w:spacing w:after="0" w:line="240" w:lineRule="auto"/>
-              <w:jc w:val="center"/>
-            </w:pPr>
-            <w:r>
-              <w:rPr>
-                <w:rFonts w:ascii="Calibri" w:hAnsi="Calibri"/>
-                <w:color w:val="17324D"/>
-                <w:sz w:val="17"/>
-              </w:rPr>
-              <w:t>CI/CD</w:t>
-            </w:r>
-          </w:p>
-        </w:tc>
-        <w:tc>
-          <w:tcPr>
-            <w:tcW w:type="dxa" w:w="2300"/>
-            <w:vAlign w:val="center"/>
-            <w:tcMar>
-              <w:top w:w="40" w:type="dxa"/>
-              <w:start w:w="120" w:type="dxa"/>
-              <w:bottom w:w="40" w:type="dxa"/>
-              <w:end w:w="120" w:type="dxa"/>
-            </w:tcMar>
-          </w:tcPr>
-          <w:p>
-            <w:pPr>
-              <w:spacing w:after="0" w:line="240" w:lineRule="auto"/>
-              <w:jc w:val="left"/>
-            </w:pPr>
-            <w:r>
-              <w:rPr>
-                <w:rFonts w:ascii="Calibri" w:hAnsi="Calibri"/>
-                <w:color w:val="17324D"/>
-                <w:sz w:val="17"/>
-              </w:rPr>
-              <w:t>Example implemented</w:t>
-            </w:r>
-          </w:p>
-        </w:tc>
-        <w:tc>
-          <w:tcPr>
-            <w:tcW w:type="dxa" w:w="5160"/>
-            <w:vAlign w:val="center"/>
-            <w:tcMar>
-              <w:top w:w="40" w:type="dxa"/>
-              <w:start w:w="120" w:type="dxa"/>
-              <w:bottom w:w="40" w:type="dxa"/>
-              <w:end w:w="120" w:type="dxa"/>
-            </w:tcMar>
-          </w:tcPr>
-          <w:p>
-            <w:pPr>
-              <w:spacing w:after="0" w:line="240" w:lineRule="auto"/>
-              <w:jc w:val="left"/>
-            </w:pPr>
-            <w:r>
-              <w:rPr>
-                <w:rFonts w:ascii="Calibri" w:hAnsi="Calibri"/>
-                <w:color w:val="17324D"/>
-                <w:sz w:val="17"/>
-              </w:rPr>
-              <w:t>Azure DevOps pipeline examples and policy branch-gate design exist. Real agents, variable groups, signing, SBOM, environments and promotion controls are not configured.</w:t>
-            </w:r>
-          </w:p>
-        </w:tc>
-      </w:tr>
-      <w:tr>
-        <w:trPr>
-          <w:cantSplit/>
-        </w:trPr>
-        <w:tc>
-          <w:tcPr>
-            <w:tcW w:type="dxa" w:w="1900"/>
-            <w:vAlign w:val="center"/>
-            <w:tcMar>
-              <w:top w:w="40" w:type="dxa"/>
-              <w:start w:w="120" w:type="dxa"/>
-              <w:bottom w:w="40" w:type="dxa"/>
-              <w:end w:w="120" w:type="dxa"/>
-            </w:tcMar>
-          </w:tcPr>
-          <w:p>
-            <w:pPr>
-              <w:spacing w:after="0" w:line="240" w:lineRule="auto"/>
               <w:jc w:val="left"/>
             </w:pPr>
             <w:r>
@@ -2985,7 +3143,7 @@
                 <w:color w:val="17324D"/>
                 <w:sz w:val="17"/>
               </w:rPr>
-              <w:t>Non-production and production tfvars contain placeholder IDs, subnets, security groups and image URIs. Provider versions are not yet pinned.</w:t>
+              <w:t>Non-production and production tfvars contain placeholder IDs, subnets, security groups and image URIs. Terraform providers are pinned, but target-account plans remain open.</w:t>
             </w:r>
           </w:p>
         </w:tc>
@@ -3012,7 +3170,7 @@
       <w:r>
         <w:drawing>
           <wp:inline xmlns:a="http://schemas.openxmlformats.org/drawingml/2006/main" xmlns:pic="http://schemas.openxmlformats.org/drawingml/2006/picture">
-            <wp:extent cx="5257800" cy="6940296"/>
+            <wp:extent cx="5394960" cy="1527161"/>
             <wp:docPr id="1" name="Picture 1" title="Target architecture and trust boundaries" descr="Target architecture and trust boundaries"/>
             <wp:cNvGraphicFramePr>
               <a:graphicFrameLocks noChangeAspect="1"/>
@@ -3021,7 +3179,7 @@
               <a:graphicData uri="http://schemas.openxmlformats.org/drawingml/2006/picture">
                 <pic:pic>
                   <pic:nvPicPr>
-                    <pic:cNvPr id="0" name="enterprise-mcp-platform-target-architecture.png"/>
+                    <pic:cNvPr id="0" name="enterprise-mcp-platform.png"/>
                     <pic:cNvPicPr/>
                   </pic:nvPicPr>
                   <pic:blipFill>
@@ -3033,7 +3191,7 @@
                   <pic:spPr>
                     <a:xfrm>
                       <a:off x="0" y="0"/>
-                      <a:ext cx="5257800" cy="6940296"/>
+                      <a:ext cx="5394960" cy="1527161"/>
                     </a:xfrm>
                     <a:prstGeom prst="rect"/>
                   </pic:spPr>
@@ -3060,7 +3218,7 @@
           <w:color w:val="17324D"/>
           <w:sz w:val="22"/>
         </w:rPr>
-        <w:t xml:space="preserve"> Editable source: </w:t>
+        <w:t xml:space="preserve"> Editable sources: </w:t>
       </w:r>
       <w:r>
         <w:rPr>
@@ -3069,7 +3227,7 @@
           <w:sz w:val="20"/>
           <w:shd w:fill="EAF2F8"/>
         </w:rPr>
-        <w:t>enterprise-mcp-platform-review.drawio</w:t>
+        <w:t>enterprise-mcp-platform.mmd</w:t>
       </w:r>
       <w:r>
         <w:rPr>
@@ -3077,7 +3235,24 @@
           <w:color w:val="17324D"/>
           <w:sz w:val="22"/>
         </w:rPr>
-        <w:t>, page “Target Architecture”.</w:t>
+        <w:t xml:space="preserve"> and </w:t>
+      </w:r>
+      <w:r>
+        <w:rPr>
+          <w:rFonts w:ascii="Courier New" w:hAnsi="Courier New"/>
+          <w:color w:val="1F4D78"/>
+          <w:sz w:val="20"/>
+          <w:shd w:fill="EAF2F8"/>
+        </w:rPr>
+        <w:t>enterprise-mcp-platform.drawio</w:t>
+      </w:r>
+      <w:r>
+        <w:rPr>
+          <w:rFonts w:ascii="Calibri" w:hAnsi="Calibri"/>
+          <w:color w:val="17324D"/>
+          <w:sz w:val="22"/>
+        </w:rPr>
+        <w:t>.</w:t>
       </w:r>
     </w:p>
     <w:p>
@@ -3085,7 +3260,461 @@
         <w:pStyle w:val="Heading2"/>
       </w:pPr>
       <w:r>
-        <w:t>6.1 Logical components</w:t>
+        <w:t>6.1 Deployment shape</w:t>
+      </w:r>
+    </w:p>
+    <w:p>
+      <w:pPr>
+        <w:spacing w:after="80" w:line="300" w:lineRule="auto"/>
+        <w:numPr>
+          <w:ilvl w:val="0"/>
+          <w:numId w:val="12"/>
+        </w:numPr>
+      </w:pPr>
+      <w:r>
+        <w:rPr>
+          <w:rFonts w:ascii="Calibri" w:hAnsi="Calibri"/>
+          <w:color w:val="17324D"/>
+          <w:sz w:val="22"/>
+        </w:rPr>
+        <w:t>One Gateway per environment.</w:t>
+      </w:r>
+    </w:p>
+    <w:p>
+      <w:pPr>
+        <w:spacing w:after="80" w:line="300" w:lineRule="auto"/>
+        <w:numPr>
+          <w:ilvl w:val="0"/>
+          <w:numId w:val="12"/>
+        </w:numPr>
+      </w:pPr>
+      <w:r>
+        <w:rPr>
+          <w:rFonts w:ascii="Calibri" w:hAnsi="Calibri"/>
+          <w:color w:val="17324D"/>
+          <w:sz w:val="22"/>
+        </w:rPr>
+        <w:t>Sydney (</w:t>
+      </w:r>
+      <w:r>
+        <w:rPr>
+          <w:rFonts w:ascii="Courier New" w:hAnsi="Courier New"/>
+          <w:color w:val="1F4D78"/>
+          <w:sz w:val="20"/>
+          <w:shd w:fill="EAF2F8"/>
+        </w:rPr>
+        <w:t>ap-southeast-2</w:t>
+      </w:r>
+      <w:r>
+        <w:rPr>
+          <w:rFonts w:ascii="Calibri" w:hAnsi="Calibri"/>
+          <w:color w:val="17324D"/>
+          <w:sz w:val="22"/>
+        </w:rPr>
+        <w:t>) is the current AgentCore Gateway/Runtime region.</w:t>
+      </w:r>
+    </w:p>
+    <w:p>
+      <w:pPr>
+        <w:spacing w:after="80" w:line="300" w:lineRule="auto"/>
+        <w:numPr>
+          <w:ilvl w:val="0"/>
+          <w:numId w:val="12"/>
+        </w:numPr>
+      </w:pPr>
+      <w:r>
+        <w:rPr>
+          <w:rFonts w:ascii="Calibri" w:hAnsi="Calibri"/>
+          <w:color w:val="17324D"/>
+          <w:sz w:val="22"/>
+        </w:rPr>
+        <w:t>Melbourne (</w:t>
+      </w:r>
+      <w:r>
+        <w:rPr>
+          <w:rFonts w:ascii="Courier New" w:hAnsi="Courier New"/>
+          <w:color w:val="1F4D78"/>
+          <w:sz w:val="20"/>
+          <w:shd w:fill="EAF2F8"/>
+        </w:rPr>
+        <w:t>ap-southeast-4</w:t>
+      </w:r>
+      <w:r>
+        <w:rPr>
+          <w:rFonts w:ascii="Calibri" w:hAnsi="Calibri"/>
+          <w:color w:val="17324D"/>
+          <w:sz w:val="22"/>
+        </w:rPr>
+        <w:t>) remains gated until AWS publishes the required</w:t>
+      </w:r>
+    </w:p>
+    <w:p>
+      <w:r>
+        <w:rPr>
+          <w:rFonts w:ascii="Calibri" w:hAnsi="Calibri"/>
+          <w:color w:val="17324D"/>
+          <w:sz w:val="22"/>
+        </w:rPr>
+        <w:t>endpoints and VPC support and a non-production deployment is validated.</w:t>
+      </w:r>
+    </w:p>
+    <w:p>
+      <w:pPr>
+        <w:spacing w:after="80" w:line="300" w:lineRule="auto"/>
+        <w:numPr>
+          <w:ilvl w:val="0"/>
+          <w:numId w:val="13"/>
+        </w:numPr>
+      </w:pPr>
+      <w:r>
+        <w:rPr>
+          <w:rFonts w:ascii="Calibri" w:hAnsi="Calibri"/>
+          <w:color w:val="17324D"/>
+          <w:sz w:val="22"/>
+        </w:rPr>
+        <w:t xml:space="preserve">Central platform/TFE supplies </w:t>
+      </w:r>
+      <w:r>
+        <w:rPr>
+          <w:rFonts w:ascii="Courier New" w:hAnsi="Courier New"/>
+          <w:color w:val="1F4D78"/>
+          <w:sz w:val="20"/>
+          <w:shd w:fill="EAF2F8"/>
+        </w:rPr>
+        <w:t>target_account_id</w:t>
+      </w:r>
+      <w:r>
+        <w:rPr>
+          <w:rFonts w:ascii="Calibri" w:hAnsi="Calibri"/>
+          <w:color w:val="17324D"/>
+          <w:sz w:val="22"/>
+        </w:rPr>
+        <w:t xml:space="preserve"> and existing Runtime</w:t>
+      </w:r>
+    </w:p>
+    <w:p>
+      <w:r>
+        <w:rPr>
+          <w:rFonts w:ascii="Calibri" w:hAnsi="Calibri"/>
+          <w:color w:val="17324D"/>
+          <w:sz w:val="22"/>
+        </w:rPr>
+        <w:t>subnet/security-group IDs.</w:t>
+      </w:r>
+    </w:p>
+    <w:p>
+      <w:pPr>
+        <w:spacing w:after="80" w:line="300" w:lineRule="auto"/>
+        <w:numPr>
+          <w:ilvl w:val="0"/>
+          <w:numId w:val="14"/>
+        </w:numPr>
+      </w:pPr>
+      <w:r>
+        <w:rPr>
+          <w:rFonts w:ascii="Calibri" w:hAnsi="Calibri"/>
+          <w:color w:val="17324D"/>
+          <w:sz w:val="22"/>
+        </w:rPr>
+        <w:t>The network/platform account owns Gateway PrivateLink, private DNS, endpoint</w:t>
+      </w:r>
+    </w:p>
+    <w:p>
+      <w:r>
+        <w:rPr>
+          <w:rFonts w:ascii="Calibri" w:hAnsi="Calibri"/>
+          <w:color w:val="17324D"/>
+          <w:sz w:val="22"/>
+        </w:rPr>
+        <w:t>policy, routing and client-side network controls.</w:t>
+      </w:r>
+    </w:p>
+    <w:p>
+      <w:pPr>
+        <w:spacing w:after="80" w:line="300" w:lineRule="auto"/>
+        <w:numPr>
+          <w:ilvl w:val="0"/>
+          <w:numId w:val="15"/>
+        </w:numPr>
+      </w:pPr>
+      <w:r>
+        <w:rPr>
+          <w:rFonts w:ascii="Calibri" w:hAnsi="Calibri"/>
+          <w:color w:val="17324D"/>
+          <w:sz w:val="22"/>
+        </w:rPr>
+        <w:t>One environment-specific Entra Enterprise MCP API audience.</w:t>
+      </w:r>
+    </w:p>
+    <w:p>
+      <w:pPr>
+        <w:spacing w:after="80" w:line="300" w:lineRule="auto"/>
+        <w:numPr>
+          <w:ilvl w:val="0"/>
+          <w:numId w:val="15"/>
+        </w:numPr>
+      </w:pPr>
+      <w:r>
+        <w:rPr>
+          <w:rFonts w:ascii="Calibri" w:hAnsi="Calibri"/>
+          <w:color w:val="17324D"/>
+          <w:sz w:val="22"/>
+        </w:rPr>
+        <w:t>Separate allowed client lists for non-production and production.</w:t>
+      </w:r>
+    </w:p>
+    <w:p>
+      <w:pPr>
+        <w:spacing w:after="80" w:line="300" w:lineRule="auto"/>
+        <w:numPr>
+          <w:ilvl w:val="0"/>
+          <w:numId w:val="15"/>
+        </w:numPr>
+      </w:pPr>
+      <w:r>
+        <w:rPr>
+          <w:rFonts w:ascii="Calibri" w:hAnsi="Calibri"/>
+          <w:color w:val="17324D"/>
+          <w:sz w:val="22"/>
+        </w:rPr>
+        <w:t xml:space="preserve">Separate </w:t>
+      </w:r>
+      <w:r>
+        <w:rPr>
+          <w:rFonts w:ascii="Courier New" w:hAnsi="Courier New"/>
+          <w:color w:val="1F4D78"/>
+          <w:sz w:val="20"/>
+          <w:shd w:fill="EAF2F8"/>
+        </w:rPr>
+        <w:t>sharepoint-delegated</w:t>
+      </w:r>
+      <w:r>
+        <w:rPr>
+          <w:rFonts w:ascii="Calibri" w:hAnsi="Calibri"/>
+          <w:color w:val="17324D"/>
+          <w:sz w:val="22"/>
+        </w:rPr>
+        <w:t xml:space="preserve"> and </w:t>
+      </w:r>
+      <w:r>
+        <w:rPr>
+          <w:rFonts w:ascii="Courier New" w:hAnsi="Courier New"/>
+          <w:color w:val="1F4D78"/>
+          <w:sz w:val="20"/>
+          <w:shd w:fill="EAF2F8"/>
+        </w:rPr>
+        <w:t>sharepoint-application</w:t>
+      </w:r>
+    </w:p>
+    <w:p>
+      <w:r>
+        <w:rPr>
+          <w:rFonts w:ascii="Calibri" w:hAnsi="Calibri"/>
+          <w:color w:val="17324D"/>
+          <w:sz w:val="22"/>
+        </w:rPr>
+        <w:t>targets/Runtimes, built from the same SharePoint service source and image.</w:t>
+      </w:r>
+    </w:p>
+    <w:p>
+      <w:pPr>
+        <w:spacing w:after="80" w:line="300" w:lineRule="auto"/>
+        <w:numPr>
+          <w:ilvl w:val="0"/>
+          <w:numId w:val="16"/>
+        </w:numPr>
+      </w:pPr>
+      <w:r>
+        <w:rPr>
+          <w:rFonts w:ascii="Calibri" w:hAnsi="Calibri"/>
+          <w:color w:val="17324D"/>
+          <w:sz w:val="22"/>
+        </w:rPr>
+        <w:t>Direct AWS Knowledge and Microsoft Learn remote MCP targets for public</w:t>
+      </w:r>
+    </w:p>
+    <w:p>
+      <w:r>
+        <w:rPr>
+          <w:rFonts w:ascii="Calibri" w:hAnsi="Calibri"/>
+          <w:color w:val="17324D"/>
+          <w:sz w:val="22"/>
+        </w:rPr>
+        <w:t>documentation.</w:t>
+      </w:r>
+    </w:p>
+    <w:p>
+      <w:pPr>
+        <w:spacing w:after="80" w:line="300" w:lineRule="auto"/>
+        <w:numPr>
+          <w:ilvl w:val="0"/>
+          <w:numId w:val="17"/>
+        </w:numPr>
+      </w:pPr>
+      <w:r>
+        <w:rPr>
+          <w:rFonts w:ascii="Calibri" w:hAnsi="Calibri"/>
+          <w:color w:val="17324D"/>
+          <w:sz w:val="22"/>
+        </w:rPr>
+        <w:t>One enterprise-hosted Terraform MCP Runtime/target with only the public</w:t>
+      </w:r>
+    </w:p>
+    <w:p>
+      <w:r>
+        <w:rPr>
+          <w:rFonts w:ascii="Calibri" w:hAnsi="Calibri"/>
+          <w:color w:val="17324D"/>
+          <w:sz w:val="22"/>
+        </w:rPr>
+        <w:t>Registry toolset, Terraform operations disabled and no TFE credential.</w:t>
+      </w:r>
+    </w:p>
+    <w:p>
+      <w:pPr>
+        <w:spacing w:after="80" w:line="300" w:lineRule="auto"/>
+        <w:numPr>
+          <w:ilvl w:val="0"/>
+          <w:numId w:val="18"/>
+        </w:numPr>
+      </w:pPr>
+      <w:r>
+        <w:rPr>
+          <w:rFonts w:ascii="Calibri" w:hAnsi="Calibri"/>
+          <w:color w:val="17324D"/>
+          <w:sz w:val="22"/>
+        </w:rPr>
+        <w:t>SharePoint enabled first; CRM and internal software disabled. CRM starts with</w:t>
+      </w:r>
+    </w:p>
+    <w:p>
+      <w:r>
+        <w:rPr>
+          <w:rFonts w:ascii="Calibri" w:hAnsi="Calibri"/>
+          <w:color w:val="17324D"/>
+          <w:sz w:val="22"/>
+        </w:rPr>
+        <w:t>one application lane unless its API requires delegated user semantics.</w:t>
+      </w:r>
+    </w:p>
+    <w:p>
+      <w:pPr>
+        <w:spacing w:after="80" w:line="300" w:lineRule="auto"/>
+        <w:numPr>
+          <w:ilvl w:val="0"/>
+          <w:numId w:val="19"/>
+        </w:numPr>
+      </w:pPr>
+      <w:r>
+        <w:rPr>
+          <w:rFonts w:ascii="Calibri" w:hAnsi="Calibri"/>
+          <w:color w:val="17324D"/>
+          <w:sz w:val="22"/>
+        </w:rPr>
+        <w:t>Databricks remains disabled pending a separate OAuth, Unity Catalog, network</w:t>
+      </w:r>
+    </w:p>
+    <w:p>
+      <w:r>
+        <w:rPr>
+          <w:rFonts w:ascii="Calibri" w:hAnsi="Calibri"/>
+          <w:color w:val="17324D"/>
+          <w:sz w:val="22"/>
+        </w:rPr>
+        <w:t>and preview-lifecycle decision.</w:t>
+      </w:r>
+    </w:p>
+    <w:p>
+      <w:pPr>
+        <w:spacing w:after="80" w:line="300" w:lineRule="auto"/>
+        <w:numPr>
+          <w:ilvl w:val="0"/>
+          <w:numId w:val="20"/>
+        </w:numPr>
+      </w:pPr>
+      <w:r>
+        <w:rPr>
+          <w:rFonts w:ascii="Calibri" w:hAnsi="Calibri"/>
+          <w:color w:val="17324D"/>
+          <w:sz w:val="22"/>
+        </w:rPr>
+        <w:t>One shared Terraform root instantiated through separate non-production and production state.</w:t>
+      </w:r>
+    </w:p>
+    <w:p>
+      <w:pPr>
+        <w:spacing w:after="80" w:line="300" w:lineRule="auto"/>
+        <w:numPr>
+          <w:ilvl w:val="0"/>
+          <w:numId w:val="20"/>
+        </w:numPr>
+      </w:pPr>
+      <w:r>
+        <w:rPr>
+          <w:rFonts w:ascii="Calibri" w:hAnsi="Calibri"/>
+          <w:color w:val="17324D"/>
+          <w:sz w:val="22"/>
+        </w:rPr>
+        <w:t>Final service image URI passed to Runtime; no Runtime deploys a base-image URI.</w:t>
+      </w:r>
+    </w:p>
+    <w:p>
+      <w:pPr>
+        <w:spacing w:after="80" w:line="300" w:lineRule="auto"/>
+        <w:numPr>
+          <w:ilvl w:val="0"/>
+          <w:numId w:val="20"/>
+        </w:numPr>
+      </w:pPr>
+      <w:r>
+        <w:rPr>
+          <w:rFonts w:ascii="Calibri" w:hAnsi="Calibri"/>
+          <w:color w:val="17324D"/>
+          <w:sz w:val="22"/>
+        </w:rPr>
+        <w:t xml:space="preserve">Gateway policy remains </w:t>
+      </w:r>
+      <w:r>
+        <w:rPr>
+          <w:rFonts w:ascii="Courier New" w:hAnsi="Courier New"/>
+          <w:color w:val="1F4D78"/>
+          <w:sz w:val="20"/>
+          <w:shd w:fill="EAF2F8"/>
+        </w:rPr>
+        <w:t>LOG_ONLY</w:t>
+      </w:r>
+      <w:r>
+        <w:rPr>
+          <w:rFonts w:ascii="Calibri" w:hAnsi="Calibri"/>
+          <w:color w:val="17324D"/>
+          <w:sz w:val="22"/>
+        </w:rPr>
+        <w:t xml:space="preserve"> only during controlled validation and must be </w:t>
+      </w:r>
+      <w:r>
+        <w:rPr>
+          <w:rFonts w:ascii="Courier New" w:hAnsi="Courier New"/>
+          <w:color w:val="1F4D78"/>
+          <w:sz w:val="20"/>
+          <w:shd w:fill="EAF2F8"/>
+        </w:rPr>
+        <w:t>ENFORCE</w:t>
+      </w:r>
+      <w:r>
+        <w:rPr>
+          <w:rFonts w:ascii="Calibri" w:hAnsi="Calibri"/>
+          <w:color w:val="17324D"/>
+          <w:sz w:val="22"/>
+        </w:rPr>
+        <w:t xml:space="preserve"> before production use.</w:t>
+      </w:r>
+    </w:p>
+    <w:p>
+      <w:pPr>
+        <w:pStyle w:val="Heading2"/>
+      </w:pPr>
+      <w:r>
+        <w:t>6.2 Logical components</w:t>
       </w:r>
     </w:p>
     <w:tbl>
@@ -3246,7 +3875,7 @@
                 <w:color w:val="17324D"/>
                 <w:sz w:val="17"/>
               </w:rPr>
-              <w:t>Obtains a delegated Entra token and invokes approved MCP operations</w:t>
+              <w:t>Reads the delegated token obtained by the employee through the approved helper and invokes approved MCP operations</w:t>
             </w:r>
           </w:p>
         </w:tc>
@@ -3303,7 +3932,7 @@
                 <w:color w:val="17324D"/>
                 <w:sz w:val="17"/>
               </w:rPr>
-              <w:t>AI agent or AI application running in AWS</w:t>
+              <w:t>Scheduled or background AI application</w:t>
             </w:r>
           </w:p>
         </w:tc>
@@ -3329,7 +3958,7 @@
                 <w:color w:val="17324D"/>
                 <w:sz w:val="17"/>
               </w:rPr>
-              <w:t>Optionally obtains an app-only Entra token for governed SharePoint reads</w:t>
+              <w:t>Obtains an app-only Entra token for predefined governed operations</w:t>
             </w:r>
           </w:p>
         </w:tc>
@@ -3635,7 +4264,7 @@
                 <w:color w:val="17324D"/>
                 <w:sz w:val="17"/>
               </w:rPr>
-              <w:t>Gateway Policy Engine</w:t>
+              <w:t>Direct Cedar in Gateway Policy Engine</w:t>
             </w:r>
           </w:p>
         </w:tc>
@@ -3661,7 +4290,7 @@
                 <w:color w:val="17324D"/>
                 <w:sz w:val="17"/>
               </w:rPr>
-              <w:t>Deterministically allows or denies tool actions using caller context and inputs</w:t>
+              <w:t>Deterministically allows or denies exact target-qualified tool actions using caller context and inputs</w:t>
             </w:r>
           </w:p>
         </w:tc>
@@ -3687,7 +4316,273 @@
                 <w:color w:val="17324D"/>
                 <w:sz w:val="17"/>
               </w:rPr>
-              <w:t>Tool authorization boundary outside model/runtime code</w:t>
+              <w:t>Sole MCP caller/tool authorization boundary</w:t>
+            </w:r>
+          </w:p>
+        </w:tc>
+      </w:tr>
+      <w:tr>
+        <w:trPr>
+          <w:cantSplit/>
+        </w:trPr>
+        <w:tc>
+          <w:tcPr>
+            <w:tcW w:type="dxa" w:w="2200"/>
+            <w:vAlign w:val="center"/>
+            <w:tcMar>
+              <w:top w:w="40" w:type="dxa"/>
+              <w:start w:w="120" w:type="dxa"/>
+              <w:bottom w:w="40" w:type="dxa"/>
+              <w:end w:w="120" w:type="dxa"/>
+            </w:tcMar>
+          </w:tcPr>
+          <w:p>
+            <w:pPr>
+              <w:spacing w:after="0" w:line="240" w:lineRule="auto"/>
+              <w:jc w:val="left"/>
+            </w:pPr>
+            <w:r>
+              <w:rPr>
+                <w:rFonts w:ascii="Calibri" w:hAnsi="Calibri"/>
+                <w:color w:val="17324D"/>
+                <w:sz w:val="17"/>
+              </w:rPr>
+              <w:t>AWS Knowledge / Microsoft Learn targets</w:t>
+            </w:r>
+          </w:p>
+        </w:tc>
+        <w:tc>
+          <w:tcPr>
+            <w:tcW w:type="dxa" w:w="3300"/>
+            <w:vAlign w:val="center"/>
+            <w:tcMar>
+              <w:top w:w="40" w:type="dxa"/>
+              <w:start w:w="120" w:type="dxa"/>
+              <w:bottom w:w="40" w:type="dxa"/>
+              <w:end w:w="120" w:type="dxa"/>
+            </w:tcMar>
+          </w:tcPr>
+          <w:p>
+            <w:pPr>
+              <w:spacing w:after="0" w:line="240" w:lineRule="auto"/>
+              <w:jc w:val="left"/>
+            </w:pPr>
+            <w:r>
+              <w:rPr>
+                <w:rFonts w:ascii="Calibri" w:hAnsi="Calibri"/>
+                <w:color w:val="17324D"/>
+                <w:sz w:val="17"/>
+              </w:rPr>
+              <w:t>Return public vendor documentation through direct remote MCP targets</w:t>
+            </w:r>
+          </w:p>
+        </w:tc>
+        <w:tc>
+          <w:tcPr>
+            <w:tcW w:type="dxa" w:w="3860"/>
+            <w:vAlign w:val="center"/>
+            <w:tcMar>
+              <w:top w:w="40" w:type="dxa"/>
+              <w:start w:w="120" w:type="dxa"/>
+              <w:bottom w:w="40" w:type="dxa"/>
+              <w:end w:w="120" w:type="dxa"/>
+            </w:tcMar>
+          </w:tcPr>
+          <w:p>
+            <w:pPr>
+              <w:spacing w:after="0" w:line="240" w:lineRule="auto"/>
+              <w:jc w:val="left"/>
+            </w:pPr>
+            <w:r>
+              <w:rPr>
+                <w:rFonts w:ascii="Calibri" w:hAnsi="Calibri"/>
+                <w:color w:val="17324D"/>
+                <w:sz w:val="17"/>
+              </w:rPr>
+              <w:t>External public-content and availability boundary</w:t>
+            </w:r>
+          </w:p>
+        </w:tc>
+      </w:tr>
+      <w:tr>
+        <w:trPr>
+          <w:cantSplit/>
+        </w:trPr>
+        <w:tc>
+          <w:tcPr>
+            <w:tcW w:type="dxa" w:w="2200"/>
+            <w:vAlign w:val="center"/>
+            <w:tcMar>
+              <w:top w:w="40" w:type="dxa"/>
+              <w:start w:w="120" w:type="dxa"/>
+              <w:bottom w:w="40" w:type="dxa"/>
+              <w:end w:w="120" w:type="dxa"/>
+            </w:tcMar>
+          </w:tcPr>
+          <w:p>
+            <w:pPr>
+              <w:spacing w:after="0" w:line="240" w:lineRule="auto"/>
+              <w:jc w:val="left"/>
+            </w:pPr>
+            <w:r>
+              <w:rPr>
+                <w:rFonts w:ascii="Calibri" w:hAnsi="Calibri"/>
+                <w:color w:val="17324D"/>
+                <w:sz w:val="17"/>
+              </w:rPr>
+              <w:t>Terraform MCP Runtime</w:t>
+            </w:r>
+          </w:p>
+        </w:tc>
+        <w:tc>
+          <w:tcPr>
+            <w:tcW w:type="dxa" w:w="3300"/>
+            <w:vAlign w:val="center"/>
+            <w:tcMar>
+              <w:top w:w="40" w:type="dxa"/>
+              <w:start w:w="120" w:type="dxa"/>
+              <w:bottom w:w="40" w:type="dxa"/>
+              <w:end w:w="120" w:type="dxa"/>
+            </w:tcMar>
+          </w:tcPr>
+          <w:p>
+            <w:pPr>
+              <w:spacing w:after="0" w:line="240" w:lineRule="auto"/>
+              <w:jc w:val="left"/>
+            </w:pPr>
+            <w:r>
+              <w:rPr>
+                <w:rFonts w:ascii="Calibri" w:hAnsi="Calibri"/>
+                <w:color w:val="17324D"/>
+                <w:sz w:val="17"/>
+              </w:rPr>
+              <w:t>Exposes only public Registry provider/module documentation; has no TFE credential or Terraform operations</w:t>
+            </w:r>
+          </w:p>
+        </w:tc>
+        <w:tc>
+          <w:tcPr>
+            <w:tcW w:type="dxa" w:w="3860"/>
+            <w:vAlign w:val="center"/>
+            <w:tcMar>
+              <w:top w:w="40" w:type="dxa"/>
+              <w:start w:w="120" w:type="dxa"/>
+              <w:bottom w:w="40" w:type="dxa"/>
+              <w:end w:w="120" w:type="dxa"/>
+            </w:tcMar>
+          </w:tcPr>
+          <w:p>
+            <w:pPr>
+              <w:spacing w:after="0" w:line="240" w:lineRule="auto"/>
+              <w:jc w:val="left"/>
+            </w:pPr>
+            <w:r>
+              <w:rPr>
+                <w:rFonts w:ascii="Calibri" w:hAnsi="Calibri"/>
+                <w:color w:val="17324D"/>
+                <w:sz w:val="17"/>
+              </w:rPr>
+              <w:t>Enterprise-hosted documentation boundary</w:t>
+            </w:r>
+          </w:p>
+        </w:tc>
+      </w:tr>
+      <w:tr>
+        <w:trPr>
+          <w:cantSplit/>
+        </w:trPr>
+        <w:tc>
+          <w:tcPr>
+            <w:tcW w:type="dxa" w:w="2200"/>
+            <w:vAlign w:val="center"/>
+            <w:tcMar>
+              <w:top w:w="40" w:type="dxa"/>
+              <w:start w:w="120" w:type="dxa"/>
+              <w:bottom w:w="40" w:type="dxa"/>
+              <w:end w:w="120" w:type="dxa"/>
+            </w:tcMar>
+          </w:tcPr>
+          <w:p>
+            <w:pPr>
+              <w:spacing w:after="0" w:line="240" w:lineRule="auto"/>
+              <w:jc w:val="left"/>
+            </w:pPr>
+            <w:r>
+              <w:rPr>
+                <w:rFonts w:ascii="Calibri" w:hAnsi="Calibri"/>
+                <w:color w:val="17324D"/>
+                <w:sz w:val="17"/>
+              </w:rPr>
+              <w:t>OBO assertion interceptor</w:t>
+            </w:r>
+          </w:p>
+        </w:tc>
+        <w:tc>
+          <w:tcPr>
+            <w:tcW w:type="dxa" w:w="3300"/>
+            <w:vAlign w:val="center"/>
+            <w:tcMar>
+              <w:top w:w="40" w:type="dxa"/>
+              <w:start w:w="120" w:type="dxa"/>
+              <w:bottom w:w="40" w:type="dxa"/>
+              <w:end w:w="120" w:type="dxa"/>
+            </w:tcMar>
+          </w:tcPr>
+          <w:p>
+            <w:pPr>
+              <w:spacing w:after="0" w:line="240" w:lineRule="auto"/>
+              <w:jc w:val="left"/>
+            </w:pPr>
+            <w:r>
+              <w:rPr>
+                <w:rFonts w:ascii="Calibri" w:hAnsi="Calibri"/>
+                <w:color w:val="17324D"/>
+                <w:sz w:val="17"/>
+              </w:rPr>
+              <w:t xml:space="preserve">Copies the Gateway-validated bearer assertion only for </w:t>
+            </w:r>
+            <w:r>
+              <w:rPr>
+                <w:rFonts w:ascii="Courier New" w:hAnsi="Courier New"/>
+                <w:color w:val="1F4D78"/>
+                <w:sz w:val="17"/>
+                <w:shd w:fill="EAF2F8"/>
+              </w:rPr>
+              <w:t>sharepoint-delegated___*</w:t>
+            </w:r>
+            <w:r>
+              <w:rPr>
+                <w:rFonts w:ascii="Calibri" w:hAnsi="Calibri"/>
+                <w:color w:val="17324D"/>
+                <w:sz w:val="17"/>
+              </w:rPr>
+              <w:t xml:space="preserve"> calls and never logs it</w:t>
+            </w:r>
+          </w:p>
+        </w:tc>
+        <w:tc>
+          <w:tcPr>
+            <w:tcW w:type="dxa" w:w="3860"/>
+            <w:vAlign w:val="center"/>
+            <w:tcMar>
+              <w:top w:w="40" w:type="dxa"/>
+              <w:start w:w="120" w:type="dxa"/>
+              <w:bottom w:w="40" w:type="dxa"/>
+              <w:end w:w="120" w:type="dxa"/>
+            </w:tcMar>
+          </w:tcPr>
+          <w:p>
+            <w:pPr>
+              <w:spacing w:after="0" w:line="240" w:lineRule="auto"/>
+              <w:jc w:val="left"/>
+            </w:pPr>
+            <w:r>
+              <w:rPr>
+                <w:rFonts w:ascii="Calibri" w:hAnsi="Calibri"/>
+                <w:color w:val="17324D"/>
+                <w:sz w:val="17"/>
+              </w:rPr>
+              <w:t>Trusted credential-propagation boundary</w:t>
             </w:r>
           </w:p>
         </w:tc>
@@ -3801,7 +4696,7 @@
                 <w:color w:val="17324D"/>
                 <w:sz w:val="17"/>
               </w:rPr>
-              <w:t>SharePoint Runtime</w:t>
+              <w:t>SharePoint delegated Runtime</w:t>
             </w:r>
           </w:p>
         </w:tc>
@@ -3827,7 +4722,7 @@
                 <w:color w:val="17324D"/>
                 <w:sz w:val="17"/>
               </w:rPr>
-              <w:t>Hosts only SharePoint MCP tools and validates tool/resource inputs</w:t>
+              <w:t>Hosts the upload tool, validates inputs and obtains Graph OBO tokens</w:t>
             </w:r>
           </w:p>
         </w:tc>
@@ -3853,7 +4748,90 @@
                 <w:color w:val="17324D"/>
                 <w:sz w:val="17"/>
               </w:rPr>
-              <w:t>Downstream-system service boundary</w:t>
+              <w:t>Delegated employee execution boundary</w:t>
+            </w:r>
+          </w:p>
+        </w:tc>
+      </w:tr>
+      <w:tr>
+        <w:trPr>
+          <w:cantSplit/>
+        </w:trPr>
+        <w:tc>
+          <w:tcPr>
+            <w:tcW w:type="dxa" w:w="2200"/>
+            <w:vAlign w:val="center"/>
+            <w:tcMar>
+              <w:top w:w="40" w:type="dxa"/>
+              <w:start w:w="120" w:type="dxa"/>
+              <w:bottom w:w="40" w:type="dxa"/>
+              <w:end w:w="120" w:type="dxa"/>
+            </w:tcMar>
+          </w:tcPr>
+          <w:p>
+            <w:pPr>
+              <w:spacing w:after="0" w:line="240" w:lineRule="auto"/>
+              <w:jc w:val="left"/>
+            </w:pPr>
+            <w:r>
+              <w:rPr>
+                <w:rFonts w:ascii="Calibri" w:hAnsi="Calibri"/>
+                <w:color w:val="17324D"/>
+                <w:sz w:val="17"/>
+              </w:rPr>
+              <w:t>SharePoint application Runtime</w:t>
+            </w:r>
+          </w:p>
+        </w:tc>
+        <w:tc>
+          <w:tcPr>
+            <w:tcW w:type="dxa" w:w="3300"/>
+            <w:vAlign w:val="center"/>
+            <w:tcMar>
+              <w:top w:w="40" w:type="dxa"/>
+              <w:start w:w="120" w:type="dxa"/>
+              <w:bottom w:w="40" w:type="dxa"/>
+              <w:end w:w="120" w:type="dxa"/>
+            </w:tcMar>
+          </w:tcPr>
+          <w:p>
+            <w:pPr>
+              <w:spacing w:after="0" w:line="240" w:lineRule="auto"/>
+              <w:jc w:val="left"/>
+            </w:pPr>
+            <w:r>
+              <w:rPr>
+                <w:rFonts w:ascii="Calibri" w:hAnsi="Calibri"/>
+                <w:color w:val="17324D"/>
+                <w:sz w:val="17"/>
+              </w:rPr>
+              <w:t>Hosts the same upload tool, validates inputs and obtains a Graph app token</w:t>
+            </w:r>
+          </w:p>
+        </w:tc>
+        <w:tc>
+          <w:tcPr>
+            <w:tcW w:type="dxa" w:w="3860"/>
+            <w:vAlign w:val="center"/>
+            <w:tcMar>
+              <w:top w:w="40" w:type="dxa"/>
+              <w:start w:w="120" w:type="dxa"/>
+              <w:bottom w:w="40" w:type="dxa"/>
+              <w:end w:w="120" w:type="dxa"/>
+            </w:tcMar>
+          </w:tcPr>
+          <w:p>
+            <w:pPr>
+              <w:spacing w:after="0" w:line="240" w:lineRule="auto"/>
+              <w:jc w:val="left"/>
+            </w:pPr>
+            <w:r>
+              <w:rPr>
+                <w:rFonts w:ascii="Calibri" w:hAnsi="Calibri"/>
+                <w:color w:val="17324D"/>
+                <w:sz w:val="17"/>
+              </w:rPr>
+              <w:t>App-only execution boundary</w:t>
             </w:r>
           </w:p>
         </w:tc>
@@ -3967,7 +4945,7 @@
                 <w:color w:val="17324D"/>
                 <w:sz w:val="17"/>
               </w:rPr>
-              <w:t>Microsoft Graph credential</w:t>
+              <w:t>Network/platform account</w:t>
             </w:r>
           </w:p>
         </w:tc>
@@ -3993,7 +4971,173 @@
                 <w:color w:val="17324D"/>
                 <w:sz w:val="17"/>
               </w:rPr>
-              <w:t>Obtains a Graph token independently from the inbound caller token</w:t>
+              <w:t>Owns Gateway PrivateLink, private DNS, endpoint policy, routing and client-side network controls</w:t>
+            </w:r>
+          </w:p>
+        </w:tc>
+        <w:tc>
+          <w:tcPr>
+            <w:tcW w:type="dxa" w:w="3860"/>
+            <w:vAlign w:val="center"/>
+            <w:tcMar>
+              <w:top w:w="40" w:type="dxa"/>
+              <w:start w:w="120" w:type="dxa"/>
+              <w:bottom w:w="40" w:type="dxa"/>
+              <w:end w:w="120" w:type="dxa"/>
+            </w:tcMar>
+          </w:tcPr>
+          <w:p>
+            <w:pPr>
+              <w:spacing w:after="0" w:line="240" w:lineRule="auto"/>
+              <w:jc w:val="left"/>
+            </w:pPr>
+            <w:r>
+              <w:rPr>
+                <w:rFonts w:ascii="Calibri" w:hAnsi="Calibri"/>
+                <w:color w:val="17324D"/>
+                <w:sz w:val="17"/>
+              </w:rPr>
+              <w:t>External private-connectivity boundary</w:t>
+            </w:r>
+          </w:p>
+        </w:tc>
+      </w:tr>
+      <w:tr>
+        <w:trPr>
+          <w:cantSplit/>
+        </w:trPr>
+        <w:tc>
+          <w:tcPr>
+            <w:tcW w:type="dxa" w:w="2200"/>
+            <w:vAlign w:val="center"/>
+            <w:tcMar>
+              <w:top w:w="40" w:type="dxa"/>
+              <w:start w:w="120" w:type="dxa"/>
+              <w:bottom w:w="40" w:type="dxa"/>
+              <w:end w:w="120" w:type="dxa"/>
+            </w:tcMar>
+          </w:tcPr>
+          <w:p>
+            <w:pPr>
+              <w:spacing w:after="0" w:line="240" w:lineRule="auto"/>
+              <w:jc w:val="left"/>
+            </w:pPr>
+            <w:r>
+              <w:rPr>
+                <w:rFonts w:ascii="Calibri" w:hAnsi="Calibri"/>
+                <w:color w:val="17324D"/>
+                <w:sz w:val="17"/>
+              </w:rPr>
+              <w:t>Microsoft Graph OBO token</w:t>
+            </w:r>
+          </w:p>
+        </w:tc>
+        <w:tc>
+          <w:tcPr>
+            <w:tcW w:type="dxa" w:w="3300"/>
+            <w:vAlign w:val="center"/>
+            <w:tcMar>
+              <w:top w:w="40" w:type="dxa"/>
+              <w:start w:w="120" w:type="dxa"/>
+              <w:bottom w:w="40" w:type="dxa"/>
+              <w:end w:w="120" w:type="dxa"/>
+            </w:tcMar>
+          </w:tcPr>
+          <w:p>
+            <w:pPr>
+              <w:spacing w:after="0" w:line="240" w:lineRule="auto"/>
+              <w:jc w:val="left"/>
+            </w:pPr>
+            <w:r>
+              <w:rPr>
+                <w:rFonts w:ascii="Calibri" w:hAnsi="Calibri"/>
+                <w:color w:val="17324D"/>
+                <w:sz w:val="17"/>
+              </w:rPr>
+              <w:t>Represents the signed-in employee for downstream calls</w:t>
+            </w:r>
+          </w:p>
+        </w:tc>
+        <w:tc>
+          <w:tcPr>
+            <w:tcW w:type="dxa" w:w="3860"/>
+            <w:vAlign w:val="center"/>
+            <w:tcMar>
+              <w:top w:w="40" w:type="dxa"/>
+              <w:start w:w="120" w:type="dxa"/>
+              <w:bottom w:w="40" w:type="dxa"/>
+              <w:end w:w="120" w:type="dxa"/>
+            </w:tcMar>
+          </w:tcPr>
+          <w:p>
+            <w:pPr>
+              <w:spacing w:after="0" w:line="240" w:lineRule="auto"/>
+              <w:jc w:val="left"/>
+            </w:pPr>
+            <w:r>
+              <w:rPr>
+                <w:rFonts w:ascii="Calibri" w:hAnsi="Calibri"/>
+                <w:color w:val="17324D"/>
+                <w:sz w:val="17"/>
+              </w:rPr>
+              <w:t>Delegated downstream identity</w:t>
+            </w:r>
+          </w:p>
+        </w:tc>
+      </w:tr>
+      <w:tr>
+        <w:trPr>
+          <w:cantSplit/>
+        </w:trPr>
+        <w:tc>
+          <w:tcPr>
+            <w:tcW w:type="dxa" w:w="2200"/>
+            <w:vAlign w:val="center"/>
+            <w:tcMar>
+              <w:top w:w="40" w:type="dxa"/>
+              <w:start w:w="120" w:type="dxa"/>
+              <w:bottom w:w="40" w:type="dxa"/>
+              <w:end w:w="120" w:type="dxa"/>
+            </w:tcMar>
+          </w:tcPr>
+          <w:p>
+            <w:pPr>
+              <w:spacing w:after="0" w:line="240" w:lineRule="auto"/>
+              <w:jc w:val="left"/>
+            </w:pPr>
+            <w:r>
+              <w:rPr>
+                <w:rFonts w:ascii="Calibri" w:hAnsi="Calibri"/>
+                <w:color w:val="17324D"/>
+                <w:sz w:val="17"/>
+              </w:rPr>
+              <w:t>Microsoft Graph application credential</w:t>
+            </w:r>
+          </w:p>
+        </w:tc>
+        <w:tc>
+          <w:tcPr>
+            <w:tcW w:type="dxa" w:w="3300"/>
+            <w:vAlign w:val="center"/>
+            <w:tcMar>
+              <w:top w:w="40" w:type="dxa"/>
+              <w:start w:w="120" w:type="dxa"/>
+              <w:bottom w:w="40" w:type="dxa"/>
+              <w:end w:w="120" w:type="dxa"/>
+            </w:tcMar>
+          </w:tcPr>
+          <w:p>
+            <w:pPr>
+              <w:spacing w:after="0" w:line="240" w:lineRule="auto"/>
+              <w:jc w:val="left"/>
+            </w:pPr>
+            <w:r>
+              <w:rPr>
+                <w:rFonts w:ascii="Calibri" w:hAnsi="Calibri"/>
+                <w:color w:val="17324D"/>
+                <w:sz w:val="17"/>
+              </w:rPr>
+              <w:t>Obtains an app token for the application lane</w:t>
             </w:r>
           </w:p>
         </w:tc>
@@ -4076,7 +5220,24 @@
                 <w:color w:val="17324D"/>
                 <w:sz w:val="17"/>
               </w:rPr>
-              <w:t>Enforces selected site permissions and SharePoint resource controls</w:t>
+              <w:t xml:space="preserve">Enforces native employee ACLs or </w:t>
+            </w:r>
+            <w:r>
+              <w:rPr>
+                <w:rFonts w:ascii="Courier New" w:hAnsi="Courier New"/>
+                <w:color w:val="1F4D78"/>
+                <w:sz w:val="17"/>
+                <w:shd w:fill="EAF2F8"/>
+              </w:rPr>
+              <w:t>Sites.Selected</w:t>
+            </w:r>
+            <w:r>
+              <w:rPr>
+                <w:rFonts w:ascii="Calibri" w:hAnsi="Calibri"/>
+                <w:color w:val="17324D"/>
+                <w:sz w:val="17"/>
+              </w:rPr>
+              <w:t xml:space="preserve"> application grants</w:t>
             </w:r>
           </w:p>
         </w:tc>
@@ -4107,172 +5268,6 @@
           </w:p>
         </w:tc>
       </w:tr>
-      <w:tr>
-        <w:trPr>
-          <w:cantSplit/>
-        </w:trPr>
-        <w:tc>
-          <w:tcPr>
-            <w:tcW w:type="dxa" w:w="2200"/>
-            <w:vAlign w:val="center"/>
-            <w:tcMar>
-              <w:top w:w="40" w:type="dxa"/>
-              <w:start w:w="120" w:type="dxa"/>
-              <w:bottom w:w="40" w:type="dxa"/>
-              <w:end w:w="120" w:type="dxa"/>
-            </w:tcMar>
-          </w:tcPr>
-          <w:p>
-            <w:pPr>
-              <w:spacing w:after="0" w:line="240" w:lineRule="auto"/>
-              <w:jc w:val="center"/>
-            </w:pPr>
-            <w:r>
-              <w:rPr>
-                <w:rFonts w:ascii="Calibri" w:hAnsi="Calibri"/>
-                <w:color w:val="17324D"/>
-                <w:sz w:val="17"/>
-              </w:rPr>
-              <w:t>Central ECR</w:t>
-            </w:r>
-          </w:p>
-        </w:tc>
-        <w:tc>
-          <w:tcPr>
-            <w:tcW w:type="dxa" w:w="3300"/>
-            <w:vAlign w:val="center"/>
-            <w:tcMar>
-              <w:top w:w="40" w:type="dxa"/>
-              <w:start w:w="120" w:type="dxa"/>
-              <w:bottom w:w="40" w:type="dxa"/>
-              <w:end w:w="120" w:type="dxa"/>
-            </w:tcMar>
-          </w:tcPr>
-          <w:p>
-            <w:pPr>
-              <w:spacing w:after="0" w:line="240" w:lineRule="auto"/>
-              <w:jc w:val="left"/>
-            </w:pPr>
-            <w:r>
-              <w:rPr>
-                <w:rFonts w:ascii="Calibri" w:hAnsi="Calibri"/>
-                <w:color w:val="17324D"/>
-                <w:sz w:val="17"/>
-              </w:rPr>
-              <w:t>Stores final immutable service images</w:t>
-            </w:r>
-          </w:p>
-        </w:tc>
-        <w:tc>
-          <w:tcPr>
-            <w:tcW w:type="dxa" w:w="3860"/>
-            <w:vAlign w:val="center"/>
-            <w:tcMar>
-              <w:top w:w="40" w:type="dxa"/>
-              <w:start w:w="120" w:type="dxa"/>
-              <w:bottom w:w="40" w:type="dxa"/>
-              <w:end w:w="120" w:type="dxa"/>
-            </w:tcMar>
-          </w:tcPr>
-          <w:p>
-            <w:pPr>
-              <w:spacing w:after="0" w:line="240" w:lineRule="auto"/>
-              <w:jc w:val="left"/>
-            </w:pPr>
-            <w:r>
-              <w:rPr>
-                <w:rFonts w:ascii="Calibri" w:hAnsi="Calibri"/>
-                <w:color w:val="17324D"/>
-                <w:sz w:val="17"/>
-              </w:rPr>
-              <w:t>Software supply-chain boundary</w:t>
-            </w:r>
-          </w:p>
-        </w:tc>
-      </w:tr>
-      <w:tr>
-        <w:trPr>
-          <w:cantSplit/>
-        </w:trPr>
-        <w:tc>
-          <w:tcPr>
-            <w:tcW w:type="dxa" w:w="2200"/>
-            <w:vAlign w:val="center"/>
-            <w:tcMar>
-              <w:top w:w="40" w:type="dxa"/>
-              <w:start w:w="120" w:type="dxa"/>
-              <w:bottom w:w="40" w:type="dxa"/>
-              <w:end w:w="120" w:type="dxa"/>
-            </w:tcMar>
-          </w:tcPr>
-          <w:p>
-            <w:pPr>
-              <w:spacing w:after="0" w:line="240" w:lineRule="auto"/>
-              <w:jc w:val="left"/>
-            </w:pPr>
-            <w:r>
-              <w:rPr>
-                <w:rFonts w:ascii="Calibri" w:hAnsi="Calibri"/>
-                <w:color w:val="17324D"/>
-                <w:sz w:val="17"/>
-              </w:rPr>
-              <w:t>Azure DevOps and TFE</w:t>
-            </w:r>
-          </w:p>
-        </w:tc>
-        <w:tc>
-          <w:tcPr>
-            <w:tcW w:type="dxa" w:w="3300"/>
-            <w:vAlign w:val="center"/>
-            <w:tcMar>
-              <w:top w:w="40" w:type="dxa"/>
-              <w:start w:w="120" w:type="dxa"/>
-              <w:bottom w:w="40" w:type="dxa"/>
-              <w:end w:w="120" w:type="dxa"/>
-            </w:tcMar>
-          </w:tcPr>
-          <w:p>
-            <w:pPr>
-              <w:spacing w:after="0" w:line="240" w:lineRule="auto"/>
-              <w:jc w:val="left"/>
-            </w:pPr>
-            <w:r>
-              <w:rPr>
-                <w:rFonts w:ascii="Calibri" w:hAnsi="Calibri"/>
-                <w:color w:val="17324D"/>
-                <w:sz w:val="17"/>
-              </w:rPr>
-              <w:t>Validate source/policy/images and apply identity/infrastructure changes</w:t>
-            </w:r>
-          </w:p>
-        </w:tc>
-        <w:tc>
-          <w:tcPr>
-            <w:tcW w:type="dxa" w:w="3860"/>
-            <w:vAlign w:val="center"/>
-            <w:tcMar>
-              <w:top w:w="40" w:type="dxa"/>
-              <w:start w:w="120" w:type="dxa"/>
-              <w:bottom w:w="40" w:type="dxa"/>
-              <w:end w:w="120" w:type="dxa"/>
-            </w:tcMar>
-          </w:tcPr>
-          <w:p>
-            <w:pPr>
-              <w:spacing w:after="0" w:line="240" w:lineRule="auto"/>
-              <w:jc w:val="left"/>
-            </w:pPr>
-            <w:r>
-              <w:rPr>
-                <w:rFonts w:ascii="Calibri" w:hAnsi="Calibri"/>
-                <w:color w:val="17324D"/>
-                <w:sz w:val="17"/>
-              </w:rPr>
-              <w:t>Change-control and deployment boundary</w:t>
-            </w:r>
-          </w:p>
-        </w:tc>
-      </w:tr>
     </w:tbl>
     <w:p>
       <w:pPr>
@@ -4284,143 +5279,27 @@
         <w:pStyle w:val="Heading2"/>
       </w:pPr>
       <w:r>
-        <w:t>6.2 Deployment shape</w:t>
-      </w:r>
-    </w:p>
-    <w:p>
-      <w:pPr>
-        <w:spacing w:after="80" w:line="300" w:lineRule="auto"/>
-        <w:numPr>
-          <w:ilvl w:val="0"/>
-          <w:numId w:val="12"/>
-        </w:numPr>
-      </w:pPr>
+        <w:t>6.3 Identity-lane sizing rule</w:t>
+      </w:r>
+    </w:p>
+    <w:p>
       <w:r>
         <w:rPr>
           <w:rFonts w:ascii="Calibri" w:hAnsi="Calibri"/>
           <w:color w:val="17324D"/>
           <w:sz w:val="22"/>
         </w:rPr>
-        <w:t>One Gateway per environment.</w:t>
-      </w:r>
-    </w:p>
-    <w:p>
-      <w:pPr>
-        <w:spacing w:after="80" w:line="300" w:lineRule="auto"/>
-        <w:numPr>
-          <w:ilvl w:val="0"/>
-          <w:numId w:val="12"/>
-        </w:numPr>
-      </w:pPr>
+        <w:t>Runtime count follows downstream credential semantics, not a fixed two-per-service rule. SharePoint needs two lanes because employee calls use delegated Graph OBO while app-only calls use a separate Graph application identity. Both lanes deploy the same SharePoint image with different configuration, secrets, Cedar actions and operational controls.</w:t>
+      </w:r>
+    </w:p>
+    <w:p>
       <w:r>
         <w:rPr>
           <w:rFonts w:ascii="Calibri" w:hAnsi="Calibri"/>
           <w:color w:val="17324D"/>
           <w:sz w:val="22"/>
         </w:rPr>
-        <w:t>One environment-specific Entra Enterprise MCP API audience.</w:t>
-      </w:r>
-    </w:p>
-    <w:p>
-      <w:pPr>
-        <w:spacing w:after="80" w:line="300" w:lineRule="auto"/>
-        <w:numPr>
-          <w:ilvl w:val="0"/>
-          <w:numId w:val="12"/>
-        </w:numPr>
-      </w:pPr>
-      <w:r>
-        <w:rPr>
-          <w:rFonts w:ascii="Calibri" w:hAnsi="Calibri"/>
-          <w:color w:val="17324D"/>
-          <w:sz w:val="22"/>
-        </w:rPr>
-        <w:t>Separate allowed client lists for non-production and production.</w:t>
-      </w:r>
-    </w:p>
-    <w:p>
-      <w:pPr>
-        <w:spacing w:after="80" w:line="300" w:lineRule="auto"/>
-        <w:numPr>
-          <w:ilvl w:val="0"/>
-          <w:numId w:val="12"/>
-        </w:numPr>
-      </w:pPr>
-      <w:r>
-        <w:rPr>
-          <w:rFonts w:ascii="Calibri" w:hAnsi="Calibri"/>
-          <w:color w:val="17324D"/>
-          <w:sz w:val="22"/>
-        </w:rPr>
-        <w:t>One Runtime and Gateway target per enabled MCP server.</w:t>
-      </w:r>
-    </w:p>
-    <w:p>
-      <w:pPr>
-        <w:spacing w:after="80" w:line="300" w:lineRule="auto"/>
-        <w:numPr>
-          <w:ilvl w:val="0"/>
-          <w:numId w:val="12"/>
-        </w:numPr>
-      </w:pPr>
-      <w:r>
-        <w:rPr>
-          <w:rFonts w:ascii="Calibri" w:hAnsi="Calibri"/>
-          <w:color w:val="17324D"/>
-          <w:sz w:val="22"/>
-        </w:rPr>
-        <w:t>SharePoint enabled first; CRM and internal software disabled.</w:t>
-      </w:r>
-    </w:p>
-    <w:p>
-      <w:pPr>
-        <w:spacing w:after="80" w:line="300" w:lineRule="auto"/>
-        <w:numPr>
-          <w:ilvl w:val="0"/>
-          <w:numId w:val="12"/>
-        </w:numPr>
-      </w:pPr>
-      <w:r>
-        <w:rPr>
-          <w:rFonts w:ascii="Calibri" w:hAnsi="Calibri"/>
-          <w:color w:val="17324D"/>
-          <w:sz w:val="22"/>
-        </w:rPr>
-        <w:t>One shared Terraform root instantiated through separate non-production and production state.</w:t>
-      </w:r>
-    </w:p>
-    <w:p>
-      <w:pPr>
-        <w:spacing w:after="80" w:line="300" w:lineRule="auto"/>
-        <w:numPr>
-          <w:ilvl w:val="0"/>
-          <w:numId w:val="12"/>
-        </w:numPr>
-      </w:pPr>
-      <w:r>
-        <w:rPr>
-          <w:rFonts w:ascii="Calibri" w:hAnsi="Calibri"/>
-          <w:color w:val="17324D"/>
-          <w:sz w:val="22"/>
-        </w:rPr>
-        <w:t>Final service image URI passed to Runtime; no Runtime deploys a base-image URI.</w:t>
-      </w:r>
-    </w:p>
-    <w:p>
-      <w:pPr>
-        <w:spacing w:after="80" w:line="300" w:lineRule="auto"/>
-        <w:numPr>
-          <w:ilvl w:val="0"/>
-          <w:numId w:val="12"/>
-        </w:numPr>
-      </w:pPr>
-      <w:r>
-        <w:rPr>
-          <w:rFonts w:ascii="Calibri" w:hAnsi="Calibri"/>
-          <w:color w:val="17324D"/>
-          <w:sz w:val="22"/>
-        </w:rPr>
-        <w:t xml:space="preserve">Gateway policy remains </w:t>
+        <w:t xml:space="preserve">CRM starts with one </w:t>
       </w:r>
       <w:r>
         <w:rPr>
@@ -4429,7 +5308,7 @@
           <w:sz w:val="20"/>
           <w:shd w:fill="EAF2F8"/>
         </w:rPr>
-        <w:t>LOG_ONLY</w:t>
+        <w:t>crm-application</w:t>
       </w:r>
       <w:r>
         <w:rPr>
@@ -4437,7 +5316,7 @@
           <w:color w:val="17324D"/>
           <w:sz w:val="22"/>
         </w:rPr>
-        <w:t xml:space="preserve"> only during controlled validation and must be </w:t>
+        <w:t xml:space="preserve"> lane when every approved CRM operation uses one service identity. Add a </w:t>
       </w:r>
       <w:r>
         <w:rPr>
@@ -4446,7 +5325,7 @@
           <w:sz w:val="20"/>
           <w:shd w:fill="EAF2F8"/>
         </w:rPr>
-        <w:t>ENFORCE</w:t>
+        <w:t>crm-delegated</w:t>
       </w:r>
       <w:r>
         <w:rPr>
@@ -4454,7 +5333,7 @@
           <w:color w:val="17324D"/>
           <w:sz w:val="22"/>
         </w:rPr>
-        <w:t xml:space="preserve"> before production use.</w:t>
+        <w:t xml:space="preserve"> lane from the same CRM image only if the CRM API supports and requires delegated user semantics. CRM remains a separate service image from SharePoint even though both images run on AgentCore Runtime and may inherit the same centrally maintained base image.</w:t>
       </w:r>
     </w:p>
     <w:p>
@@ -4549,7 +5428,7 @@
       <w:r>
         <w:drawing>
           <wp:inline xmlns:a="http://schemas.openxmlformats.org/drawingml/2006/main" xmlns:pic="http://schemas.openxmlformats.org/drawingml/2006/picture">
-            <wp:extent cx="5394960" cy="3649532"/>
+            <wp:extent cx="5394960" cy="3261749"/>
             <wp:docPr id="3" name="Picture 3" title="Claude Code caller identity sequence" descr="Claude Code caller identity sequence"/>
             <wp:cNvGraphicFramePr>
               <a:graphicFrameLocks noChangeAspect="1"/>
@@ -4570,7 +5449,7 @@
                   <pic:spPr>
                     <a:xfrm>
                       <a:off x="0" y="0"/>
-                      <a:ext cx="5394960" cy="3649532"/>
+                      <a:ext cx="5394960" cy="3261749"/>
                     </a:xfrm>
                     <a:prstGeom prst="rect"/>
                   </pic:spPr>
@@ -4622,7 +5501,7 @@
         <w:pStyle w:val="Heading2"/>
       </w:pPr>
       <w:r>
-        <w:t>7.1 Human caller flow</w:t>
+        <w:t>7.1 Delegated caller flow</w:t>
       </w:r>
     </w:p>
     <w:p>
@@ -4630,7 +5509,7 @@
         <w:spacing w:after="80" w:line="300" w:lineRule="auto"/>
         <w:numPr>
           <w:ilvl w:val="0"/>
-          <w:numId w:val="13"/>
+          <w:numId w:val="21"/>
         </w:numPr>
       </w:pPr>
       <w:r>
@@ -4639,24 +5518,7 @@
           <w:color w:val="17324D"/>
           <w:sz w:val="22"/>
         </w:rPr>
-        <w:t>An approved developer uses an approved token helper on a managed device.</w:t>
-      </w:r>
-    </w:p>
-    <w:p>
-      <w:pPr>
-        <w:spacing w:after="80" w:line="300" w:lineRule="auto"/>
-        <w:numPr>
-          <w:ilvl w:val="0"/>
-          <w:numId w:val="13"/>
-        </w:numPr>
-      </w:pPr>
-      <w:r>
-        <w:rPr>
-          <w:rFonts w:ascii="Calibri" w:hAnsi="Calibri"/>
-          <w:color w:val="17324D"/>
-          <w:sz w:val="22"/>
-        </w:rPr>
-        <w:t xml:space="preserve">The helper requests a delegated token for the environment-specific Enterprise MCP API and </w:t>
+        <w:t xml:space="preserve">An approved employee runs </w:t>
       </w:r>
       <w:r>
         <w:rPr>
@@ -4665,7 +5527,7 @@
           <w:sz w:val="20"/>
           <w:shd w:fill="EAF2F8"/>
         </w:rPr>
-        <w:t>mcp.invoke</w:t>
+        <w:t>entra_token_helper.ps1 delegated</w:t>
       </w:r>
       <w:r>
         <w:rPr>
@@ -4673,7 +5535,7 @@
           <w:color w:val="17324D"/>
           <w:sz w:val="22"/>
         </w:rPr>
-        <w:t xml:space="preserve"> scope.</w:t>
+        <w:t xml:space="preserve"> on a managed device.</w:t>
       </w:r>
     </w:p>
     <w:p>
@@ -4681,7 +5543,7 @@
         <w:spacing w:after="80" w:line="300" w:lineRule="auto"/>
         <w:numPr>
           <w:ilvl w:val="0"/>
-          <w:numId w:val="13"/>
+          <w:numId w:val="21"/>
         </w:numPr>
       </w:pPr>
       <w:r>
@@ -4690,41 +5552,7 @@
           <w:color w:val="17324D"/>
           <w:sz w:val="22"/>
         </w:rPr>
-        <w:t>Entra applies its normal authentication, assignment and Conditional Access controls.</w:t>
-      </w:r>
-    </w:p>
-    <w:p>
-      <w:pPr>
-        <w:spacing w:after="80" w:line="300" w:lineRule="auto"/>
-        <w:numPr>
-          <w:ilvl w:val="0"/>
-          <w:numId w:val="13"/>
-        </w:numPr>
-      </w:pPr>
-      <w:r>
-        <w:rPr>
-          <w:rFonts w:ascii="Calibri" w:hAnsi="Calibri"/>
-          <w:color w:val="17324D"/>
-          <w:sz w:val="22"/>
-        </w:rPr>
-        <w:t>Claude Code sends the bearer token to the AWS-managed Gateway MCP URL.</w:t>
-      </w:r>
-    </w:p>
-    <w:p>
-      <w:pPr>
-        <w:spacing w:after="80" w:line="300" w:lineRule="auto"/>
-        <w:numPr>
-          <w:ilvl w:val="0"/>
-          <w:numId w:val="13"/>
-        </w:numPr>
-      </w:pPr>
-      <w:r>
-        <w:rPr>
-          <w:rFonts w:ascii="Calibri" w:hAnsi="Calibri"/>
-          <w:color w:val="17324D"/>
-          <w:sz w:val="22"/>
-        </w:rPr>
-        <w:t xml:space="preserve">Gateway </w:t>
+        <w:t xml:space="preserve">The helper starts the Entra device-code flow for the environment-specific Enterprise MCP API and </w:t>
       </w:r>
       <w:r>
         <w:rPr>
@@ -4733,7 +5561,7 @@
           <w:sz w:val="20"/>
           <w:shd w:fill="EAF2F8"/>
         </w:rPr>
-        <w:t>CUSTOM_JWT</w:t>
+        <w:t>mcp.invoke</w:t>
       </w:r>
       <w:r>
         <w:rPr>
@@ -4741,7 +5569,7 @@
           <w:color w:val="17324D"/>
           <w:sz w:val="22"/>
         </w:rPr>
-        <w:t xml:space="preserve"> validation checks signature, issuer/discovery metadata, audience, allowed client and configured scope or custom claims.</w:t>
+        <w:t xml:space="preserve"> scope.</w:t>
       </w:r>
     </w:p>
     <w:p>
@@ -4749,7 +5577,7 @@
         <w:spacing w:after="80" w:line="300" w:lineRule="auto"/>
         <w:numPr>
           <w:ilvl w:val="0"/>
-          <w:numId w:val="13"/>
+          <w:numId w:val="21"/>
         </w:numPr>
       </w:pPr>
       <w:r>
@@ -4758,128 +5586,7 @@
           <w:color w:val="17324D"/>
           <w:sz w:val="22"/>
         </w:rPr>
-        <w:t>Gateway policy evaluates the requested MCP action and relevant inputs.</w:t>
-      </w:r>
-    </w:p>
-    <w:p>
-      <w:pPr>
-        <w:spacing w:after="80" w:line="300" w:lineRule="auto"/>
-        <w:numPr>
-          <w:ilvl w:val="0"/>
-          <w:numId w:val="13"/>
-        </w:numPr>
-      </w:pPr>
-      <w:r>
-        <w:rPr>
-          <w:rFonts w:ascii="Calibri" w:hAnsi="Calibri"/>
-          <w:color w:val="17324D"/>
-          <w:sz w:val="22"/>
-        </w:rPr>
-        <w:t>Gateway uses its IAM role to sign the Runtime invocation.</w:t>
-      </w:r>
-    </w:p>
-    <w:p>
-      <w:pPr>
-        <w:spacing w:after="80" w:line="300" w:lineRule="auto"/>
-        <w:numPr>
-          <w:ilvl w:val="0"/>
-          <w:numId w:val="13"/>
-        </w:numPr>
-      </w:pPr>
-      <w:r>
-        <w:rPr>
-          <w:rFonts w:ascii="Calibri" w:hAnsi="Calibri"/>
-          <w:color w:val="17324D"/>
-          <w:sz w:val="22"/>
-        </w:rPr>
-        <w:t>Runtime validates the tool schema, site/path constraints and write controls.</w:t>
-      </w:r>
-    </w:p>
-    <w:p>
-      <w:pPr>
-        <w:spacing w:after="80" w:line="300" w:lineRule="auto"/>
-        <w:numPr>
-          <w:ilvl w:val="0"/>
-          <w:numId w:val="13"/>
-        </w:numPr>
-      </w:pPr>
-      <w:r>
-        <w:rPr>
-          <w:rFonts w:ascii="Calibri" w:hAnsi="Calibri"/>
-          <w:color w:val="17324D"/>
-          <w:sz w:val="22"/>
-        </w:rPr>
-        <w:t>Runtime obtains a separate downstream Graph token and calls only approved SharePoint resources.</w:t>
-      </w:r>
-    </w:p>
-    <w:p>
-      <w:pPr>
-        <w:spacing w:after="80" w:line="300" w:lineRule="auto"/>
-        <w:numPr>
-          <w:ilvl w:val="0"/>
-          <w:numId w:val="13"/>
-        </w:numPr>
-      </w:pPr>
-      <w:r>
-        <w:rPr>
-          <w:rFonts w:ascii="Calibri" w:hAnsi="Calibri"/>
-          <w:color w:val="17324D"/>
-          <w:sz w:val="22"/>
-        </w:rPr>
-        <w:t>The response returns through Runtime and Gateway. Audit records use correlation identifiers and exclude tokens and full document bodies.</w:t>
-      </w:r>
-    </w:p>
-    <w:p>
-      <w:pPr>
-        <w:pStyle w:val="Heading2"/>
-      </w:pPr>
-      <w:r>
-        <w:t>7.2 Service caller flow</w:t>
-      </w:r>
-    </w:p>
-    <w:p>
-      <w:r>
-        <w:rPr>
-          <w:rFonts w:ascii="Calibri" w:hAnsi="Calibri"/>
-          <w:color w:val="17324D"/>
-          <w:sz w:val="22"/>
-        </w:rPr>
-        <w:t>An approved AI agent or AI application running in AWS uses the same Gateway authorization model but obtains an app-only token through the client-credentials grant and is assigned a read-only application role. Its AWS workload role remains separate and is used for workload execution, logs and approved credential retrieval. The service caller does not obtain write access in the first slice unless separately approved.</w:t>
-      </w:r>
-    </w:p>
-    <w:p>
-      <w:pPr>
-        <w:pStyle w:val="Heading2"/>
-      </w:pPr>
-      <w:r>
-        <w:t>7.3 AgentCore Identity usage</w:t>
-      </w:r>
-    </w:p>
-    <w:p>
-      <w:r>
-        <w:rPr>
-          <w:rFonts w:ascii="Calibri" w:hAnsi="Calibri"/>
-          <w:color w:val="17324D"/>
-          <w:sz w:val="22"/>
-        </w:rPr>
-        <w:t>AgentCore Identity is involved in the current architecture in two limited ways:</w:t>
-      </w:r>
-    </w:p>
-    <w:p>
-      <w:pPr>
-        <w:spacing w:after="80" w:line="300" w:lineRule="auto"/>
-        <w:numPr>
-          <w:ilvl w:val="0"/>
-          <w:numId w:val="14"/>
-        </w:numPr>
-      </w:pPr>
-      <w:r>
-        <w:rPr>
-          <w:rFonts w:ascii="Calibri" w:hAnsi="Calibri"/>
-          <w:color w:val="17324D"/>
-          <w:sz w:val="22"/>
-        </w:rPr>
-        <w:t xml:space="preserve">AWS documents the Runtime/Gateway inbound </w:t>
+        <w:t xml:space="preserve">The employee completes Entra authentication and Conditional Access; the PowerShell assignment stores the helper's returned token in </w:t>
       </w:r>
       <w:r>
         <w:rPr>
@@ -4888,7 +5595,7 @@
           <w:sz w:val="20"/>
           <w:shd w:fill="EAF2F8"/>
         </w:rPr>
-        <w:t>CUSTOM_JWT</w:t>
+        <w:t>ENTRA_ACCESS_TOKEN</w:t>
       </w:r>
       <w:r>
         <w:rPr>
@@ -4896,7 +5603,7 @@
           <w:color w:val="17324D"/>
           <w:sz w:val="22"/>
         </w:rPr>
-        <w:t xml:space="preserve"> authorizer as an AgentCore Identity capability. It validates externally issued tokens; it does not replace Microsoft Entra ID.</w:t>
+        <w:t>.</w:t>
       </w:r>
     </w:p>
     <w:p>
@@ -4904,7 +5611,7 @@
         <w:spacing w:after="80" w:line="300" w:lineRule="auto"/>
         <w:numPr>
           <w:ilvl w:val="0"/>
-          <w:numId w:val="14"/>
+          <w:numId w:val="21"/>
         </w:numPr>
       </w:pPr>
       <w:r>
@@ -4913,52 +5620,24 @@
           <w:color w:val="17324D"/>
           <w:sz w:val="22"/>
         </w:rPr>
-        <w:t>Runtime and Gateway may create service-managed workload identities automatically. These identities are not a reason to grant outbound credential access.</w:t>
-      </w:r>
-    </w:p>
-    <w:p>
+        <w:t xml:space="preserve">Claude Code reads </w:t>
+      </w:r>
+      <w:r>
+        <w:rPr>
+          <w:rFonts w:ascii="Courier New" w:hAnsi="Courier New"/>
+          <w:color w:val="1F4D78"/>
+          <w:sz w:val="20"/>
+          <w:shd w:fill="EAF2F8"/>
+        </w:rPr>
+        <w:t>ENTRA_ACCESS_TOKEN</w:t>
+      </w:r>
       <w:r>
         <w:rPr>
           <w:rFonts w:ascii="Calibri" w:hAnsi="Calibri"/>
           <w:color w:val="17324D"/>
           <w:sz w:val="22"/>
         </w:rPr>
-        <w:t xml:space="preserve">The first slice does </w:t>
-      </w:r>
-      <w:r>
-        <w:rPr>
-          <w:rFonts w:ascii="Calibri" w:hAnsi="Calibri"/>
-          <w:b/>
-          <w:color w:val="17324D"/>
-          <w:sz w:val="22"/>
-        </w:rPr>
-        <w:t>not</w:t>
-      </w:r>
-      <w:r>
-        <w:rPr>
-          <w:rFonts w:ascii="Calibri" w:hAnsi="Calibri"/>
-          <w:color w:val="17324D"/>
-          <w:sz w:val="22"/>
-        </w:rPr>
-        <w:t xml:space="preserve"> create AgentCore Identity OAuth/API-key credential providers, use its token vault, or grant Runtime workload-token permissions. A later proposal may evaluate outbound brokering if the platform needs user-delegated SaaS access, OAuth refresh-token custody, on-behalf-of exchange or consistent credential vending across multiple third-party systems.</w:t>
-      </w:r>
-    </w:p>
-    <w:p>
-      <w:pPr>
-        <w:pStyle w:val="Heading2"/>
-      </w:pPr>
-      <w:r>
-        <w:t>7.4 Authorization layers</w:t>
-      </w:r>
-    </w:p>
-    <w:p>
-      <w:r>
-        <w:rPr>
-          <w:rFonts w:ascii="Calibri" w:hAnsi="Calibri"/>
-          <w:color w:val="17324D"/>
-          <w:sz w:val="22"/>
-        </w:rPr>
-        <w:t>Authorization is deliberately layered:</w:t>
+        <w:t xml:space="preserve"> and sends the bearer token to the AWS-managed Gateway MCP URL. Claude Code does not authenticate the employee or obtain the token itself.</w:t>
       </w:r>
     </w:p>
     <w:p>
@@ -4966,17 +5645,25 @@
         <w:spacing w:after="80" w:line="300" w:lineRule="auto"/>
         <w:numPr>
           <w:ilvl w:val="0"/>
-          <w:numId w:val="15"/>
+          <w:numId w:val="21"/>
         </w:numPr>
       </w:pPr>
       <w:r>
         <w:rPr>
           <w:rFonts w:ascii="Calibri" w:hAnsi="Calibri"/>
-          <w:b/>
           <w:color w:val="17324D"/>
           <w:sz w:val="22"/>
         </w:rPr>
-        <w:t>Entra assignment:</w:t>
+        <w:t xml:space="preserve">Gateway </w:t>
+      </w:r>
+      <w:r>
+        <w:rPr>
+          <w:rFonts w:ascii="Courier New" w:hAnsi="Courier New"/>
+          <w:color w:val="1F4D78"/>
+          <w:sz w:val="20"/>
+          <w:shd w:fill="EAF2F8"/>
+        </w:rPr>
+        <w:t>CUSTOM_JWT</w:t>
       </w:r>
       <w:r>
         <w:rPr>
@@ -4984,7 +5671,7 @@
           <w:color w:val="17324D"/>
           <w:sz w:val="22"/>
         </w:rPr>
-        <w:t xml:space="preserve"> who may obtain a token and which scope/app role is present.</w:t>
+        <w:t xml:space="preserve"> validation checks signature, issuer/discovery metadata, audience and allowed client.</w:t>
       </w:r>
     </w:p>
     <w:p>
@@ -4992,17 +5679,27 @@
         <w:spacing w:after="80" w:line="300" w:lineRule="auto"/>
         <w:numPr>
           <w:ilvl w:val="0"/>
-          <w:numId w:val="15"/>
+          <w:numId w:val="21"/>
         </w:numPr>
       </w:pPr>
       <w:r>
         <w:rPr>
           <w:rFonts w:ascii="Calibri" w:hAnsi="Calibri"/>
-          <w:b/>
           <w:color w:val="17324D"/>
           <w:sz w:val="22"/>
         </w:rPr>
-        <w:t>Gateway JWT validation:</w:t>
+        <w:t>Direct Cedar evaluates</w:t>
+      </w:r>
+    </w:p>
+    <w:p>
+      <w:r>
+        <w:rPr>
+          <w:rFonts w:ascii="Courier New" w:hAnsi="Courier New"/>
+          <w:color w:val="1F4D78"/>
+          <w:sz w:val="20"/>
+          <w:shd w:fill="EAF2F8"/>
+        </w:rPr>
+        <w:t>sharepoint-delegated___sharepoint_upload_file</w:t>
       </w:r>
       <w:r>
         <w:rPr>
@@ -5010,7 +5707,7 @@
           <w:color w:val="17324D"/>
           <w:sz w:val="22"/>
         </w:rPr>
-        <w:t xml:space="preserve"> whether the token is valid for this environment and client.</w:t>
+        <w:t>, the delegated scope and the delegated upload role.</w:t>
       </w:r>
     </w:p>
     <w:p>
@@ -5018,17 +5715,25 @@
         <w:spacing w:after="80" w:line="300" w:lineRule="auto"/>
         <w:numPr>
           <w:ilvl w:val="0"/>
-          <w:numId w:val="15"/>
+          <w:numId w:val="22"/>
         </w:numPr>
       </w:pPr>
       <w:r>
         <w:rPr>
           <w:rFonts w:ascii="Calibri" w:hAnsi="Calibri"/>
-          <w:b/>
           <w:color w:val="17324D"/>
           <w:sz w:val="22"/>
         </w:rPr>
-        <w:t>Gateway policy:</w:t>
+        <w:t xml:space="preserve">Gateway invokes the request interceptor, which overwrites </w:t>
+      </w:r>
+      <w:r>
+        <w:rPr>
+          <w:rFonts w:ascii="Courier New" w:hAnsi="Courier New"/>
+          <w:color w:val="1F4D78"/>
+          <w:sz w:val="20"/>
+          <w:shd w:fill="EAF2F8"/>
+        </w:rPr>
+        <w:t>x-mcp-user-assertion</w:t>
       </w:r>
       <w:r>
         <w:rPr>
@@ -5036,7 +5741,7 @@
           <w:color w:val="17324D"/>
           <w:sz w:val="22"/>
         </w:rPr>
-        <w:t xml:space="preserve"> whether the caller may discover or invoke the requested tool with the supplied parameters.</w:t>
+        <w:t xml:space="preserve"> with the validated bearer assertion.</w:t>
       </w:r>
     </w:p>
     <w:p>
@@ -5044,25 +5749,16 @@
         <w:spacing w:after="80" w:line="300" w:lineRule="auto"/>
         <w:numPr>
           <w:ilvl w:val="0"/>
-          <w:numId w:val="15"/>
+          <w:numId w:val="22"/>
         </w:numPr>
       </w:pPr>
       <w:r>
         <w:rPr>
           <w:rFonts w:ascii="Calibri" w:hAnsi="Calibri"/>
-          <w:b/>
           <w:color w:val="17324D"/>
           <w:sz w:val="22"/>
         </w:rPr>
-        <w:t>Runtime validation:</w:t>
-      </w:r>
-      <w:r>
-        <w:rPr>
-          <w:rFonts w:ascii="Calibri" w:hAnsi="Calibri"/>
-          <w:color w:val="17324D"/>
-          <w:sz w:val="22"/>
-        </w:rPr>
-        <w:t xml:space="preserve"> whether identifiers, paths, sizes, tickets, idempotency keys and concurrency values are valid.</w:t>
+        <w:t>Gateway invokes the SharePoint delegated Runtime with SigV4 and the assertion header.</w:t>
       </w:r>
     </w:p>
     <w:p>
@@ -5070,17 +5766,25 @@
         <w:spacing w:after="80" w:line="300" w:lineRule="auto"/>
         <w:numPr>
           <w:ilvl w:val="0"/>
-          <w:numId w:val="15"/>
+          <w:numId w:val="22"/>
         </w:numPr>
       </w:pPr>
       <w:r>
         <w:rPr>
           <w:rFonts w:ascii="Calibri" w:hAnsi="Calibri"/>
-          <w:b/>
           <w:color w:val="17324D"/>
           <w:sz w:val="22"/>
         </w:rPr>
-        <w:t>Graph selected permissions:</w:t>
+        <w:t xml:space="preserve">Runtime validates </w:t>
+      </w:r>
+      <w:r>
+        <w:rPr>
+          <w:rFonts w:ascii="Courier New" w:hAnsi="Courier New"/>
+          <w:color w:val="1F4D78"/>
+          <w:sz w:val="20"/>
+          <w:shd w:fill="EAF2F8"/>
+        </w:rPr>
+        <w:t>site_id</w:t>
       </w:r>
       <w:r>
         <w:rPr>
@@ -5088,7 +5792,51 @@
           <w:color w:val="17324D"/>
           <w:sz w:val="22"/>
         </w:rPr>
-        <w:t xml:space="preserve"> whether the downstream application may access the selected site.</w:t>
+        <w:t xml:space="preserve">, </w:t>
+      </w:r>
+      <w:r>
+        <w:rPr>
+          <w:rFonts w:ascii="Courier New" w:hAnsi="Courier New"/>
+          <w:color w:val="1F4D78"/>
+          <w:sz w:val="20"/>
+          <w:shd w:fill="EAF2F8"/>
+        </w:rPr>
+        <w:t>file_path</w:t>
+      </w:r>
+      <w:r>
+        <w:rPr>
+          <w:rFonts w:ascii="Calibri" w:hAnsi="Calibri"/>
+          <w:color w:val="17324D"/>
+          <w:sz w:val="22"/>
+        </w:rPr>
+        <w:t xml:space="preserve">, and </w:t>
+      </w:r>
+      <w:r>
+        <w:rPr>
+          <w:rFonts w:ascii="Courier New" w:hAnsi="Courier New"/>
+          <w:color w:val="1F4D78"/>
+          <w:sz w:val="20"/>
+          <w:shd w:fill="EAF2F8"/>
+        </w:rPr>
+        <w:t>content</w:t>
+      </w:r>
+      <w:r>
+        <w:rPr>
+          <w:rFonts w:ascii="Calibri" w:hAnsi="Calibri"/>
+          <w:color w:val="17324D"/>
+          <w:sz w:val="22"/>
+        </w:rPr>
+        <w:t>; invalid input fails</w:t>
+      </w:r>
+    </w:p>
+    <w:p>
+      <w:r>
+        <w:rPr>
+          <w:rFonts w:ascii="Calibri" w:hAnsi="Calibri"/>
+          <w:color w:val="17324D"/>
+          <w:sz w:val="22"/>
+        </w:rPr>
+        <w:t>without cleanup or repair.</w:t>
       </w:r>
     </w:p>
     <w:p>
@@ -5096,53 +5844,16 @@
         <w:spacing w:after="80" w:line="300" w:lineRule="auto"/>
         <w:numPr>
           <w:ilvl w:val="0"/>
-          <w:numId w:val="15"/>
+          <w:numId w:val="23"/>
         </w:numPr>
       </w:pPr>
       <w:r>
         <w:rPr>
           <w:rFonts w:ascii="Calibri" w:hAnsi="Calibri"/>
-          <w:b/>
           <w:color w:val="17324D"/>
           <w:sz w:val="22"/>
         </w:rPr>
-        <w:t>SharePoint controls:</w:t>
-      </w:r>
-      <w:r>
-        <w:rPr>
-          <w:rFonts w:ascii="Calibri" w:hAnsi="Calibri"/>
-          <w:color w:val="17324D"/>
-          <w:sz w:val="22"/>
-        </w:rPr>
-        <w:t xml:space="preserve"> native permissions, versioning, retention and audit controls.</w:t>
-      </w:r>
-    </w:p>
-    <w:p>
-      <w:r>
-        <w:rPr>
-          <w:rFonts w:ascii="Calibri" w:hAnsi="Calibri"/>
-          <w:color w:val="17324D"/>
-          <w:sz w:val="22"/>
-        </w:rPr>
-        <w:t>No single layer is treated as sufficient by itself.</w:t>
-      </w:r>
-    </w:p>
-    <w:p>
-      <w:pPr>
-        <w:pStyle w:val="Heading2"/>
-      </w:pPr>
-      <w:r>
-        <w:t>7.5 Trusted caller context</w:t>
-      </w:r>
-    </w:p>
-    <w:p>
-      <w:r>
-        <w:rPr>
-          <w:rFonts w:ascii="Calibri" w:hAnsi="Calibri"/>
-          <w:color w:val="17324D"/>
-          <w:sz w:val="22"/>
-        </w:rPr>
-        <w:t>If Runtime requires caller-specific policy, it must consume claims derived from the validated Gateway identity context. Client-supplied identity headers and MCP tool arguments are untrusted. A request interceptor may inject sanitized headers, but the production implementation must prove:</w:t>
+        <w:t>Runtime performs the OBO exchange and calls Graph as the employee.</w:t>
       </w:r>
     </w:p>
     <w:p>
@@ -5150,7 +5861,7 @@
         <w:spacing w:after="80" w:line="300" w:lineRule="auto"/>
         <w:numPr>
           <w:ilvl w:val="0"/>
-          <w:numId w:val="16"/>
+          <w:numId w:val="23"/>
         </w:numPr>
       </w:pPr>
       <w:r>
@@ -5159,7 +5870,205 @@
           <w:color w:val="17324D"/>
           <w:sz w:val="22"/>
         </w:rPr>
-        <w:t>the values originate only from validated claims;</w:t>
+        <w:t>SharePoint enforces the employee's native site/item permissions before the response returns through Runtime and Gateway.</w:t>
+      </w:r>
+    </w:p>
+    <w:p>
+      <w:pPr>
+        <w:pStyle w:val="Heading2"/>
+      </w:pPr>
+      <w:r>
+        <w:t>7.2 Application caller flow</w:t>
+      </w:r>
+    </w:p>
+    <w:p>
+      <w:r>
+        <w:rPr>
+          <w:rFonts w:ascii="Calibri" w:hAnsi="Calibri"/>
+          <w:color w:val="17324D"/>
+          <w:sz w:val="22"/>
+        </w:rPr>
+        <w:t xml:space="preserve">An approved application obtains an app-only Enterprise MCP token through client credentials. Direct Cedar authorizes only </w:t>
+      </w:r>
+      <w:r>
+        <w:rPr>
+          <w:rFonts w:ascii="Courier New" w:hAnsi="Courier New"/>
+          <w:color w:val="1F4D78"/>
+          <w:sz w:val="20"/>
+          <w:shd w:fill="EAF2F8"/>
+        </w:rPr>
+        <w:t>sharepoint-application___sharepoint_upload_file</w:t>
+      </w:r>
+      <w:r>
+        <w:rPr>
+          <w:rFonts w:ascii="Calibri" w:hAnsi="Calibri"/>
+          <w:color w:val="17324D"/>
+          <w:sz w:val="22"/>
+        </w:rPr>
+        <w:t xml:space="preserve"> for its application upload role. The application Runtime obtains a separate Graph application token, and SharePoint limits it to explicit </w:t>
+      </w:r>
+      <w:r>
+        <w:rPr>
+          <w:rFonts w:ascii="Courier New" w:hAnsi="Courier New"/>
+          <w:color w:val="1F4D78"/>
+          <w:sz w:val="20"/>
+          <w:shd w:fill="EAF2F8"/>
+        </w:rPr>
+        <w:t>Sites.Selected</w:t>
+      </w:r>
+      <w:r>
+        <w:rPr>
+          <w:rFonts w:ascii="Calibri" w:hAnsi="Calibri"/>
+          <w:color w:val="17324D"/>
+          <w:sz w:val="22"/>
+        </w:rPr>
+        <w:t xml:space="preserve"> grants. Its AWS workload role remains separate and is used for workload execution, logs and approved credential retrieval.</w:t>
+      </w:r>
+    </w:p>
+    <w:p>
+      <w:pPr>
+        <w:pStyle w:val="Heading2"/>
+      </w:pPr>
+      <w:r>
+        <w:t>7.3 Documentation-assisted Terraform delivery</w:t>
+      </w:r>
+    </w:p>
+    <w:p>
+      <w:pPr>
+        <w:spacing w:after="40"/>
+        <w:jc w:val="center"/>
+      </w:pPr>
+      <w:r>
+        <w:drawing>
+          <wp:inline xmlns:a="http://schemas.openxmlformats.org/drawingml/2006/main" xmlns:pic="http://schemas.openxmlformats.org/drawingml/2006/picture">
+            <wp:extent cx="5394960" cy="2139210"/>
+            <wp:docPr id="4" name="Picture 4" title="Claude Code documentation and Terraform delivery sequence" descr="Claude Code documentation and Terraform delivery sequence"/>
+            <wp:cNvGraphicFramePr>
+              <a:graphicFrameLocks noChangeAspect="1"/>
+            </wp:cNvGraphicFramePr>
+            <a:graphic>
+              <a:graphicData uri="http://schemas.openxmlformats.org/drawingml/2006/picture">
+                <pic:pic>
+                  <pic:nvPicPr>
+                    <pic:cNvPr id="0" name="claude-code-terraform-docs-sequence.png"/>
+                    <pic:cNvPicPr/>
+                  </pic:nvPicPr>
+                  <pic:blipFill>
+                    <a:blip r:embed="rId14"/>
+                    <a:stretch>
+                      <a:fillRect/>
+                    </a:stretch>
+                  </pic:blipFill>
+                  <pic:spPr>
+                    <a:xfrm>
+                      <a:off x="0" y="0"/>
+                      <a:ext cx="5394960" cy="2139210"/>
+                    </a:xfrm>
+                    <a:prstGeom prst="rect"/>
+                  </pic:spPr>
+                </pic:pic>
+              </a:graphicData>
+            </a:graphic>
+          </wp:inline>
+        </w:drawing>
+      </w:r>
+    </w:p>
+    <w:p>
+      <w:r>
+        <w:rPr>
+          <w:rFonts w:ascii="Calibri" w:hAnsi="Calibri"/>
+          <w:b/>
+          <w:color w:val="17324D"/>
+          <w:sz w:val="22"/>
+        </w:rPr>
+        <w:t>Figure 4 - Claude Code documentation lookup and the separate Git/TFE delivery path.</w:t>
+      </w:r>
+      <w:r>
+        <w:rPr>
+          <w:rFonts w:ascii="Calibri" w:hAnsi="Calibri"/>
+          <w:color w:val="17324D"/>
+          <w:sz w:val="22"/>
+        </w:rPr>
+        <w:t xml:space="preserve"> Editable sources: </w:t>
+      </w:r>
+      <w:r>
+        <w:rPr>
+          <w:rFonts w:ascii="Courier New" w:hAnsi="Courier New"/>
+          <w:color w:val="1F4D78"/>
+          <w:sz w:val="20"/>
+          <w:shd w:fill="EAF2F8"/>
+        </w:rPr>
+        <w:t>claude-code-terraform-docs-sequence.mmd</w:t>
+      </w:r>
+      <w:r>
+        <w:rPr>
+          <w:rFonts w:ascii="Calibri" w:hAnsi="Calibri"/>
+          <w:color w:val="17324D"/>
+          <w:sz w:val="22"/>
+        </w:rPr>
+        <w:t xml:space="preserve"> and </w:t>
+      </w:r>
+      <w:r>
+        <w:rPr>
+          <w:rFonts w:ascii="Courier New" w:hAnsi="Courier New"/>
+          <w:color w:val="1F4D78"/>
+          <w:sz w:val="20"/>
+          <w:shd w:fill="EAF2F8"/>
+        </w:rPr>
+        <w:t>claude-code-terraform-docs-sequence.drawio</w:t>
+      </w:r>
+      <w:r>
+        <w:rPr>
+          <w:rFonts w:ascii="Calibri" w:hAnsi="Calibri"/>
+          <w:color w:val="17324D"/>
+          <w:sz w:val="22"/>
+        </w:rPr>
+        <w:t>.</w:t>
+      </w:r>
+    </w:p>
+    <w:p>
+      <w:r>
+        <w:rPr>
+          <w:rFonts w:ascii="Calibri" w:hAnsi="Calibri"/>
+          <w:color w:val="17324D"/>
+          <w:sz w:val="22"/>
+        </w:rPr>
+        <w:t xml:space="preserve">Claude Code calls AWS Knowledge and Microsoft Learn directly through Gateway targets. Terraform provider/module documentation is served by an enterprise-hosted Terraform MCP Runtime configured with only the public </w:t>
+      </w:r>
+      <w:r>
+        <w:rPr>
+          <w:rFonts w:ascii="Courier New" w:hAnsi="Courier New"/>
+          <w:color w:val="1F4D78"/>
+          <w:sz w:val="20"/>
+          <w:shd w:fill="EAF2F8"/>
+        </w:rPr>
+        <w:t>registry</w:t>
+      </w:r>
+      <w:r>
+        <w:rPr>
+          <w:rFonts w:ascii="Calibri" w:hAnsi="Calibri"/>
+          <w:color w:val="17324D"/>
+          <w:sz w:val="22"/>
+        </w:rPr>
+        <w:t xml:space="preserve"> toolset, Terraform operations disabled and no TFE credential. Claude Code writes the resulting Terraform in the local checkout, presents the diff to the employee, and uses standard Git/PR actions against the self-managed Azure DevOps Server. The existing VCS integration triggers central TFE plan and approval. Gateway and the Terraform MCP Runtime cannot push code, create TFE runs or apply infrastructure.</w:t>
+      </w:r>
+    </w:p>
+    <w:p>
+      <w:pPr>
+        <w:pStyle w:val="Heading2"/>
+      </w:pPr>
+      <w:r>
+        <w:t>7.4 AgentCore Identity usage</w:t>
+      </w:r>
+    </w:p>
+    <w:p>
+      <w:r>
+        <w:rPr>
+          <w:rFonts w:ascii="Calibri" w:hAnsi="Calibri"/>
+          <w:color w:val="17324D"/>
+          <w:sz w:val="22"/>
+        </w:rPr>
+        <w:t>AgentCore Identity is involved in the current architecture in two limited ways:</w:t>
       </w:r>
     </w:p>
     <w:p>
@@ -5167,7 +6076,7 @@
         <w:spacing w:after="80" w:line="300" w:lineRule="auto"/>
         <w:numPr>
           <w:ilvl w:val="0"/>
-          <w:numId w:val="16"/>
+          <w:numId w:val="24"/>
         </w:numPr>
       </w:pPr>
       <w:r>
@@ -5176,7 +6085,24 @@
           <w:color w:val="17324D"/>
           <w:sz w:val="22"/>
         </w:rPr>
-        <w:t>client-provided values cannot override them;</w:t>
+        <w:t xml:space="preserve">AWS documents the Runtime/Gateway inbound </w:t>
+      </w:r>
+      <w:r>
+        <w:rPr>
+          <w:rFonts w:ascii="Courier New" w:hAnsi="Courier New"/>
+          <w:color w:val="1F4D78"/>
+          <w:sz w:val="20"/>
+          <w:shd w:fill="EAF2F8"/>
+        </w:rPr>
+        <w:t>CUSTOM_JWT</w:t>
+      </w:r>
+      <w:r>
+        <w:rPr>
+          <w:rFonts w:ascii="Calibri" w:hAnsi="Calibri"/>
+          <w:color w:val="17324D"/>
+          <w:sz w:val="22"/>
+        </w:rPr>
+        <w:t xml:space="preserve"> authorizer as an AgentCore Identity capability. It validates externally issued tokens; it does not replace Microsoft Entra ID.</w:t>
       </w:r>
     </w:p>
     <w:p>
@@ -5184,7 +6110,7 @@
         <w:spacing w:after="80" w:line="300" w:lineRule="auto"/>
         <w:numPr>
           <w:ilvl w:val="0"/>
-          <w:numId w:val="16"/>
+          <w:numId w:val="24"/>
         </w:numPr>
       </w:pPr>
       <w:r>
@@ -5193,7 +6119,52 @@
           <w:color w:val="17324D"/>
           <w:sz w:val="22"/>
         </w:rPr>
-        <w:t>only an explicit header allowlist is propagated;</w:t>
+        <w:t>Runtime and Gateway may create service-managed workload identities automatically. These identities are not a reason to grant outbound credential access.</w:t>
+      </w:r>
+    </w:p>
+    <w:p>
+      <w:r>
+        <w:rPr>
+          <w:rFonts w:ascii="Calibri" w:hAnsi="Calibri"/>
+          <w:color w:val="17324D"/>
+          <w:sz w:val="22"/>
+        </w:rPr>
+        <w:t xml:space="preserve">The first slice does </w:t>
+      </w:r>
+      <w:r>
+        <w:rPr>
+          <w:rFonts w:ascii="Calibri" w:hAnsi="Calibri"/>
+          <w:b/>
+          <w:color w:val="17324D"/>
+          <w:sz w:val="22"/>
+        </w:rPr>
+        <w:t>not</w:t>
+      </w:r>
+      <w:r>
+        <w:rPr>
+          <w:rFonts w:ascii="Calibri" w:hAnsi="Calibri"/>
+          <w:color w:val="17324D"/>
+          <w:sz w:val="22"/>
+        </w:rPr>
+        <w:t xml:space="preserve"> create AgentCore Identity OAuth/API-key credential providers, use its token vault, or grant Runtime workload-token permissions. A later proposal may evaluate outbound brokering if the platform needs user-delegated SaaS access, OAuth refresh-token custody, on-behalf-of exchange or consistent credential vending across multiple third-party systems.</w:t>
+      </w:r>
+    </w:p>
+    <w:p>
+      <w:pPr>
+        <w:pStyle w:val="Heading2"/>
+      </w:pPr>
+      <w:r>
+        <w:t>7.5 Authorization layers</w:t>
+      </w:r>
+    </w:p>
+    <w:p>
+      <w:r>
+        <w:rPr>
+          <w:rFonts w:ascii="Calibri" w:hAnsi="Calibri"/>
+          <w:color w:val="17324D"/>
+          <w:sz w:val="22"/>
+        </w:rPr>
+        <w:t>Authorization is deliberately layered:</w:t>
       </w:r>
     </w:p>
     <w:p>
@@ -5201,16 +6172,25 @@
         <w:spacing w:after="80" w:line="300" w:lineRule="auto"/>
         <w:numPr>
           <w:ilvl w:val="0"/>
-          <w:numId w:val="16"/>
+          <w:numId w:val="25"/>
         </w:numPr>
       </w:pPr>
       <w:r>
         <w:rPr>
           <w:rFonts w:ascii="Calibri" w:hAnsi="Calibri"/>
+          <w:b/>
           <w:color w:val="17324D"/>
           <w:sz w:val="22"/>
         </w:rPr>
-        <w:t>scopes and roles required by Runtime policy are included;</w:t>
+        <w:t>Entra assignment:</w:t>
+      </w:r>
+      <w:r>
+        <w:rPr>
+          <w:rFonts w:ascii="Calibri" w:hAnsi="Calibri"/>
+          <w:color w:val="17324D"/>
+          <w:sz w:val="22"/>
+        </w:rPr>
+        <w:t xml:space="preserve"> who may obtain a token and which scope/app role is present.</w:t>
       </w:r>
     </w:p>
     <w:p>
@@ -5218,16 +6198,25 @@
         <w:spacing w:after="80" w:line="300" w:lineRule="auto"/>
         <w:numPr>
           <w:ilvl w:val="0"/>
-          <w:numId w:val="16"/>
+          <w:numId w:val="25"/>
         </w:numPr>
       </w:pPr>
       <w:r>
         <w:rPr>
           <w:rFonts w:ascii="Calibri" w:hAnsi="Calibri"/>
+          <w:b/>
           <w:color w:val="17324D"/>
           <w:sz w:val="22"/>
         </w:rPr>
-        <w:t>the Runtime framework reads the values per request rather than from static environment variables;</w:t>
+        <w:t>Gateway JWT validation:</w:t>
+      </w:r>
+      <w:r>
+        <w:rPr>
+          <w:rFonts w:ascii="Calibri" w:hAnsi="Calibri"/>
+          <w:color w:val="17324D"/>
+          <w:sz w:val="22"/>
+        </w:rPr>
+        <w:t xml:space="preserve"> whether the token is valid for this environment and client.</w:t>
       </w:r>
     </w:p>
     <w:p>
@@ -5235,26 +6224,158 @@
         <w:spacing w:after="80" w:line="300" w:lineRule="auto"/>
         <w:numPr>
           <w:ilvl w:val="0"/>
-          <w:numId w:val="16"/>
+          <w:numId w:val="25"/>
         </w:numPr>
       </w:pPr>
       <w:r>
         <w:rPr>
           <w:rFonts w:ascii="Calibri" w:hAnsi="Calibri"/>
+          <w:b/>
           <w:color w:val="17324D"/>
           <w:sz w:val="22"/>
         </w:rPr>
-        <w:t>raw bearer tokens are not forwarded or logged.</w:t>
-      </w:r>
-    </w:p>
-    <w:p>
+        <w:t>Gateway policy:</w:t>
+      </w:r>
       <w:r>
         <w:rPr>
           <w:rFonts w:ascii="Calibri" w:hAnsi="Calibri"/>
           <w:color w:val="17324D"/>
           <w:sz w:val="22"/>
         </w:rPr>
-        <w:t>The current example does not yet complete this mapping and therefore cannot support production Runtime identity decisions as written.</w:t>
+        <w:t xml:space="preserve"> whether the caller may discover or invoke the requested tool with the supplied parameters.</w:t>
+      </w:r>
+    </w:p>
+    <w:p>
+      <w:pPr>
+        <w:spacing w:after="80" w:line="300" w:lineRule="auto"/>
+        <w:numPr>
+          <w:ilvl w:val="0"/>
+          <w:numId w:val="25"/>
+        </w:numPr>
+      </w:pPr>
+      <w:r>
+        <w:rPr>
+          <w:rFonts w:ascii="Calibri" w:hAnsi="Calibri"/>
+          <w:b/>
+          <w:color w:val="17324D"/>
+          <w:sz w:val="22"/>
+        </w:rPr>
+        <w:t>Runtime validation:</w:t>
+      </w:r>
+      <w:r>
+        <w:rPr>
+          <w:rFonts w:ascii="Calibri" w:hAnsi="Calibri"/>
+          <w:color w:val="17324D"/>
+          <w:sz w:val="22"/>
+        </w:rPr>
+        <w:t xml:space="preserve"> whether the required upload inputs are valid exactly</w:t>
+      </w:r>
+    </w:p>
+    <w:p>
+      <w:r>
+        <w:rPr>
+          <w:rFonts w:ascii="Calibri" w:hAnsi="Calibri"/>
+          <w:color w:val="17324D"/>
+          <w:sz w:val="22"/>
+        </w:rPr>
+        <w:t>as supplied.</w:t>
+      </w:r>
+    </w:p>
+    <w:p>
+      <w:pPr>
+        <w:spacing w:after="80" w:line="300" w:lineRule="auto"/>
+        <w:numPr>
+          <w:ilvl w:val="0"/>
+          <w:numId w:val="26"/>
+        </w:numPr>
+      </w:pPr>
+      <w:r>
+        <w:rPr>
+          <w:rFonts w:ascii="Calibri" w:hAnsi="Calibri"/>
+          <w:b/>
+          <w:color w:val="17324D"/>
+          <w:sz w:val="22"/>
+        </w:rPr>
+        <w:t>Graph OBO or application identity:</w:t>
+      </w:r>
+      <w:r>
+        <w:rPr>
+          <w:rFonts w:ascii="Calibri" w:hAnsi="Calibri"/>
+          <w:color w:val="17324D"/>
+          <w:sz w:val="22"/>
+        </w:rPr>
+        <w:t xml:space="preserve"> whether the call represents the employee or the approved application principal.</w:t>
+      </w:r>
+    </w:p>
+    <w:p>
+      <w:pPr>
+        <w:spacing w:after="80" w:line="300" w:lineRule="auto"/>
+        <w:numPr>
+          <w:ilvl w:val="0"/>
+          <w:numId w:val="26"/>
+        </w:numPr>
+      </w:pPr>
+      <w:r>
+        <w:rPr>
+          <w:rFonts w:ascii="Calibri" w:hAnsi="Calibri"/>
+          <w:b/>
+          <w:color w:val="17324D"/>
+          <w:sz w:val="22"/>
+        </w:rPr>
+        <w:t>SharePoint controls:</w:t>
+      </w:r>
+      <w:r>
+        <w:rPr>
+          <w:rFonts w:ascii="Calibri" w:hAnsi="Calibri"/>
+          <w:color w:val="17324D"/>
+          <w:sz w:val="22"/>
+        </w:rPr>
+        <w:t xml:space="preserve"> native user ACLs or </w:t>
+      </w:r>
+      <w:r>
+        <w:rPr>
+          <w:rFonts w:ascii="Courier New" w:hAnsi="Courier New"/>
+          <w:color w:val="1F4D78"/>
+          <w:sz w:val="20"/>
+          <w:shd w:fill="EAF2F8"/>
+        </w:rPr>
+        <w:t>Sites.Selected</w:t>
+      </w:r>
+      <w:r>
+        <w:rPr>
+          <w:rFonts w:ascii="Calibri" w:hAnsi="Calibri"/>
+          <w:color w:val="17324D"/>
+          <w:sz w:val="22"/>
+        </w:rPr>
+        <w:t>, plus versioning, retention and audit controls.</w:t>
+      </w:r>
+    </w:p>
+    <w:p>
+      <w:r>
+        <w:rPr>
+          <w:rFonts w:ascii="Calibri" w:hAnsi="Calibri"/>
+          <w:color w:val="17324D"/>
+          <w:sz w:val="22"/>
+        </w:rPr>
+        <w:t>No single layer is treated as sufficient by itself.</w:t>
+      </w:r>
+    </w:p>
+    <w:p>
+      <w:pPr>
+        <w:pStyle w:val="Heading2"/>
+      </w:pPr>
+      <w:r>
+        <w:t>7.6 Request context</w:t>
+      </w:r>
+    </w:p>
+    <w:p>
+      <w:r>
+        <w:rPr>
+          <w:rFonts w:ascii="Calibri" w:hAnsi="Calibri"/>
+          <w:color w:val="17324D"/>
+          <w:sz w:val="22"/>
+        </w:rPr>
+        <w:t>Cedar consumes Gateway-validated caller claims; the Runtime does not make a second identity-policy decision. Client-supplied identity headers and MCP tool arguments remain untrusted. The request interceptor copies the validated bearer token into a dedicated OBO assertion header only for the delegated lane, overwriting any client value. That header is a credential assertion rather than a caller identity claim, is absent from application lanes, and must never be logged.</w:t>
       </w:r>
     </w:p>
     <w:p>
@@ -5338,7 +6459,7 @@
           <w:color w:val="17324D"/>
           <w:sz w:val="22"/>
         </w:rPr>
-        <w:t xml:space="preserve">Approved VPC clients use the interface endpoint </w:t>
+        <w:t xml:space="preserve">Approved VPC clients use the externally managed interface endpoint </w:t>
       </w:r>
       <w:r>
         <w:rPr>
@@ -5355,7 +6476,7 @@
           <w:color w:val="17324D"/>
           <w:sz w:val="22"/>
         </w:rPr>
-        <w:t xml:space="preserve"> with private DNS. For OAuth requests through this endpoint, the endpoint policy may require a wildcard principal because VPC endpoint policies evaluate IAM principals rather than OAuth users. Compensating controls are exact Gateway resource scoping, security-group restrictions, routing controls, </w:t>
+        <w:t xml:space="preserve"> with private DNS. The network/platform account, rather than this workload Terraform root, owns the endpoint, endpoint policy, routing and client-side security groups. For OAuth requests through this endpoint, the endpoint policy may require a wildcard principal because VPC endpoint policies evaluate IAM principals rather than OAuth users. Compensating controls are exact Gateway resource scoping, security-group restrictions, routing controls, </w:t>
       </w:r>
       <w:r>
         <w:rPr>
@@ -5631,7 +6752,7 @@
                 <w:color w:val="17324D"/>
                 <w:sz w:val="18"/>
               </w:rPr>
-              <w:t>List metadata below an approved site/path</w:t>
+              <w:t>List metadata below a requested site/path</w:t>
             </w:r>
           </w:p>
         </w:tc>
@@ -5657,7 +6778,7 @@
                 <w:color w:val="17324D"/>
                 <w:sz w:val="18"/>
               </w:rPr>
-              <w:t>Approved human and service read callers</w:t>
+              <w:t>Exact lane-qualified Cedar read role plus downstream SharePoint authorization</w:t>
             </w:r>
           </w:p>
         </w:tc>
@@ -5715,7 +6836,7 @@
                 <w:color w:val="17324D"/>
                 <w:sz w:val="18"/>
               </w:rPr>
-              <w:t>Read bounded text from one approved file</w:t>
+              <w:t>Read bounded text from one file</w:t>
             </w:r>
           </w:p>
         </w:tc>
@@ -5741,7 +6862,7 @@
                 <w:color w:val="17324D"/>
                 <w:sz w:val="18"/>
               </w:rPr>
-              <w:t>Approved human and service read callers</w:t>
+              <w:t>Exact lane-qualified Cedar read role plus downstream SharePoint authorization</w:t>
             </w:r>
           </w:p>
         </w:tc>
@@ -5773,7 +6894,7 @@
                 <w:sz w:val="17"/>
                 <w:shd w:fill="EAF2F8"/>
               </w:rPr>
-              <w:t>sharepoint_insert_site_page_content</w:t>
+              <w:t>sharepoint_upload_file</w:t>
             </w:r>
           </w:p>
         </w:tc>
@@ -5799,7 +6920,7 @@
                 <w:color w:val="17324D"/>
                 <w:sz w:val="18"/>
               </w:rPr>
-              <w:t>Create approved page content</w:t>
+              <w:t>Create or replace one small UTF-8 text file in the site's default document library</w:t>
             </w:r>
           </w:p>
         </w:tc>
@@ -5825,91 +6946,7 @@
                 <w:color w:val="17324D"/>
                 <w:sz w:val="18"/>
               </w:rPr>
-              <w:t>Publisher role only; disabled until write gate</w:t>
-            </w:r>
-          </w:p>
-        </w:tc>
-      </w:tr>
-      <w:tr>
-        <w:trPr>
-          <w:cantSplit/>
-        </w:trPr>
-        <w:tc>
-          <w:tcPr>
-            <w:tcW w:type="dxa" w:w="2500"/>
-            <w:vAlign w:val="center"/>
-            <w:tcMar>
-              <w:top w:w="80" w:type="dxa"/>
-              <w:start w:w="120" w:type="dxa"/>
-              <w:bottom w:w="80" w:type="dxa"/>
-              <w:end w:w="120" w:type="dxa"/>
-            </w:tcMar>
-          </w:tcPr>
-          <w:p>
-            <w:pPr>
-              <w:spacing w:after="0" w:line="252" w:lineRule="auto"/>
-              <w:jc w:val="left"/>
-            </w:pPr>
-            <w:r>
-              <w:rPr>
-                <w:rFonts w:ascii="Courier New" w:hAnsi="Courier New"/>
-                <w:color w:val="1F4D78"/>
-                <w:sz w:val="17"/>
-                <w:shd w:fill="EAF2F8"/>
-              </w:rPr>
-              <w:t>sharepoint_update_file_content</w:t>
-            </w:r>
-          </w:p>
-        </w:tc>
-        <w:tc>
-          <w:tcPr>
-            <w:tcW w:type="dxa" w:w="2900"/>
-            <w:vAlign w:val="center"/>
-            <w:tcMar>
-              <w:top w:w="80" w:type="dxa"/>
-              <w:start w:w="120" w:type="dxa"/>
-              <w:bottom w:w="80" w:type="dxa"/>
-              <w:end w:w="120" w:type="dxa"/>
-            </w:tcMar>
-          </w:tcPr>
-          <w:p>
-            <w:pPr>
-              <w:spacing w:after="0" w:line="252" w:lineRule="auto"/>
-              <w:jc w:val="left"/>
-            </w:pPr>
-            <w:r>
-              <w:rPr>
-                <w:rFonts w:ascii="Calibri" w:hAnsi="Calibri"/>
-                <w:color w:val="17324D"/>
-                <w:sz w:val="18"/>
-              </w:rPr>
-              <w:t>Update one approved file</w:t>
-            </w:r>
-          </w:p>
-        </w:tc>
-        <w:tc>
-          <w:tcPr>
-            <w:tcW w:type="dxa" w:w="3960"/>
-            <w:vAlign w:val="center"/>
-            <w:tcMar>
-              <w:top w:w="80" w:type="dxa"/>
-              <w:start w:w="120" w:type="dxa"/>
-              <w:bottom w:w="80" w:type="dxa"/>
-              <w:end w:w="120" w:type="dxa"/>
-            </w:tcMar>
-          </w:tcPr>
-          <w:p>
-            <w:pPr>
-              <w:spacing w:after="0" w:line="252" w:lineRule="auto"/>
-              <w:jc w:val="left"/>
-            </w:pPr>
-            <w:r>
-              <w:rPr>
-                <w:rFonts w:ascii="Calibri" w:hAnsi="Calibri"/>
-                <w:color w:val="17324D"/>
-                <w:sz w:val="18"/>
-              </w:rPr>
-              <w:t>Publisher role only; disabled until write gate</w:t>
+              <w:t>Exact lane-qualified Cedar upload role plus downstream SharePoint authorization</w:t>
             </w:r>
           </w:p>
         </w:tc>
@@ -5945,130 +6982,7 @@
           <w:color w:val="17324D"/>
           <w:sz w:val="22"/>
         </w:rPr>
-        <w:t>SharePoint content may contain internal, personal, security-sensitive or regulated information. The platform does not change the source classification. Data owners must approve each site and allowed path. Tool responses must be bounded, and callers remain responsible for handling returned content according to its classification.</w:t>
-      </w:r>
-    </w:p>
-    <w:p>
-      <w:r>
-        <w:rPr>
-          <w:rFonts w:ascii="Calibri" w:hAnsi="Calibri"/>
-          <w:color w:val="17324D"/>
-          <w:sz w:val="22"/>
-        </w:rPr>
-        <w:t>The following are prohibited from application logs, traces and policy logs:</w:t>
-      </w:r>
-    </w:p>
-    <w:p>
-      <w:pPr>
-        <w:spacing w:after="80" w:line="300" w:lineRule="auto"/>
-        <w:numPr>
-          <w:ilvl w:val="0"/>
-          <w:numId w:val="17"/>
-        </w:numPr>
-      </w:pPr>
-      <w:r>
-        <w:rPr>
-          <w:rFonts w:ascii="Calibri" w:hAnsi="Calibri"/>
-          <w:color w:val="17324D"/>
-          <w:sz w:val="22"/>
-        </w:rPr>
-        <w:t>bearer tokens, refresh tokens, client secrets or certificates;</w:t>
-      </w:r>
-    </w:p>
-    <w:p>
-      <w:pPr>
-        <w:spacing w:after="80" w:line="300" w:lineRule="auto"/>
-        <w:numPr>
-          <w:ilvl w:val="0"/>
-          <w:numId w:val="17"/>
-        </w:numPr>
-      </w:pPr>
-      <w:r>
-        <w:rPr>
-          <w:rFonts w:ascii="Calibri" w:hAnsi="Calibri"/>
-          <w:color w:val="17324D"/>
-          <w:sz w:val="22"/>
-        </w:rPr>
-        <w:t>full SharePoint documents or large content fragments;</w:t>
-      </w:r>
-    </w:p>
-    <w:p>
-      <w:pPr>
-        <w:spacing w:after="80" w:line="300" w:lineRule="auto"/>
-        <w:numPr>
-          <w:ilvl w:val="0"/>
-          <w:numId w:val="17"/>
-        </w:numPr>
-      </w:pPr>
-      <w:r>
-        <w:rPr>
-          <w:rFonts w:ascii="Calibri" w:hAnsi="Calibri"/>
-          <w:color w:val="17324D"/>
-          <w:sz w:val="22"/>
-        </w:rPr>
-        <w:t>full sensitive MCP inputs or outputs;</w:t>
-      </w:r>
-    </w:p>
-    <w:p>
-      <w:pPr>
-        <w:spacing w:after="80" w:line="300" w:lineRule="auto"/>
-        <w:numPr>
-          <w:ilvl w:val="0"/>
-          <w:numId w:val="17"/>
-        </w:numPr>
-      </w:pPr>
-      <w:r>
-        <w:rPr>
-          <w:rFonts w:ascii="Calibri" w:hAnsi="Calibri"/>
-          <w:color w:val="17324D"/>
-          <w:sz w:val="22"/>
-        </w:rPr>
-        <w:t>secret-bearing HTTP headers;</w:t>
-      </w:r>
-    </w:p>
-    <w:p>
-      <w:pPr>
-        <w:spacing w:after="80" w:line="300" w:lineRule="auto"/>
-        <w:numPr>
-          <w:ilvl w:val="0"/>
-          <w:numId w:val="17"/>
-        </w:numPr>
-      </w:pPr>
-      <w:r>
-        <w:rPr>
-          <w:rFonts w:ascii="Calibri" w:hAnsi="Calibri"/>
-          <w:color w:val="17324D"/>
-          <w:sz w:val="22"/>
-        </w:rPr>
-        <w:t>unnecessary personal attributes from Entra claims.</w:t>
-      </w:r>
-    </w:p>
-    <w:p>
-      <w:r>
-        <w:rPr>
-          <w:rFonts w:ascii="Calibri" w:hAnsi="Calibri"/>
-          <w:color w:val="17324D"/>
-          <w:sz w:val="22"/>
-        </w:rPr>
-        <w:t>Allowed audit metadata includes correlation ID, timestamp, caller subject identifier or approved pseudonymous identifier, client ID, matched policy role, tool, approved resource identifier, decision, reason code, change ticket, idempotency key hash, latency and result code.</w:t>
-      </w:r>
-    </w:p>
-    <w:p>
-      <w:pPr>
-        <w:pStyle w:val="Heading2"/>
-      </w:pPr>
-      <w:r>
-        <w:t>9.3 SharePoint authorization</w:t>
-      </w:r>
-    </w:p>
-    <w:p>
-      <w:r>
-        <w:rPr>
-          <w:rFonts w:ascii="Calibri" w:hAnsi="Calibri"/>
-          <w:color w:val="17324D"/>
-          <w:sz w:val="22"/>
-        </w:rPr>
-        <w:t xml:space="preserve">The downstream Graph application should use </w:t>
+        <w:t xml:space="preserve">SharePoint content may contain internal, personal, security-sensitive or regulated information. The platform does not change the source classification. Site owners govern employee access through native SharePoint permissions and govern application access through explicit </w:t>
       </w:r>
       <w:r>
         <w:rPr>
@@ -6085,7 +6999,140 @@
           <w:color w:val="17324D"/>
           <w:sz w:val="22"/>
         </w:rPr>
-        <w:t xml:space="preserve"> or a narrower selected-permission model and receive explicit grants only to approved sites. Broad tenant permissions such as </w:t>
+        <w:t xml:space="preserve"> grants. Callers remain responsible for handling uploaded content according to its classification.</w:t>
+      </w:r>
+    </w:p>
+    <w:p>
+      <w:r>
+        <w:rPr>
+          <w:rFonts w:ascii="Calibri" w:hAnsi="Calibri"/>
+          <w:color w:val="17324D"/>
+          <w:sz w:val="22"/>
+        </w:rPr>
+        <w:t>The following are prohibited from application logs, traces and policy logs:</w:t>
+      </w:r>
+    </w:p>
+    <w:p>
+      <w:pPr>
+        <w:spacing w:after="80" w:line="300" w:lineRule="auto"/>
+        <w:numPr>
+          <w:ilvl w:val="0"/>
+          <w:numId w:val="27"/>
+        </w:numPr>
+      </w:pPr>
+      <w:r>
+        <w:rPr>
+          <w:rFonts w:ascii="Calibri" w:hAnsi="Calibri"/>
+          <w:color w:val="17324D"/>
+          <w:sz w:val="22"/>
+        </w:rPr>
+        <w:t>bearer tokens, refresh tokens, client secrets or certificates;</w:t>
+      </w:r>
+    </w:p>
+    <w:p>
+      <w:pPr>
+        <w:spacing w:after="80" w:line="300" w:lineRule="auto"/>
+        <w:numPr>
+          <w:ilvl w:val="0"/>
+          <w:numId w:val="27"/>
+        </w:numPr>
+      </w:pPr>
+      <w:r>
+        <w:rPr>
+          <w:rFonts w:ascii="Calibri" w:hAnsi="Calibri"/>
+          <w:color w:val="17324D"/>
+          <w:sz w:val="22"/>
+        </w:rPr>
+        <w:t>full SharePoint documents or large content fragments;</w:t>
+      </w:r>
+    </w:p>
+    <w:p>
+      <w:pPr>
+        <w:spacing w:after="80" w:line="300" w:lineRule="auto"/>
+        <w:numPr>
+          <w:ilvl w:val="0"/>
+          <w:numId w:val="27"/>
+        </w:numPr>
+      </w:pPr>
+      <w:r>
+        <w:rPr>
+          <w:rFonts w:ascii="Calibri" w:hAnsi="Calibri"/>
+          <w:color w:val="17324D"/>
+          <w:sz w:val="22"/>
+        </w:rPr>
+        <w:t>full sensitive MCP inputs or outputs;</w:t>
+      </w:r>
+    </w:p>
+    <w:p>
+      <w:pPr>
+        <w:spacing w:after="80" w:line="300" w:lineRule="auto"/>
+        <w:numPr>
+          <w:ilvl w:val="0"/>
+          <w:numId w:val="27"/>
+        </w:numPr>
+      </w:pPr>
+      <w:r>
+        <w:rPr>
+          <w:rFonts w:ascii="Calibri" w:hAnsi="Calibri"/>
+          <w:color w:val="17324D"/>
+          <w:sz w:val="22"/>
+        </w:rPr>
+        <w:t>secret-bearing HTTP headers;</w:t>
+      </w:r>
+    </w:p>
+    <w:p>
+      <w:pPr>
+        <w:spacing w:after="80" w:line="300" w:lineRule="auto"/>
+        <w:numPr>
+          <w:ilvl w:val="0"/>
+          <w:numId w:val="27"/>
+        </w:numPr>
+      </w:pPr>
+      <w:r>
+        <w:rPr>
+          <w:rFonts w:ascii="Calibri" w:hAnsi="Calibri"/>
+          <w:color w:val="17324D"/>
+          <w:sz w:val="22"/>
+        </w:rPr>
+        <w:t>unnecessary personal attributes from Entra claims.</w:t>
+      </w:r>
+    </w:p>
+    <w:p>
+      <w:r>
+        <w:rPr>
+          <w:rFonts w:ascii="Calibri" w:hAnsi="Calibri"/>
+          <w:color w:val="17324D"/>
+          <w:sz w:val="22"/>
+        </w:rPr>
+        <w:t>Allowed audit metadata includes correlation ID, timestamp, caller subject identifier or approved pseudonymous identifier, client ID, Cedar action/policy identifier, tool, requested resource identifier, decision, reason code, latency and result code.</w:t>
+      </w:r>
+    </w:p>
+    <w:p>
+      <w:pPr>
+        <w:pStyle w:val="Heading2"/>
+      </w:pPr>
+      <w:r>
+        <w:t>9.3 SharePoint authorization</w:t>
+      </w:r>
+    </w:p>
+    <w:p>
+      <w:r>
+        <w:rPr>
+          <w:rFonts w:ascii="Calibri" w:hAnsi="Calibri"/>
+          <w:color w:val="17324D"/>
+          <w:sz w:val="22"/>
+        </w:rPr>
+        <w:t>The delegated Runtime performs Graph OBO. SharePoint therefore evaluates the signed-in employee's existing native permissions for each requested site and item; Cedar does not duplicate those site memberships.</w:t>
+      </w:r>
+    </w:p>
+    <w:p>
+      <w:r>
+        <w:rPr>
+          <w:rFonts w:ascii="Calibri" w:hAnsi="Calibri"/>
+          <w:color w:val="17324D"/>
+          <w:sz w:val="22"/>
+        </w:rPr>
+        <w:t xml:space="preserve">The application Runtime uses a dedicated Graph application identity with </w:t>
       </w:r>
       <w:r>
         <w:rPr>
@@ -6094,7 +7141,7 @@
           <w:sz w:val="20"/>
           <w:shd w:fill="EAF2F8"/>
         </w:rPr>
-        <w:t>Sites.Read.All</w:t>
+        <w:t>Sites.Selected</w:t>
       </w:r>
       <w:r>
         <w:rPr>
@@ -6102,7 +7149,7 @@
           <w:color w:val="17324D"/>
           <w:sz w:val="22"/>
         </w:rPr>
-        <w:t xml:space="preserve"> or </w:t>
+        <w:t xml:space="preserve"> or a narrower selected-permission model and receives explicit grants only to approved sites. Broad tenant permissions such as </w:t>
       </w:r>
       <w:r>
         <w:rPr>
@@ -6111,7 +7158,7 @@
           <w:sz w:val="20"/>
           <w:shd w:fill="EAF2F8"/>
         </w:rPr>
-        <w:t>Sites.ReadWrite.All</w:t>
+        <w:t>Sites.Read.All</w:t>
       </w:r>
       <w:r>
         <w:rPr>
@@ -6119,161 +7166,7 @@
           <w:color w:val="17324D"/>
           <w:sz w:val="22"/>
         </w:rPr>
-        <w:t xml:space="preserve"> are not approved for the first slice. Read and write identities may be separated if that materially reduces risk and operational complexity.</w:t>
-      </w:r>
-    </w:p>
-    <w:p>
-      <w:pPr>
-        <w:pStyle w:val="Heading2"/>
-      </w:pPr>
-      <w:r>
-        <w:t>9.4 Write controls</w:t>
-      </w:r>
-    </w:p>
-    <w:p>
-      <w:r>
-        <w:rPr>
-          <w:rFonts w:ascii="Calibri" w:hAnsi="Calibri"/>
-          <w:color w:val="17324D"/>
-          <w:sz w:val="22"/>
-        </w:rPr>
-        <w:t>Write tools remain disabled until all of the following are implemented and tested:</w:t>
-      </w:r>
-    </w:p>
-    <w:p>
-      <w:pPr>
-        <w:spacing w:after="80" w:line="300" w:lineRule="auto"/>
-        <w:numPr>
-          <w:ilvl w:val="0"/>
-          <w:numId w:val="18"/>
-        </w:numPr>
-      </w:pPr>
-      <w:r>
-        <w:rPr>
-          <w:rFonts w:ascii="Calibri" w:hAnsi="Calibri"/>
-          <w:color w:val="17324D"/>
-          <w:sz w:val="22"/>
-        </w:rPr>
-        <w:t>explicit caller, client, role, site and path allow rules;</w:t>
-      </w:r>
-    </w:p>
-    <w:p>
-      <w:pPr>
-        <w:spacing w:after="80" w:line="300" w:lineRule="auto"/>
-        <w:numPr>
-          <w:ilvl w:val="0"/>
-          <w:numId w:val="18"/>
-        </w:numPr>
-      </w:pPr>
-      <w:r>
-        <w:rPr>
-          <w:rFonts w:ascii="Calibri" w:hAnsi="Calibri"/>
-          <w:color w:val="17324D"/>
-          <w:sz w:val="22"/>
-        </w:rPr>
-        <w:t>approved change ticket with validated format and, where possible, status;</w:t>
-      </w:r>
-    </w:p>
-    <w:p>
-      <w:pPr>
-        <w:spacing w:after="80" w:line="300" w:lineRule="auto"/>
-        <w:numPr>
-          <w:ilvl w:val="0"/>
-          <w:numId w:val="18"/>
-        </w:numPr>
-      </w:pPr>
-      <w:r>
-        <w:rPr>
-          <w:rFonts w:ascii="Calibri" w:hAnsi="Calibri"/>
-          <w:color w:val="17324D"/>
-          <w:sz w:val="22"/>
-        </w:rPr>
-        <w:t>durable idempotency storage keyed by caller, tool, resource and request key;</w:t>
-      </w:r>
-    </w:p>
-    <w:p>
-      <w:pPr>
-        <w:spacing w:after="80" w:line="300" w:lineRule="auto"/>
-        <w:numPr>
-          <w:ilvl w:val="0"/>
-          <w:numId w:val="18"/>
-        </w:numPr>
-      </w:pPr>
-      <w:r>
-        <w:rPr>
-          <w:rFonts w:ascii="Calibri" w:hAnsi="Calibri"/>
-          <w:color w:val="17324D"/>
-          <w:sz w:val="22"/>
-        </w:rPr>
-        <w:t>optimistic concurrency using the current ETag or equivalent;</w:t>
-      </w:r>
-    </w:p>
-    <w:p>
-      <w:pPr>
-        <w:spacing w:after="80" w:line="300" w:lineRule="auto"/>
-        <w:numPr>
-          <w:ilvl w:val="0"/>
-          <w:numId w:val="18"/>
-        </w:numPr>
-      </w:pPr>
-      <w:r>
-        <w:rPr>
-          <w:rFonts w:ascii="Calibri" w:hAnsi="Calibri"/>
-          <w:color w:val="17324D"/>
-          <w:sz w:val="22"/>
-        </w:rPr>
-        <w:t>bounded content type and size validation;</w:t>
-      </w:r>
-    </w:p>
-    <w:p>
-      <w:pPr>
-        <w:spacing w:after="80" w:line="300" w:lineRule="auto"/>
-        <w:numPr>
-          <w:ilvl w:val="0"/>
-          <w:numId w:val="18"/>
-        </w:numPr>
-      </w:pPr>
-      <w:r>
-        <w:rPr>
-          <w:rFonts w:ascii="Calibri" w:hAnsi="Calibri"/>
-          <w:color w:val="17324D"/>
-          <w:sz w:val="22"/>
-        </w:rPr>
-        <w:t>structured before/after metadata without logging full sensitive content;</w:t>
-      </w:r>
-    </w:p>
-    <w:p>
-      <w:pPr>
-        <w:spacing w:after="80" w:line="300" w:lineRule="auto"/>
-        <w:numPr>
-          <w:ilvl w:val="0"/>
-          <w:numId w:val="18"/>
-        </w:numPr>
-      </w:pPr>
-      <w:r>
-        <w:rPr>
-          <w:rFonts w:ascii="Calibri" w:hAnsi="Calibri"/>
-          <w:color w:val="17324D"/>
-          <w:sz w:val="22"/>
-        </w:rPr>
-        <w:t>data-owner approval and documented recovery/version-restore procedure;</w:t>
-      </w:r>
-    </w:p>
-    <w:p>
-      <w:pPr>
-        <w:spacing w:after="80" w:line="300" w:lineRule="auto"/>
-        <w:numPr>
-          <w:ilvl w:val="0"/>
-          <w:numId w:val="18"/>
-        </w:numPr>
-      </w:pPr>
-      <w:r>
-        <w:rPr>
-          <w:rFonts w:ascii="Calibri" w:hAnsi="Calibri"/>
-          <w:color w:val="17324D"/>
-          <w:sz w:val="22"/>
-        </w:rPr>
-        <w:t xml:space="preserve">policy engine in </w:t>
+        <w:t xml:space="preserve"> or </w:t>
       </w:r>
       <w:r>
         <w:rPr>
@@ -6282,7 +7175,7 @@
           <w:sz w:val="20"/>
           <w:shd w:fill="EAF2F8"/>
         </w:rPr>
-        <w:t>ENFORCE</w:t>
+        <w:t>Sites.ReadWrite.All</w:t>
       </w:r>
       <w:r>
         <w:rPr>
@@ -6290,7 +7183,25 @@
           <w:color w:val="17324D"/>
           <w:sz w:val="22"/>
         </w:rPr>
-        <w:t xml:space="preserve"> mode;</w:t>
+        <w:t xml:space="preserve"> are not approved.</w:t>
+      </w:r>
+    </w:p>
+    <w:p>
+      <w:pPr>
+        <w:pStyle w:val="Heading2"/>
+      </w:pPr>
+      <w:r>
+        <w:t>9.4 Upload contract</w:t>
+      </w:r>
+    </w:p>
+    <w:p>
+      <w:r>
+        <w:rPr>
+          <w:rFonts w:ascii="Calibri" w:hAnsi="Calibri"/>
+          <w:color w:val="17324D"/>
+          <w:sz w:val="22"/>
+        </w:rPr>
+        <w:t>The upload tool has three client-visible inputs:</w:t>
       </w:r>
     </w:p>
     <w:p>
@@ -6298,410 +7209,9 @@
         <w:spacing w:after="80" w:line="300" w:lineRule="auto"/>
         <w:numPr>
           <w:ilvl w:val="0"/>
-          <w:numId w:val="18"/>
+          <w:numId w:val="28"/>
         </w:numPr>
       </w:pPr>
-      <w:r>
-        <w:rPr>
-          <w:rFonts w:ascii="Calibri" w:hAnsi="Calibri"/>
-          <w:color w:val="17324D"/>
-          <w:sz w:val="22"/>
-        </w:rPr>
-        <w:t>negative tests for replay, stale ETag, wrong site/path, missing ticket and unauthorized caller.</w:t>
-      </w:r>
-    </w:p>
-    <w:p>
-      <w:pPr>
-        <w:pStyle w:val="Heading1"/>
-      </w:pPr>
-      <w:r>
-        <w:t>10. Policy, build and deployment</w:t>
-      </w:r>
-    </w:p>
-    <w:p>
-      <w:pPr>
-        <w:pStyle w:val="Heading2"/>
-      </w:pPr>
-      <w:r>
-        <w:t>10.1 Policy as code</w:t>
-      </w:r>
-    </w:p>
-    <w:p>
-      <w:r>
-        <w:rPr>
-          <w:rFonts w:ascii="Calibri" w:hAnsi="Calibri"/>
-          <w:color w:val="17324D"/>
-          <w:sz w:val="22"/>
-        </w:rPr>
-        <w:t>YAML is the human-maintained authorization source, validated by JSON Schema and embedded positive/negative tests. Generated JSON is the Runtime artifact. Gateway Cedar policy must be generated from or reconciled with the same source to prevent divergent enforcement.</w:t>
-      </w:r>
-    </w:p>
-    <w:p>
-      <w:r>
-        <w:rPr>
-          <w:rFonts w:ascii="Calibri" w:hAnsi="Calibri"/>
-          <w:color w:val="17324D"/>
-          <w:sz w:val="22"/>
-        </w:rPr>
-        <w:t>Production policy changes require:</w:t>
-      </w:r>
-    </w:p>
-    <w:p>
-      <w:pPr>
-        <w:spacing w:after="80" w:line="300" w:lineRule="auto"/>
-        <w:numPr>
-          <w:ilvl w:val="0"/>
-          <w:numId w:val="19"/>
-        </w:numPr>
-      </w:pPr>
-      <w:r>
-        <w:rPr>
-          <w:rFonts w:ascii="Calibri" w:hAnsi="Calibri"/>
-          <w:color w:val="17324D"/>
-          <w:sz w:val="22"/>
-        </w:rPr>
-        <w:t>path-scoped Azure DevOps build validation;</w:t>
-      </w:r>
-    </w:p>
-    <w:p>
-      <w:pPr>
-        <w:spacing w:after="80" w:line="300" w:lineRule="auto"/>
-        <w:numPr>
-          <w:ilvl w:val="0"/>
-          <w:numId w:val="19"/>
-        </w:numPr>
-      </w:pPr>
-      <w:r>
-        <w:rPr>
-          <w:rFonts w:ascii="Calibri" w:hAnsi="Calibri"/>
-          <w:color w:val="17324D"/>
-          <w:sz w:val="22"/>
-        </w:rPr>
-        <w:t>policy-owner and security/data-owner review where access expands;</w:t>
-      </w:r>
-    </w:p>
-    <w:p>
-      <w:pPr>
-        <w:spacing w:after="80" w:line="300" w:lineRule="auto"/>
-        <w:numPr>
-          <w:ilvl w:val="0"/>
-          <w:numId w:val="19"/>
-        </w:numPr>
-      </w:pPr>
-      <w:r>
-        <w:rPr>
-          <w:rFonts w:ascii="Calibri" w:hAnsi="Calibri"/>
-          <w:color w:val="17324D"/>
-          <w:sz w:val="22"/>
-        </w:rPr>
-        <w:t>generated artifact freshness checks;</w:t>
-      </w:r>
-    </w:p>
-    <w:p>
-      <w:pPr>
-        <w:spacing w:after="80" w:line="300" w:lineRule="auto"/>
-        <w:numPr>
-          <w:ilvl w:val="0"/>
-          <w:numId w:val="19"/>
-        </w:numPr>
-      </w:pPr>
-      <w:r>
-        <w:rPr>
-          <w:rFonts w:ascii="Calibri" w:hAnsi="Calibri"/>
-          <w:color w:val="17324D"/>
-          <w:sz w:val="22"/>
-        </w:rPr>
-        <w:t>negative authorization tests;</w:t>
-      </w:r>
-    </w:p>
-    <w:p>
-      <w:pPr>
-        <w:spacing w:after="80" w:line="300" w:lineRule="auto"/>
-        <w:numPr>
-          <w:ilvl w:val="0"/>
-          <w:numId w:val="19"/>
-        </w:numPr>
-      </w:pPr>
-      <w:r>
-        <w:rPr>
-          <w:rFonts w:ascii="Calibri" w:hAnsi="Calibri"/>
-          <w:color w:val="17324D"/>
-          <w:sz w:val="22"/>
-        </w:rPr>
-        <w:t>Terraform plan visibility where Gateway resources change;</w:t>
-      </w:r>
-    </w:p>
-    <w:p>
-      <w:pPr>
-        <w:spacing w:after="80" w:line="300" w:lineRule="auto"/>
-        <w:numPr>
-          <w:ilvl w:val="0"/>
-          <w:numId w:val="19"/>
-        </w:numPr>
-      </w:pPr>
-      <w:r>
-        <w:rPr>
-          <w:rFonts w:ascii="Calibri" w:hAnsi="Calibri"/>
-          <w:color w:val="17324D"/>
-          <w:sz w:val="22"/>
-        </w:rPr>
-        <w:t>explicit promotion and rollback evidence.</w:t>
-      </w:r>
-    </w:p>
-    <w:p>
-      <w:pPr>
-        <w:pStyle w:val="Heading2"/>
-      </w:pPr>
-      <w:r>
-        <w:t>10.2 Images</w:t>
-      </w:r>
-    </w:p>
-    <w:p>
-      <w:r>
-        <w:rPr>
-          <w:rFonts w:ascii="Calibri" w:hAnsi="Calibri"/>
-          <w:color w:val="17324D"/>
-          <w:sz w:val="22"/>
-        </w:rPr>
-        <w:t>Each Runtime deploys a final service image from central ECR. Production images must use immutable digests or immutable version tags and pass dependency, malware and vulnerability scanning, SBOM generation and signature/provenance verification. Runtime roles receive pull access only to approved repositories.</w:t>
-      </w:r>
-    </w:p>
-    <w:p>
-      <w:pPr>
-        <w:pStyle w:val="Heading2"/>
-      </w:pPr>
-      <w:r>
-        <w:t>10.3 Environment separation</w:t>
-      </w:r>
-    </w:p>
-    <w:p>
-      <w:r>
-        <w:rPr>
-          <w:rFonts w:ascii="Calibri" w:hAnsi="Calibri"/>
-          <w:color w:val="17324D"/>
-          <w:sz w:val="22"/>
-        </w:rPr>
-        <w:t>Non-production and production use the same Terraform root but separate state, tfvars, Entra applications/audiences, client IDs, AWS resources, image references, policy promotion and approvals. A token issued for one environment must not be accepted by another.</w:t>
-      </w:r>
-    </w:p>
-    <w:p>
-      <w:pPr>
-        <w:pStyle w:val="Heading1"/>
-      </w:pPr>
-      <w:r>
-        <w:t>11. Observability and audit</w:t>
-      </w:r>
-    </w:p>
-    <w:p>
-      <w:r>
-        <w:rPr>
-          <w:rFonts w:ascii="Calibri" w:hAnsi="Calibri"/>
-          <w:color w:val="17324D"/>
-          <w:sz w:val="22"/>
-        </w:rPr>
-        <w:t>The operational design requires end-to-end correlation from client to Gateway, policy decision, Runtime and Graph call without propagating sensitive credentials.</w:t>
-      </w:r>
-    </w:p>
-    <w:p>
-      <w:r>
-        <w:rPr>
-          <w:rFonts w:ascii="Calibri" w:hAnsi="Calibri"/>
-          <w:color w:val="17324D"/>
-          <w:sz w:val="22"/>
-        </w:rPr>
-        <w:t>Required telemetry includes:</w:t>
-      </w:r>
-    </w:p>
-    <w:p>
-      <w:pPr>
-        <w:spacing w:after="80" w:line="300" w:lineRule="auto"/>
-        <w:numPr>
-          <w:ilvl w:val="0"/>
-          <w:numId w:val="20"/>
-        </w:numPr>
-      </w:pPr>
-      <w:r>
-        <w:rPr>
-          <w:rFonts w:ascii="Calibri" w:hAnsi="Calibri"/>
-          <w:color w:val="17324D"/>
-          <w:sz w:val="22"/>
-        </w:rPr>
-        <w:t>Gateway invocation, authentication failure, target error and latency metrics;</w:t>
-      </w:r>
-    </w:p>
-    <w:p>
-      <w:pPr>
-        <w:spacing w:after="80" w:line="300" w:lineRule="auto"/>
-        <w:numPr>
-          <w:ilvl w:val="0"/>
-          <w:numId w:val="20"/>
-        </w:numPr>
-      </w:pPr>
-      <w:r>
-        <w:rPr>
-          <w:rFonts w:ascii="Calibri" w:hAnsi="Calibri"/>
-          <w:color w:val="17324D"/>
-          <w:sz w:val="22"/>
-        </w:rPr>
-        <w:t>Gateway policy allow/deny decisions and reason codes;</w:t>
-      </w:r>
-    </w:p>
-    <w:p>
-      <w:pPr>
-        <w:spacing w:after="80" w:line="300" w:lineRule="auto"/>
-        <w:numPr>
-          <w:ilvl w:val="0"/>
-          <w:numId w:val="20"/>
-        </w:numPr>
-      </w:pPr>
-      <w:r>
-        <w:rPr>
-          <w:rFonts w:ascii="Calibri" w:hAnsi="Calibri"/>
-          <w:color w:val="17324D"/>
-          <w:sz w:val="22"/>
-        </w:rPr>
-        <w:t>Runtime startup, tool call, validation failure, downstream status and latency events;</w:t>
-      </w:r>
-    </w:p>
-    <w:p>
-      <w:pPr>
-        <w:spacing w:after="80" w:line="300" w:lineRule="auto"/>
-        <w:numPr>
-          <w:ilvl w:val="0"/>
-          <w:numId w:val="20"/>
-        </w:numPr>
-      </w:pPr>
-      <w:r>
-        <w:rPr>
-          <w:rFonts w:ascii="Calibri" w:hAnsi="Calibri"/>
-          <w:color w:val="17324D"/>
-          <w:sz w:val="22"/>
-        </w:rPr>
-        <w:t>Graph throttling, retry, permission and concurrency failures;</w:t>
-      </w:r>
-    </w:p>
-    <w:p>
-      <w:pPr>
-        <w:spacing w:after="80" w:line="300" w:lineRule="auto"/>
-        <w:numPr>
-          <w:ilvl w:val="0"/>
-          <w:numId w:val="20"/>
-        </w:numPr>
-      </w:pPr>
-      <w:r>
-        <w:rPr>
-          <w:rFonts w:ascii="Calibri" w:hAnsi="Calibri"/>
-          <w:color w:val="17324D"/>
-          <w:sz w:val="22"/>
-        </w:rPr>
-        <w:t>deployment, identity, policy and selected-site permission changes;</w:t>
-      </w:r>
-    </w:p>
-    <w:p>
-      <w:pPr>
-        <w:spacing w:after="80" w:line="300" w:lineRule="auto"/>
-        <w:numPr>
-          <w:ilvl w:val="0"/>
-          <w:numId w:val="20"/>
-        </w:numPr>
-      </w:pPr>
-      <w:r>
-        <w:rPr>
-          <w:rFonts w:ascii="Calibri" w:hAnsi="Calibri"/>
-          <w:color w:val="17324D"/>
-          <w:sz w:val="22"/>
-        </w:rPr>
-        <w:t>unusual denied-tool, cross-site, replay and data-volume patterns.</w:t>
-      </w:r>
-    </w:p>
-    <w:p>
-      <w:r>
-        <w:rPr>
-          <w:rFonts w:ascii="Calibri" w:hAnsi="Calibri"/>
-          <w:color w:val="17324D"/>
-          <w:sz w:val="22"/>
-        </w:rPr>
-        <w:t>CloudWatch Transaction Search and relevant AgentCore log destinations must be configured. Retention, encryption, SIEM forwarding, alert thresholds, operational dashboards and on-call ownership must be defined and tested before production. Observability testing must include a deliberate check that tokens, secrets and document bodies do not appear in logs or traces.</w:t>
-      </w:r>
-    </w:p>
-    <w:p>
-      <w:pPr>
-        <w:pStyle w:val="Heading1"/>
-      </w:pPr>
-      <w:r>
-        <w:t>12. Reliability and performance</w:t>
-      </w:r>
-    </w:p>
-    <w:p>
-      <w:r>
-        <w:rPr>
-          <w:rFonts w:ascii="Calibri" w:hAnsi="Calibri"/>
-          <w:color w:val="17324D"/>
-          <w:sz w:val="22"/>
-        </w:rPr>
-        <w:t>The platform depends on AgentCore Gateway, Runtime, Entra ID, Microsoft Graph/SharePoint, network connectivity, ECR and observability services. The first slice should fail closed on identity, policy or downstream permission uncertainty.</w:t>
-      </w:r>
-    </w:p>
-    <w:p>
-      <w:r>
-        <w:rPr>
-          <w:rFonts w:ascii="Calibri" w:hAnsi="Calibri"/>
-          <w:color w:val="17324D"/>
-          <w:sz w:val="22"/>
-        </w:rPr>
-        <w:t>Required resilience behaviours:</w:t>
-      </w:r>
-    </w:p>
-    <w:p>
-      <w:pPr>
-        <w:spacing w:after="80" w:line="300" w:lineRule="auto"/>
-        <w:numPr>
-          <w:ilvl w:val="0"/>
-          <w:numId w:val="21"/>
-        </w:numPr>
-      </w:pPr>
-      <w:r>
-        <w:rPr>
-          <w:rFonts w:ascii="Calibri" w:hAnsi="Calibri"/>
-          <w:color w:val="17324D"/>
-          <w:sz w:val="22"/>
-        </w:rPr>
-        <w:t>bounded timeouts at client, Gateway/Runtime and Graph layers;</w:t>
-      </w:r>
-    </w:p>
-    <w:p>
-      <w:pPr>
-        <w:spacing w:after="80" w:line="300" w:lineRule="auto"/>
-        <w:numPr>
-          <w:ilvl w:val="0"/>
-          <w:numId w:val="21"/>
-        </w:numPr>
-      </w:pPr>
-      <w:r>
-        <w:rPr>
-          <w:rFonts w:ascii="Calibri" w:hAnsi="Calibri"/>
-          <w:color w:val="17324D"/>
-          <w:sz w:val="22"/>
-        </w:rPr>
-        <w:t>retries only for safe/transient cases with exponential backoff and jitter;</w:t>
-      </w:r>
-    </w:p>
-    <w:p>
-      <w:pPr>
-        <w:spacing w:after="80" w:line="300" w:lineRule="auto"/>
-        <w:numPr>
-          <w:ilvl w:val="0"/>
-          <w:numId w:val="21"/>
-        </w:numPr>
-      </w:pPr>
-      <w:r>
-        <w:rPr>
-          <w:rFonts w:ascii="Calibri" w:hAnsi="Calibri"/>
-          <w:color w:val="17324D"/>
-          <w:sz w:val="22"/>
-        </w:rPr>
-        <w:t xml:space="preserve">honour Microsoft </w:t>
-      </w:r>
       <w:r>
         <w:rPr>
           <w:rFonts w:ascii="Courier New" w:hAnsi="Courier New"/>
@@ -6709,7 +7219,7 @@
           <w:sz w:val="20"/>
           <w:shd w:fill="EAF2F8"/>
         </w:rPr>
-        <w:t>Retry-After</w:t>
+        <w:t>site_id</w:t>
       </w:r>
       <w:r>
         <w:rPr>
@@ -6717,7 +7227,7 @@
           <w:color w:val="17324D"/>
           <w:sz w:val="22"/>
         </w:rPr>
-        <w:t xml:space="preserve"> for Graph/SharePoint throttling;</w:t>
+        <w:t>;</w:t>
       </w:r>
     </w:p>
     <w:p>
@@ -6725,16 +7235,25 @@
         <w:spacing w:after="80" w:line="300" w:lineRule="auto"/>
         <w:numPr>
           <w:ilvl w:val="0"/>
-          <w:numId w:val="21"/>
+          <w:numId w:val="28"/>
         </w:numPr>
       </w:pPr>
       <w:r>
         <w:rPr>
+          <w:rFonts w:ascii="Courier New" w:hAnsi="Courier New"/>
+          <w:color w:val="1F4D78"/>
+          <w:sz w:val="20"/>
+          <w:shd w:fill="EAF2F8"/>
+        </w:rPr>
+        <w:t>file_path</w:t>
+      </w:r>
+      <w:r>
+        <w:rPr>
           <w:rFonts w:ascii="Calibri" w:hAnsi="Calibri"/>
           <w:color w:val="17324D"/>
           <w:sz w:val="22"/>
         </w:rPr>
-        <w:t>no automatic retry of non-idempotent writes without durable idempotency protection;</w:t>
+        <w:t>; and</w:t>
       </w:r>
     </w:p>
     <w:p>
@@ -6742,16 +7261,166 @@
         <w:spacing w:after="80" w:line="300" w:lineRule="auto"/>
         <w:numPr>
           <w:ilvl w:val="0"/>
-          <w:numId w:val="21"/>
+          <w:numId w:val="28"/>
         </w:numPr>
       </w:pPr>
       <w:r>
         <w:rPr>
+          <w:rFonts w:ascii="Courier New" w:hAnsi="Courier New"/>
+          <w:color w:val="1F4D78"/>
+          <w:sz w:val="20"/>
+          <w:shd w:fill="EAF2F8"/>
+        </w:rPr>
+        <w:t>content</w:t>
+      </w:r>
+      <w:r>
+        <w:rPr>
           <w:rFonts w:ascii="Calibri" w:hAnsi="Calibri"/>
           <w:color w:val="17324D"/>
           <w:sz w:val="22"/>
         </w:rPr>
-        <w:t>circuit-breaking or controlled degradation for repeated downstream failures;</w:t>
+        <w:t>, where an empty string is a valid empty file.</w:t>
+      </w:r>
+    </w:p>
+    <w:p>
+      <w:r>
+        <w:rPr>
+          <w:rFonts w:ascii="Calibri" w:hAnsi="Calibri"/>
+          <w:color w:val="17324D"/>
+          <w:sz w:val="22"/>
+        </w:rPr>
+        <w:t xml:space="preserve">Invalid identifiers or paths raise an error. The Runtime does not trim, normalize, repair, coerce, or replace a value before sending it to Graph. The PoC does not require a change ticket, idempotency key, audit reason, ETag, or caller-supplied correlation ID. Cedar authorizes the exact upload action, while the employee ACL or application </w:t>
+      </w:r>
+      <w:r>
+        <w:rPr>
+          <w:rFonts w:ascii="Courier New" w:hAnsi="Courier New"/>
+          <w:color w:val="1F4D78"/>
+          <w:sz w:val="20"/>
+          <w:shd w:fill="EAF2F8"/>
+        </w:rPr>
+        <w:t>Sites.Selected</w:t>
+      </w:r>
+      <w:r>
+        <w:rPr>
+          <w:rFonts w:ascii="Calibri" w:hAnsi="Calibri"/>
+          <w:color w:val="17324D"/>
+          <w:sz w:val="22"/>
+        </w:rPr>
+        <w:t xml:space="preserve"> grant decides site access.</w:t>
+      </w:r>
+    </w:p>
+    <w:p>
+      <w:r>
+        <w:rPr>
+          <w:rFonts w:ascii="Calibri" w:hAnsi="Calibri"/>
+          <w:color w:val="17324D"/>
+          <w:sz w:val="22"/>
+        </w:rPr>
+        <w:t xml:space="preserve">AgentCore Gateway exposes the actions as </w:t>
+      </w:r>
+      <w:r>
+        <w:rPr>
+          <w:rFonts w:ascii="Courier New" w:hAnsi="Courier New"/>
+          <w:color w:val="1F4D78"/>
+          <w:sz w:val="20"/>
+          <w:shd w:fill="EAF2F8"/>
+        </w:rPr>
+        <w:t>sharepoint-delegated___sharepoint_upload_file</w:t>
+      </w:r>
+      <w:r>
+        <w:rPr>
+          <w:rFonts w:ascii="Calibri" w:hAnsi="Calibri"/>
+          <w:color w:val="17324D"/>
+          <w:sz w:val="22"/>
+        </w:rPr>
+        <w:t xml:space="preserve"> and </w:t>
+      </w:r>
+      <w:r>
+        <w:rPr>
+          <w:rFonts w:ascii="Courier New" w:hAnsi="Courier New"/>
+          <w:color w:val="1F4D78"/>
+          <w:sz w:val="20"/>
+          <w:shd w:fill="EAF2F8"/>
+        </w:rPr>
+        <w:t>sharepoint-application___sharepoint_upload_file</w:t>
+      </w:r>
+      <w:r>
+        <w:rPr>
+          <w:rFonts w:ascii="Calibri" w:hAnsi="Calibri"/>
+          <w:color w:val="17324D"/>
+          <w:sz w:val="22"/>
+        </w:rPr>
+        <w:t xml:space="preserve">. AWS defines the three underscores as the </w:t>
+      </w:r>
+      <w:r>
+        <w:rPr>
+          <w:rFonts w:ascii="Courier New" w:hAnsi="Courier New"/>
+          <w:color w:val="1F4D78"/>
+          <w:sz w:val="20"/>
+          <w:shd w:fill="EAF2F8"/>
+        </w:rPr>
+        <w:t>&lt;TargetName&gt;___&lt;ToolName&gt;</w:t>
+      </w:r>
+      <w:r>
+        <w:rPr>
+          <w:rFonts w:ascii="Calibri" w:hAnsi="Calibri"/>
+          <w:color w:val="17324D"/>
+          <w:sz w:val="22"/>
+        </w:rPr>
+        <w:t xml:space="preserve"> separator.</w:t>
+      </w:r>
+    </w:p>
+    <w:p>
+      <w:pPr>
+        <w:pStyle w:val="Heading1"/>
+      </w:pPr>
+      <w:r>
+        <w:t>10. Policy, build and deployment</w:t>
+      </w:r>
+    </w:p>
+    <w:p>
+      <w:pPr>
+        <w:pStyle w:val="Heading2"/>
+      </w:pPr>
+      <w:r>
+        <w:t>10.1 Policy as code</w:t>
+      </w:r>
+    </w:p>
+    <w:p>
+      <w:r>
+        <w:rPr>
+          <w:rFonts w:ascii="Calibri" w:hAnsi="Calibri"/>
+          <w:color w:val="17324D"/>
+          <w:sz w:val="22"/>
+        </w:rPr>
+        <w:t xml:space="preserve">The </w:t>
+      </w:r>
+      <w:r>
+        <w:rPr>
+          <w:rFonts w:ascii="Courier New" w:hAnsi="Courier New"/>
+          <w:color w:val="1F4D78"/>
+          <w:sz w:val="20"/>
+          <w:shd w:fill="EAF2F8"/>
+        </w:rPr>
+        <w:t>.cedar</w:t>
+      </w:r>
+      <w:r>
+        <w:rPr>
+          <w:rFonts w:ascii="Calibri" w:hAnsi="Calibri"/>
+          <w:color w:val="17324D"/>
+          <w:sz w:val="22"/>
+        </w:rPr>
+        <w:t xml:space="preserve"> files are the human-maintained and deployable authorization source. There is no YAML abstraction, generated JSON, or Runtime policy copy. AgentCore validates direct Cedar against the live Gateway-generated schema during policy create/update.</w:t>
+      </w:r>
+    </w:p>
+    <w:p>
+      <w:r>
+        <w:rPr>
+          <w:rFonts w:ascii="Calibri" w:hAnsi="Calibri"/>
+          <w:color w:val="17324D"/>
+          <w:sz w:val="22"/>
+        </w:rPr>
+        <w:t>Production policy changes require:</w:t>
       </w:r>
     </w:p>
     <w:p>
@@ -6759,7 +7428,7 @@
         <w:spacing w:after="80" w:line="300" w:lineRule="auto"/>
         <w:numPr>
           <w:ilvl w:val="0"/>
-          <w:numId w:val="21"/>
+          <w:numId w:val="29"/>
         </w:numPr>
       </w:pPr>
       <w:r>
@@ -6768,7 +7437,7 @@
           <w:color w:val="17324D"/>
           <w:sz w:val="22"/>
         </w:rPr>
-        <w:t>immutable previous image and policy versions for rollback;</w:t>
+        <w:t>path-scoped Azure DevOps build validation;</w:t>
       </w:r>
     </w:p>
     <w:p>
@@ -6776,7 +7445,7 @@
         <w:spacing w:after="80" w:line="300" w:lineRule="auto"/>
         <w:numPr>
           <w:ilvl w:val="0"/>
-          <w:numId w:val="21"/>
+          <w:numId w:val="29"/>
         </w:numPr>
       </w:pPr>
       <w:r>
@@ -6785,105 +7454,7 @@
           <w:color w:val="17324D"/>
           <w:sz w:val="22"/>
         </w:rPr>
-        <w:t>a kill switch that removes a client, denies a tool or disables a target without a direct-Runtime bypass.</w:t>
-      </w:r>
-    </w:p>
-    <w:p>
-      <w:r>
-        <w:rPr>
-          <w:rFonts w:ascii="Calibri" w:hAnsi="Calibri"/>
-          <w:color w:val="17324D"/>
-          <w:sz w:val="22"/>
-        </w:rPr>
-        <w:t>Service-level objectives, expected concurrency, payload limits, peak usage, recovery time objective and recovery point objective are not yet defined. SharePoint remains the system of record; this platform does not maintain a separate authoritative content copy.</w:t>
-      </w:r>
-    </w:p>
-    <w:p>
-      <w:pPr>
-        <w:pStyle w:val="Heading1"/>
-      </w:pPr>
-      <w:r>
-        <w:t>13. Security reference</w:t>
-      </w:r>
-    </w:p>
-    <w:p>
-      <w:pPr>
-        <w:pStyle w:val="Heading2"/>
-      </w:pPr>
-      <w:r>
-        <w:t>13.1 Method and assumptions</w:t>
-      </w:r>
-    </w:p>
-    <w:p>
-      <w:r>
-        <w:rPr>
-          <w:rFonts w:ascii="Calibri" w:hAnsi="Calibri"/>
-          <w:color w:val="17324D"/>
-          <w:sz w:val="22"/>
-        </w:rPr>
-        <w:t xml:space="preserve">The threat model uses STRIDE categories across the data-flow trust boundaries. Ratings are qualitative because the enterprise risk-scoring standard and workload classification have not yet been supplied. </w:t>
-      </w:r>
-      <w:r>
-        <w:rPr>
-          <w:rFonts w:ascii="Calibri" w:hAnsi="Calibri"/>
-          <w:b/>
-          <w:color w:val="17324D"/>
-          <w:sz w:val="22"/>
-        </w:rPr>
-        <w:t>Inherent risk</w:t>
-      </w:r>
-      <w:r>
-        <w:rPr>
-          <w:rFonts w:ascii="Calibri" w:hAnsi="Calibri"/>
-          <w:color w:val="17324D"/>
-          <w:sz w:val="22"/>
-        </w:rPr>
-        <w:t xml:space="preserve"> assumes the proposed capability without the listed controls. </w:t>
-      </w:r>
-      <w:r>
-        <w:rPr>
-          <w:rFonts w:ascii="Calibri" w:hAnsi="Calibri"/>
-          <w:b/>
-          <w:color w:val="17324D"/>
-          <w:sz w:val="22"/>
-        </w:rPr>
-        <w:t>Residual risk</w:t>
-      </w:r>
-      <w:r>
-        <w:rPr>
-          <w:rFonts w:ascii="Calibri" w:hAnsi="Calibri"/>
-          <w:color w:val="17324D"/>
-          <w:sz w:val="22"/>
-        </w:rPr>
-        <w:t xml:space="preserve"> assumes all proposed controls are implemented and validated. Reconcile these provisional ratings with the organisation's risk method before production use.</w:t>
-      </w:r>
-    </w:p>
-    <w:p>
-      <w:r>
-        <w:rPr>
-          <w:rFonts w:ascii="Calibri" w:hAnsi="Calibri"/>
-          <w:color w:val="17324D"/>
-          <w:sz w:val="22"/>
-        </w:rPr>
-        <w:t>Threat actors considered include an external attacker with a stolen token, a compromised managed device, a malicious or over-privileged insider, a compromised client/service principal, malicious content in SharePoint, a compromised build dependency or image, and accidental administrator or policy error.</w:t>
-      </w:r>
-    </w:p>
-    <w:p>
-      <w:r>
-        <w:rPr>
-          <w:rFonts w:ascii="Calibri" w:hAnsi="Calibri"/>
-          <w:color w:val="17324D"/>
-          <w:sz w:val="22"/>
-        </w:rPr>
-        <w:t>Primary assets are caller identity, authorization policy, downstream credentials, SharePoint content, write integrity, audit evidence, service availability, source code, images, Terraform state and deployment approvals.</w:t>
-      </w:r>
-    </w:p>
-    <w:p>
-      <w:pPr>
-        <w:pStyle w:val="Heading2"/>
-      </w:pPr>
-      <w:r>
-        <w:t>13.2 Trust boundaries</w:t>
+        <w:t>policy-owner and security/data-owner review where access expands;</w:t>
       </w:r>
     </w:p>
     <w:p>
@@ -6891,25 +7462,25 @@
         <w:spacing w:after="80" w:line="300" w:lineRule="auto"/>
         <w:numPr>
           <w:ilvl w:val="0"/>
-          <w:numId w:val="22"/>
+          <w:numId w:val="29"/>
         </w:numPr>
       </w:pPr>
       <w:r>
         <w:rPr>
-          <w:rFonts w:ascii="Calibri" w:hAnsi="Calibri"/>
-          <w:b/>
+          <w:rFonts w:ascii="Courier New" w:hAnsi="Courier New"/>
+          <w:color w:val="1F4D78"/>
+          <w:sz w:val="20"/>
+          <w:shd w:fill="EAF2F8"/>
+        </w:rPr>
+        <w:t>FAIL_ON_ANY_FINDINGS</w:t>
+      </w:r>
+      <w:r>
+        <w:rPr>
+          <w:rFonts w:ascii="Calibri" w:hAnsi="Calibri"/>
           <w:color w:val="17324D"/>
           <w:sz w:val="22"/>
         </w:rPr>
-        <w:t>TB1:</w:t>
-      </w:r>
-      <w:r>
-        <w:rPr>
-          <w:rFonts w:ascii="Calibri" w:hAnsi="Calibri"/>
-          <w:color w:val="17324D"/>
-          <w:sz w:val="22"/>
-        </w:rPr>
-        <w:t xml:space="preserve"> managed user/device to Microsoft Entra ID.</w:t>
+        <w:t xml:space="preserve"> deployment validation;</w:t>
       </w:r>
     </w:p>
     <w:p>
@@ -6917,25 +7488,16 @@
         <w:spacing w:after="80" w:line="300" w:lineRule="auto"/>
         <w:numPr>
           <w:ilvl w:val="0"/>
-          <w:numId w:val="22"/>
+          <w:numId w:val="29"/>
         </w:numPr>
       </w:pPr>
       <w:r>
         <w:rPr>
           <w:rFonts w:ascii="Calibri" w:hAnsi="Calibri"/>
-          <w:b/>
           <w:color w:val="17324D"/>
           <w:sz w:val="22"/>
         </w:rPr>
-        <w:t>TB2:</w:t>
-      </w:r>
-      <w:r>
-        <w:rPr>
-          <w:rFonts w:ascii="Calibri" w:hAnsi="Calibri"/>
-          <w:color w:val="17324D"/>
-          <w:sz w:val="22"/>
-        </w:rPr>
-        <w:t xml:space="preserve"> caller network to AgentCore Gateway.</w:t>
+        <w:t>negative authorization tests;</w:t>
       </w:r>
     </w:p>
     <w:p>
@@ -6943,25 +7505,16 @@
         <w:spacing w:after="80" w:line="300" w:lineRule="auto"/>
         <w:numPr>
           <w:ilvl w:val="0"/>
-          <w:numId w:val="22"/>
+          <w:numId w:val="29"/>
         </w:numPr>
       </w:pPr>
       <w:r>
         <w:rPr>
           <w:rFonts w:ascii="Calibri" w:hAnsi="Calibri"/>
-          <w:b/>
           <w:color w:val="17324D"/>
           <w:sz w:val="22"/>
         </w:rPr>
-        <w:t>TB3:</w:t>
-      </w:r>
-      <w:r>
-        <w:rPr>
-          <w:rFonts w:ascii="Calibri" w:hAnsi="Calibri"/>
-          <w:color w:val="17324D"/>
-          <w:sz w:val="22"/>
-        </w:rPr>
-        <w:t xml:space="preserve"> Gateway identity validation and policy enforcement.</w:t>
+        <w:t>Terraform plan visibility where Gateway resources change;</w:t>
       </w:r>
     </w:p>
     <w:p>
@@ -6969,25 +7522,80 @@
         <w:spacing w:after="80" w:line="300" w:lineRule="auto"/>
         <w:numPr>
           <w:ilvl w:val="0"/>
-          <w:numId w:val="22"/>
+          <w:numId w:val="29"/>
         </w:numPr>
       </w:pPr>
       <w:r>
         <w:rPr>
           <w:rFonts w:ascii="Calibri" w:hAnsi="Calibri"/>
-          <w:b/>
           <w:color w:val="17324D"/>
           <w:sz w:val="22"/>
         </w:rPr>
-        <w:t>TB4:</w:t>
-      </w:r>
+        <w:t>explicit promotion and rollback evidence.</w:t>
+      </w:r>
+    </w:p>
+    <w:p>
+      <w:pPr>
+        <w:pStyle w:val="Heading2"/>
+      </w:pPr>
+      <w:r>
+        <w:t>10.2 Images</w:t>
+      </w:r>
+    </w:p>
+    <w:p>
       <w:r>
         <w:rPr>
           <w:rFonts w:ascii="Calibri" w:hAnsi="Calibri"/>
           <w:color w:val="17324D"/>
           <w:sz w:val="22"/>
         </w:rPr>
-        <w:t xml:space="preserve"> Gateway IAM role to Runtime resource policy.</w:t>
+        <w:t>Each Runtime deploys a final service image from central ECR. Production images must use immutable digests or immutable version tags and pass dependency, malware and vulnerability scanning, SBOM generation and signature/provenance verification. Runtime roles receive pull access only to approved repositories.</w:t>
+      </w:r>
+    </w:p>
+    <w:p>
+      <w:pPr>
+        <w:pStyle w:val="Heading2"/>
+      </w:pPr>
+      <w:r>
+        <w:t>10.3 Environment separation</w:t>
+      </w:r>
+    </w:p>
+    <w:p>
+      <w:r>
+        <w:rPr>
+          <w:rFonts w:ascii="Calibri" w:hAnsi="Calibri"/>
+          <w:color w:val="17324D"/>
+          <w:sz w:val="22"/>
+        </w:rPr>
+        <w:t>Non-production and production use the same Terraform root but separate state, tfvars, Entra applications/audiences, client IDs, AWS resources, image references, policy promotion and approvals. A token issued for one environment must not be accepted by another.</w:t>
+      </w:r>
+    </w:p>
+    <w:p>
+      <w:pPr>
+        <w:pStyle w:val="Heading1"/>
+      </w:pPr>
+      <w:r>
+        <w:t>11. Observability and audit</w:t>
+      </w:r>
+    </w:p>
+    <w:p>
+      <w:r>
+        <w:rPr>
+          <w:rFonts w:ascii="Calibri" w:hAnsi="Calibri"/>
+          <w:color w:val="17324D"/>
+          <w:sz w:val="22"/>
+        </w:rPr>
+        <w:t>The operational design requires end-to-end correlation from client to Gateway, policy decision, Runtime and Graph call without propagating sensitive credentials.</w:t>
+      </w:r>
+    </w:p>
+    <w:p>
+      <w:r>
+        <w:rPr>
+          <w:rFonts w:ascii="Calibri" w:hAnsi="Calibri"/>
+          <w:color w:val="17324D"/>
+          <w:sz w:val="22"/>
+        </w:rPr>
+        <w:t>Required telemetry includes:</w:t>
       </w:r>
     </w:p>
     <w:p>
@@ -6995,25 +7603,16 @@
         <w:spacing w:after="80" w:line="300" w:lineRule="auto"/>
         <w:numPr>
           <w:ilvl w:val="0"/>
-          <w:numId w:val="22"/>
+          <w:numId w:val="30"/>
         </w:numPr>
       </w:pPr>
       <w:r>
         <w:rPr>
           <w:rFonts w:ascii="Calibri" w:hAnsi="Calibri"/>
-          <w:b/>
           <w:color w:val="17324D"/>
           <w:sz w:val="22"/>
         </w:rPr>
-        <w:t>TB5:</w:t>
-      </w:r>
-      <w:r>
-        <w:rPr>
-          <w:rFonts w:ascii="Calibri" w:hAnsi="Calibri"/>
-          <w:color w:val="17324D"/>
-          <w:sz w:val="22"/>
-        </w:rPr>
-        <w:t xml:space="preserve"> Runtime container to VPC/AWS services and downstream credential source.</w:t>
+        <w:t>Gateway invocation, authentication failure, target error and latency metrics;</w:t>
       </w:r>
     </w:p>
     <w:p>
@@ -7021,25 +7620,16 @@
         <w:spacing w:after="80" w:line="300" w:lineRule="auto"/>
         <w:numPr>
           <w:ilvl w:val="0"/>
-          <w:numId w:val="22"/>
+          <w:numId w:val="30"/>
         </w:numPr>
       </w:pPr>
       <w:r>
         <w:rPr>
           <w:rFonts w:ascii="Calibri" w:hAnsi="Calibri"/>
-          <w:b/>
           <w:color w:val="17324D"/>
           <w:sz w:val="22"/>
         </w:rPr>
-        <w:t>TB6:</w:t>
-      </w:r>
-      <w:r>
-        <w:rPr>
-          <w:rFonts w:ascii="Calibri" w:hAnsi="Calibri"/>
-          <w:color w:val="17324D"/>
-          <w:sz w:val="22"/>
-        </w:rPr>
-        <w:t xml:space="preserve"> AWS Runtime to Microsoft identity and Graph/SharePoint.</w:t>
+        <w:t>Gateway policy allow/deny decisions and reason codes;</w:t>
       </w:r>
     </w:p>
     <w:p>
@@ -7047,7 +7637,503 @@
         <w:spacing w:after="80" w:line="300" w:lineRule="auto"/>
         <w:numPr>
           <w:ilvl w:val="0"/>
-          <w:numId w:val="22"/>
+          <w:numId w:val="30"/>
+        </w:numPr>
+      </w:pPr>
+      <w:r>
+        <w:rPr>
+          <w:rFonts w:ascii="Calibri" w:hAnsi="Calibri"/>
+          <w:color w:val="17324D"/>
+          <w:sz w:val="22"/>
+        </w:rPr>
+        <w:t>Runtime startup, tool call, validation failure, downstream status and latency events;</w:t>
+      </w:r>
+    </w:p>
+    <w:p>
+      <w:pPr>
+        <w:spacing w:after="80" w:line="300" w:lineRule="auto"/>
+        <w:numPr>
+          <w:ilvl w:val="0"/>
+          <w:numId w:val="30"/>
+        </w:numPr>
+      </w:pPr>
+      <w:r>
+        <w:rPr>
+          <w:rFonts w:ascii="Calibri" w:hAnsi="Calibri"/>
+          <w:color w:val="17324D"/>
+          <w:sz w:val="22"/>
+        </w:rPr>
+        <w:t>Graph throttling, upload and permission failures;</w:t>
+      </w:r>
+    </w:p>
+    <w:p>
+      <w:pPr>
+        <w:spacing w:after="80" w:line="300" w:lineRule="auto"/>
+        <w:numPr>
+          <w:ilvl w:val="0"/>
+          <w:numId w:val="30"/>
+        </w:numPr>
+      </w:pPr>
+      <w:r>
+        <w:rPr>
+          <w:rFonts w:ascii="Calibri" w:hAnsi="Calibri"/>
+          <w:color w:val="17324D"/>
+          <w:sz w:val="22"/>
+        </w:rPr>
+        <w:t>deployment, identity, policy and selected-site permission changes;</w:t>
+      </w:r>
+    </w:p>
+    <w:p>
+      <w:pPr>
+        <w:spacing w:after="80" w:line="300" w:lineRule="auto"/>
+        <w:numPr>
+          <w:ilvl w:val="0"/>
+          <w:numId w:val="30"/>
+        </w:numPr>
+      </w:pPr>
+      <w:r>
+        <w:rPr>
+          <w:rFonts w:ascii="Calibri" w:hAnsi="Calibri"/>
+          <w:color w:val="17324D"/>
+          <w:sz w:val="22"/>
+        </w:rPr>
+        <w:t>unusual denied-tool, cross-site and upload-volume patterns.</w:t>
+      </w:r>
+    </w:p>
+    <w:p>
+      <w:r>
+        <w:rPr>
+          <w:rFonts w:ascii="Calibri" w:hAnsi="Calibri"/>
+          <w:color w:val="17324D"/>
+          <w:sz w:val="22"/>
+        </w:rPr>
+        <w:t>CloudWatch Transaction Search and relevant AgentCore log destinations must be configured. Retention, encryption, SIEM forwarding, alert thresholds, operational dashboards and on-call ownership must be defined and tested before production. Observability testing must include a deliberate check that tokens, secrets and document bodies do not appear in logs or traces.</w:t>
+      </w:r>
+    </w:p>
+    <w:p>
+      <w:pPr>
+        <w:pStyle w:val="Heading1"/>
+      </w:pPr>
+      <w:r>
+        <w:t>12. Reliability and performance</w:t>
+      </w:r>
+    </w:p>
+    <w:p>
+      <w:r>
+        <w:rPr>
+          <w:rFonts w:ascii="Calibri" w:hAnsi="Calibri"/>
+          <w:color w:val="17324D"/>
+          <w:sz w:val="22"/>
+        </w:rPr>
+        <w:t>The platform depends on AgentCore Gateway, Runtime, Entra ID, Microsoft Graph/SharePoint, network connectivity, ECR and observability services. The first slice should fail closed on identity, policy or downstream permission uncertainty.</w:t>
+      </w:r>
+    </w:p>
+    <w:p>
+      <w:r>
+        <w:rPr>
+          <w:rFonts w:ascii="Calibri" w:hAnsi="Calibri"/>
+          <w:color w:val="17324D"/>
+          <w:sz w:val="22"/>
+        </w:rPr>
+        <w:t>Required resilience behaviours:</w:t>
+      </w:r>
+    </w:p>
+    <w:p>
+      <w:pPr>
+        <w:spacing w:after="80" w:line="300" w:lineRule="auto"/>
+        <w:numPr>
+          <w:ilvl w:val="0"/>
+          <w:numId w:val="31"/>
+        </w:numPr>
+      </w:pPr>
+      <w:r>
+        <w:rPr>
+          <w:rFonts w:ascii="Calibri" w:hAnsi="Calibri"/>
+          <w:color w:val="17324D"/>
+          <w:sz w:val="22"/>
+        </w:rPr>
+        <w:t>bounded timeouts at client, Gateway/Runtime and Graph layers;</w:t>
+      </w:r>
+    </w:p>
+    <w:p>
+      <w:pPr>
+        <w:spacing w:after="80" w:line="300" w:lineRule="auto"/>
+        <w:numPr>
+          <w:ilvl w:val="0"/>
+          <w:numId w:val="31"/>
+        </w:numPr>
+      </w:pPr>
+      <w:r>
+        <w:rPr>
+          <w:rFonts w:ascii="Calibri" w:hAnsi="Calibri"/>
+          <w:color w:val="17324D"/>
+          <w:sz w:val="22"/>
+        </w:rPr>
+        <w:t>retries only for safe/transient cases with exponential backoff and jitter;</w:t>
+      </w:r>
+    </w:p>
+    <w:p>
+      <w:pPr>
+        <w:spacing w:after="80" w:line="300" w:lineRule="auto"/>
+        <w:numPr>
+          <w:ilvl w:val="0"/>
+          <w:numId w:val="31"/>
+        </w:numPr>
+      </w:pPr>
+      <w:r>
+        <w:rPr>
+          <w:rFonts w:ascii="Calibri" w:hAnsi="Calibri"/>
+          <w:color w:val="17324D"/>
+          <w:sz w:val="22"/>
+        </w:rPr>
+        <w:t xml:space="preserve">honour Microsoft </w:t>
+      </w:r>
+      <w:r>
+        <w:rPr>
+          <w:rFonts w:ascii="Courier New" w:hAnsi="Courier New"/>
+          <w:color w:val="1F4D78"/>
+          <w:sz w:val="20"/>
+          <w:shd w:fill="EAF2F8"/>
+        </w:rPr>
+        <w:t>Retry-After</w:t>
+      </w:r>
+      <w:r>
+        <w:rPr>
+          <w:rFonts w:ascii="Calibri" w:hAnsi="Calibri"/>
+          <w:color w:val="17324D"/>
+          <w:sz w:val="22"/>
+        </w:rPr>
+        <w:t xml:space="preserve"> for Graph/SharePoint throttling;</w:t>
+      </w:r>
+    </w:p>
+    <w:p>
+      <w:pPr>
+        <w:spacing w:after="80" w:line="300" w:lineRule="auto"/>
+        <w:numPr>
+          <w:ilvl w:val="0"/>
+          <w:numId w:val="31"/>
+        </w:numPr>
+      </w:pPr>
+      <w:r>
+        <w:rPr>
+          <w:rFonts w:ascii="Calibri" w:hAnsi="Calibri"/>
+          <w:color w:val="17324D"/>
+          <w:sz w:val="22"/>
+        </w:rPr>
+        <w:t>no automatic retry of the upload call; surface the Graph error to the caller;</w:t>
+      </w:r>
+    </w:p>
+    <w:p>
+      <w:pPr>
+        <w:spacing w:after="80" w:line="300" w:lineRule="auto"/>
+        <w:numPr>
+          <w:ilvl w:val="0"/>
+          <w:numId w:val="31"/>
+        </w:numPr>
+      </w:pPr>
+      <w:r>
+        <w:rPr>
+          <w:rFonts w:ascii="Calibri" w:hAnsi="Calibri"/>
+          <w:color w:val="17324D"/>
+          <w:sz w:val="22"/>
+        </w:rPr>
+        <w:t>circuit-breaking or controlled degradation for repeated downstream failures;</w:t>
+      </w:r>
+    </w:p>
+    <w:p>
+      <w:pPr>
+        <w:spacing w:after="80" w:line="300" w:lineRule="auto"/>
+        <w:numPr>
+          <w:ilvl w:val="0"/>
+          <w:numId w:val="31"/>
+        </w:numPr>
+      </w:pPr>
+      <w:r>
+        <w:rPr>
+          <w:rFonts w:ascii="Calibri" w:hAnsi="Calibri"/>
+          <w:color w:val="17324D"/>
+          <w:sz w:val="22"/>
+        </w:rPr>
+        <w:t>immutable previous image and policy versions for rollback;</w:t>
+      </w:r>
+    </w:p>
+    <w:p>
+      <w:pPr>
+        <w:spacing w:after="80" w:line="300" w:lineRule="auto"/>
+        <w:numPr>
+          <w:ilvl w:val="0"/>
+          <w:numId w:val="31"/>
+        </w:numPr>
+      </w:pPr>
+      <w:r>
+        <w:rPr>
+          <w:rFonts w:ascii="Calibri" w:hAnsi="Calibri"/>
+          <w:color w:val="17324D"/>
+          <w:sz w:val="22"/>
+        </w:rPr>
+        <w:t>a kill switch that removes a client, denies a tool or disables a target without a direct-Runtime bypass.</w:t>
+      </w:r>
+    </w:p>
+    <w:p>
+      <w:r>
+        <w:rPr>
+          <w:rFonts w:ascii="Calibri" w:hAnsi="Calibri"/>
+          <w:color w:val="17324D"/>
+          <w:sz w:val="22"/>
+        </w:rPr>
+        <w:t>Service-level objectives, expected concurrency, payload limits, peak usage, recovery time objective and recovery point objective are not yet defined. SharePoint remains the system of record; this platform does not maintain a separate authoritative content copy.</w:t>
+      </w:r>
+    </w:p>
+    <w:p>
+      <w:pPr>
+        <w:pStyle w:val="Heading1"/>
+      </w:pPr>
+      <w:r>
+        <w:t>13. Security reference</w:t>
+      </w:r>
+    </w:p>
+    <w:p>
+      <w:pPr>
+        <w:pStyle w:val="Heading2"/>
+      </w:pPr>
+      <w:r>
+        <w:t>13.1 Method and assumptions</w:t>
+      </w:r>
+    </w:p>
+    <w:p>
+      <w:r>
+        <w:rPr>
+          <w:rFonts w:ascii="Calibri" w:hAnsi="Calibri"/>
+          <w:color w:val="17324D"/>
+          <w:sz w:val="22"/>
+        </w:rPr>
+        <w:t xml:space="preserve">The threat model uses STRIDE categories across the data-flow trust boundaries. Ratings are qualitative because the enterprise risk-scoring standard and workload classification have not yet been supplied. </w:t>
+      </w:r>
+      <w:r>
+        <w:rPr>
+          <w:rFonts w:ascii="Calibri" w:hAnsi="Calibri"/>
+          <w:b/>
+          <w:color w:val="17324D"/>
+          <w:sz w:val="22"/>
+        </w:rPr>
+        <w:t>Inherent risk</w:t>
+      </w:r>
+      <w:r>
+        <w:rPr>
+          <w:rFonts w:ascii="Calibri" w:hAnsi="Calibri"/>
+          <w:color w:val="17324D"/>
+          <w:sz w:val="22"/>
+        </w:rPr>
+        <w:t xml:space="preserve"> assumes the proposed capability without the listed controls. </w:t>
+      </w:r>
+      <w:r>
+        <w:rPr>
+          <w:rFonts w:ascii="Calibri" w:hAnsi="Calibri"/>
+          <w:b/>
+          <w:color w:val="17324D"/>
+          <w:sz w:val="22"/>
+        </w:rPr>
+        <w:t>Residual risk</w:t>
+      </w:r>
+      <w:r>
+        <w:rPr>
+          <w:rFonts w:ascii="Calibri" w:hAnsi="Calibri"/>
+          <w:color w:val="17324D"/>
+          <w:sz w:val="22"/>
+        </w:rPr>
+        <w:t xml:space="preserve"> assumes all proposed controls are implemented and validated. Reconcile these provisional ratings with the organisation's risk method before production use.</w:t>
+      </w:r>
+    </w:p>
+    <w:p>
+      <w:r>
+        <w:rPr>
+          <w:rFonts w:ascii="Calibri" w:hAnsi="Calibri"/>
+          <w:color w:val="17324D"/>
+          <w:sz w:val="22"/>
+        </w:rPr>
+        <w:t>Threat actors considered include an external attacker with a stolen token, a compromised managed device, a malicious or over-privileged insider, a compromised client/service principal, malicious content in SharePoint, a compromised build dependency or image, and accidental administrator or policy error.</w:t>
+      </w:r>
+    </w:p>
+    <w:p>
+      <w:r>
+        <w:rPr>
+          <w:rFonts w:ascii="Calibri" w:hAnsi="Calibri"/>
+          <w:color w:val="17324D"/>
+          <w:sz w:val="22"/>
+        </w:rPr>
+        <w:t>Primary assets are caller identity, authorization policy, downstream credentials, SharePoint content, write integrity, audit evidence, service availability, source code, images, Terraform state and deployment approvals.</w:t>
+      </w:r>
+    </w:p>
+    <w:p>
+      <w:pPr>
+        <w:pStyle w:val="Heading2"/>
+      </w:pPr>
+      <w:r>
+        <w:t>13.2 Trust boundaries</w:t>
+      </w:r>
+    </w:p>
+    <w:p>
+      <w:pPr>
+        <w:spacing w:after="80" w:line="300" w:lineRule="auto"/>
+        <w:numPr>
+          <w:ilvl w:val="0"/>
+          <w:numId w:val="32"/>
+        </w:numPr>
+      </w:pPr>
+      <w:r>
+        <w:rPr>
+          <w:rFonts w:ascii="Calibri" w:hAnsi="Calibri"/>
+          <w:b/>
+          <w:color w:val="17324D"/>
+          <w:sz w:val="22"/>
+        </w:rPr>
+        <w:t>TB1:</w:t>
+      </w:r>
+      <w:r>
+        <w:rPr>
+          <w:rFonts w:ascii="Calibri" w:hAnsi="Calibri"/>
+          <w:color w:val="17324D"/>
+          <w:sz w:val="22"/>
+        </w:rPr>
+        <w:t xml:space="preserve"> managed user/device to Microsoft Entra ID.</w:t>
+      </w:r>
+    </w:p>
+    <w:p>
+      <w:pPr>
+        <w:spacing w:after="80" w:line="300" w:lineRule="auto"/>
+        <w:numPr>
+          <w:ilvl w:val="0"/>
+          <w:numId w:val="32"/>
+        </w:numPr>
+      </w:pPr>
+      <w:r>
+        <w:rPr>
+          <w:rFonts w:ascii="Calibri" w:hAnsi="Calibri"/>
+          <w:b/>
+          <w:color w:val="17324D"/>
+          <w:sz w:val="22"/>
+        </w:rPr>
+        <w:t>TB2:</w:t>
+      </w:r>
+      <w:r>
+        <w:rPr>
+          <w:rFonts w:ascii="Calibri" w:hAnsi="Calibri"/>
+          <w:color w:val="17324D"/>
+          <w:sz w:val="22"/>
+        </w:rPr>
+        <w:t xml:space="preserve"> caller network to AgentCore Gateway.</w:t>
+      </w:r>
+    </w:p>
+    <w:p>
+      <w:pPr>
+        <w:spacing w:after="80" w:line="300" w:lineRule="auto"/>
+        <w:numPr>
+          <w:ilvl w:val="0"/>
+          <w:numId w:val="32"/>
+        </w:numPr>
+      </w:pPr>
+      <w:r>
+        <w:rPr>
+          <w:rFonts w:ascii="Calibri" w:hAnsi="Calibri"/>
+          <w:b/>
+          <w:color w:val="17324D"/>
+          <w:sz w:val="22"/>
+        </w:rPr>
+        <w:t>TB3:</w:t>
+      </w:r>
+      <w:r>
+        <w:rPr>
+          <w:rFonts w:ascii="Calibri" w:hAnsi="Calibri"/>
+          <w:color w:val="17324D"/>
+          <w:sz w:val="22"/>
+        </w:rPr>
+        <w:t xml:space="preserve"> Gateway identity validation and policy enforcement.</w:t>
+      </w:r>
+    </w:p>
+    <w:p>
+      <w:pPr>
+        <w:spacing w:after="80" w:line="300" w:lineRule="auto"/>
+        <w:numPr>
+          <w:ilvl w:val="0"/>
+          <w:numId w:val="32"/>
+        </w:numPr>
+      </w:pPr>
+      <w:r>
+        <w:rPr>
+          <w:rFonts w:ascii="Calibri" w:hAnsi="Calibri"/>
+          <w:b/>
+          <w:color w:val="17324D"/>
+          <w:sz w:val="22"/>
+        </w:rPr>
+        <w:t>TB4:</w:t>
+      </w:r>
+      <w:r>
+        <w:rPr>
+          <w:rFonts w:ascii="Calibri" w:hAnsi="Calibri"/>
+          <w:color w:val="17324D"/>
+          <w:sz w:val="22"/>
+        </w:rPr>
+        <w:t xml:space="preserve"> Gateway IAM role to Runtime resource policy.</w:t>
+      </w:r>
+    </w:p>
+    <w:p>
+      <w:pPr>
+        <w:spacing w:after="80" w:line="300" w:lineRule="auto"/>
+        <w:numPr>
+          <w:ilvl w:val="0"/>
+          <w:numId w:val="32"/>
+        </w:numPr>
+      </w:pPr>
+      <w:r>
+        <w:rPr>
+          <w:rFonts w:ascii="Calibri" w:hAnsi="Calibri"/>
+          <w:b/>
+          <w:color w:val="17324D"/>
+          <w:sz w:val="22"/>
+        </w:rPr>
+        <w:t>TB5:</w:t>
+      </w:r>
+      <w:r>
+        <w:rPr>
+          <w:rFonts w:ascii="Calibri" w:hAnsi="Calibri"/>
+          <w:color w:val="17324D"/>
+          <w:sz w:val="22"/>
+        </w:rPr>
+        <w:t xml:space="preserve"> Runtime container to VPC/AWS services and downstream credential source.</w:t>
+      </w:r>
+    </w:p>
+    <w:p>
+      <w:pPr>
+        <w:spacing w:after="80" w:line="300" w:lineRule="auto"/>
+        <w:numPr>
+          <w:ilvl w:val="0"/>
+          <w:numId w:val="32"/>
+        </w:numPr>
+      </w:pPr>
+      <w:r>
+        <w:rPr>
+          <w:rFonts w:ascii="Calibri" w:hAnsi="Calibri"/>
+          <w:b/>
+          <w:color w:val="17324D"/>
+          <w:sz w:val="22"/>
+        </w:rPr>
+        <w:t>TB6:</w:t>
+      </w:r>
+      <w:r>
+        <w:rPr>
+          <w:rFonts w:ascii="Calibri" w:hAnsi="Calibri"/>
+          <w:color w:val="17324D"/>
+          <w:sz w:val="22"/>
+        </w:rPr>
+        <w:t xml:space="preserve"> AWS Runtime to Microsoft identity and Graph/SharePoint.</w:t>
+      </w:r>
+    </w:p>
+    <w:p>
+      <w:pPr>
+        <w:spacing w:after="80" w:line="300" w:lineRule="auto"/>
+        <w:numPr>
+          <w:ilvl w:val="0"/>
+          <w:numId w:val="32"/>
         </w:numPr>
       </w:pPr>
       <w:r>
@@ -7152,7 +8238,7 @@
         <w:spacing w:after="80" w:line="300" w:lineRule="auto"/>
         <w:numPr>
           <w:ilvl w:val="0"/>
-          <w:numId w:val="23"/>
+          <w:numId w:val="33"/>
         </w:numPr>
       </w:pPr>
       <w:r>
@@ -7178,7 +8264,7 @@
         <w:spacing w:after="80" w:line="300" w:lineRule="auto"/>
         <w:numPr>
           <w:ilvl w:val="0"/>
-          <w:numId w:val="23"/>
+          <w:numId w:val="33"/>
         </w:numPr>
       </w:pPr>
       <w:r>
@@ -7204,7 +8290,7 @@
         <w:spacing w:after="80" w:line="300" w:lineRule="auto"/>
         <w:numPr>
           <w:ilvl w:val="0"/>
-          <w:numId w:val="23"/>
+          <w:numId w:val="33"/>
         </w:numPr>
       </w:pPr>
       <w:r>
@@ -7244,7 +8330,7 @@
         <w:spacing w:after="80" w:line="300" w:lineRule="auto"/>
         <w:numPr>
           <w:ilvl w:val="0"/>
-          <w:numId w:val="23"/>
+          <w:numId w:val="33"/>
         </w:numPr>
       </w:pPr>
       <w:r>
@@ -7270,7 +8356,7 @@
         <w:spacing w:after="80" w:line="300" w:lineRule="auto"/>
         <w:numPr>
           <w:ilvl w:val="0"/>
-          <w:numId w:val="23"/>
+          <w:numId w:val="33"/>
         </w:numPr>
       </w:pPr>
       <w:r>
@@ -7296,7 +8382,7 @@
         <w:spacing w:after="80" w:line="300" w:lineRule="auto"/>
         <w:numPr>
           <w:ilvl w:val="0"/>
-          <w:numId w:val="23"/>
+          <w:numId w:val="33"/>
         </w:numPr>
       </w:pPr>
       <w:r>
@@ -7336,7 +8422,7 @@
         <w:spacing w:after="80" w:line="300" w:lineRule="auto"/>
         <w:numPr>
           <w:ilvl w:val="0"/>
-          <w:numId w:val="23"/>
+          <w:numId w:val="33"/>
         </w:numPr>
       </w:pPr>
       <w:r>
@@ -7354,7 +8440,7 @@
           <w:color w:val="17324D"/>
           <w:sz w:val="20"/>
         </w:rPr>
-        <w:t>Do not trust client identity headers; interceptor derives claims from validated context; overwrite precedence; allowlist headers; Runtime reads per-request context; Gateway policy primary.</w:t>
+        <w:t>Cedar consumes only Gateway-validated claims; Runtime does not authorize from client headers; the interceptor overwrites the OBO assertion only for the delegated lane, and application lanes do not allowlist it.</w:t>
       </w:r>
     </w:p>
     <w:p>
@@ -7362,7 +8448,7 @@
         <w:spacing w:after="80" w:line="300" w:lineRule="auto"/>
         <w:numPr>
           <w:ilvl w:val="0"/>
-          <w:numId w:val="23"/>
+          <w:numId w:val="33"/>
         </w:numPr>
       </w:pPr>
       <w:r>
@@ -7388,7 +8474,7 @@
         <w:spacing w:after="80" w:line="300" w:lineRule="auto"/>
         <w:numPr>
           <w:ilvl w:val="0"/>
-          <w:numId w:val="23"/>
+          <w:numId w:val="33"/>
         </w:numPr>
       </w:pPr>
       <w:r>
@@ -7406,7 +8492,7 @@
           <w:color w:val="17324D"/>
           <w:sz w:val="20"/>
         </w:rPr>
-        <w:t>Header spoofing and missing-claim tests; Platform/Security</w:t>
+        <w:t>Header spoofing, wrong-lane assertion and missing-claim tests; Platform/Security</w:t>
       </w:r>
     </w:p>
     <w:p>
@@ -7428,7 +8514,7 @@
         <w:spacing w:after="80" w:line="300" w:lineRule="auto"/>
         <w:numPr>
           <w:ilvl w:val="0"/>
-          <w:numId w:val="23"/>
+          <w:numId w:val="33"/>
         </w:numPr>
       </w:pPr>
       <w:r>
@@ -7446,7 +8532,7 @@
           <w:color w:val="17324D"/>
           <w:sz w:val="20"/>
         </w:rPr>
-        <w:t>Correlation ID; immutable central audit; subject/client/tool/resource/decision metadata; change ticket; time synchronization; retention and SIEM controls.</w:t>
+        <w:t>Correlation ID; immutable central audit; subject/client/tool/resource/decision metadata; time synchronization; retention and SIEM controls.</w:t>
       </w:r>
     </w:p>
     <w:p>
@@ -7454,7 +8540,7 @@
         <w:spacing w:after="80" w:line="300" w:lineRule="auto"/>
         <w:numPr>
           <w:ilvl w:val="0"/>
-          <w:numId w:val="23"/>
+          <w:numId w:val="33"/>
         </w:numPr>
       </w:pPr>
       <w:r>
@@ -7480,7 +8566,7 @@
         <w:spacing w:after="80" w:line="300" w:lineRule="auto"/>
         <w:numPr>
           <w:ilvl w:val="0"/>
-          <w:numId w:val="23"/>
+          <w:numId w:val="33"/>
         </w:numPr>
       </w:pPr>
       <w:r>
@@ -7520,7 +8606,7 @@
         <w:spacing w:after="80" w:line="300" w:lineRule="auto"/>
         <w:numPr>
           <w:ilvl w:val="0"/>
-          <w:numId w:val="23"/>
+          <w:numId w:val="33"/>
         </w:numPr>
       </w:pPr>
       <w:r>
@@ -7546,7 +8632,7 @@
         <w:spacing w:after="80" w:line="300" w:lineRule="auto"/>
         <w:numPr>
           <w:ilvl w:val="0"/>
-          <w:numId w:val="23"/>
+          <w:numId w:val="33"/>
         </w:numPr>
       </w:pPr>
       <w:r>
@@ -7572,7 +8658,7 @@
         <w:spacing w:after="80" w:line="300" w:lineRule="auto"/>
         <w:numPr>
           <w:ilvl w:val="0"/>
-          <w:numId w:val="23"/>
+          <w:numId w:val="33"/>
         </w:numPr>
       </w:pPr>
       <w:r>
@@ -7604,7 +8690,7 @@
           <w:color w:val="1F4D78"/>
           <w:sz w:val="23"/>
         </w:rPr>
-        <w:t>T06 - Elevation of privilege: A caller invokes a tool, site or path outside its approved role.</w:t>
+        <w:t>T06 - Elevation of privilege: A caller invokes a tool or SharePoint resource outside its authority.</w:t>
       </w:r>
     </w:p>
     <w:p>
@@ -7612,7 +8698,7 @@
         <w:spacing w:after="80" w:line="300" w:lineRule="auto"/>
         <w:numPr>
           <w:ilvl w:val="0"/>
-          <w:numId w:val="23"/>
+          <w:numId w:val="33"/>
         </w:numPr>
       </w:pPr>
       <w:r>
@@ -7647,275 +8733,7 @@
           <w:color w:val="17324D"/>
           <w:sz w:val="20"/>
         </w:rPr>
-        <w:t>; deny-by-default Cedar; Runtime site/path validation; selected Graph permissions; negative tests.</w:t>
-      </w:r>
-    </w:p>
-    <w:p>
-      <w:pPr>
-        <w:spacing w:after="80" w:line="300" w:lineRule="auto"/>
-        <w:numPr>
-          <w:ilvl w:val="0"/>
-          <w:numId w:val="23"/>
-        </w:numPr>
-      </w:pPr>
-      <w:r>
-        <w:rPr>
-          <w:rFonts w:ascii="Calibri" w:hAnsi="Calibri"/>
-          <w:b/>
-          <w:color w:val="17324D"/>
-          <w:sz w:val="20"/>
-        </w:rPr>
-        <w:t xml:space="preserve">Risk: </w:t>
-      </w:r>
-      <w:r>
-        <w:rPr>
-          <w:rFonts w:ascii="Calibri" w:hAnsi="Calibri"/>
-          <w:color w:val="17324D"/>
-          <w:sz w:val="20"/>
-        </w:rPr>
-        <w:t>Inherent: Critical; residual: Low-Medium.</w:t>
-      </w:r>
-    </w:p>
-    <w:p>
-      <w:pPr>
-        <w:spacing w:after="80" w:line="300" w:lineRule="auto"/>
-        <w:numPr>
-          <w:ilvl w:val="0"/>
-          <w:numId w:val="23"/>
-        </w:numPr>
-      </w:pPr>
-      <w:r>
-        <w:rPr>
-          <w:rFonts w:ascii="Calibri" w:hAnsi="Calibri"/>
-          <w:b/>
-          <w:color w:val="17324D"/>
-          <w:sz w:val="20"/>
-        </w:rPr>
-        <w:t xml:space="preserve">Validation / owner: </w:t>
-      </w:r>
-      <w:r>
-        <w:rPr>
-          <w:rFonts w:ascii="Calibri" w:hAnsi="Calibri"/>
-          <w:color w:val="17324D"/>
-          <w:sz w:val="20"/>
-        </w:rPr>
-        <w:t>Authorization matrix test pack; Policy/Data owner/Security</w:t>
-      </w:r>
-    </w:p>
-    <w:p>
-      <w:pPr>
-        <w:pStyle w:val="Heading3"/>
-        <w:keepNext/>
-      </w:pPr>
-      <w:r>
-        <w:rPr>
-          <w:rFonts w:ascii="Calibri" w:hAnsi="Calibri"/>
-          <w:color w:val="1F4D78"/>
-          <w:sz w:val="23"/>
-        </w:rPr>
-        <w:t>T07 - Elevation of privilege: Runtime is invoked directly, bypassing Gateway authentication and policy.</w:t>
-      </w:r>
-    </w:p>
-    <w:p>
-      <w:pPr>
-        <w:spacing w:after="80" w:line="300" w:lineRule="auto"/>
-        <w:numPr>
-          <w:ilvl w:val="0"/>
-          <w:numId w:val="23"/>
-        </w:numPr>
-      </w:pPr>
-      <w:r>
-        <w:rPr>
-          <w:rFonts w:ascii="Calibri" w:hAnsi="Calibri"/>
-          <w:b/>
-          <w:color w:val="17324D"/>
-          <w:sz w:val="20"/>
-        </w:rPr>
-        <w:t xml:space="preserve">Required controls: </w:t>
-      </w:r>
-      <w:r>
-        <w:rPr>
-          <w:rFonts w:ascii="Calibri" w:hAnsi="Calibri"/>
-          <w:color w:val="17324D"/>
-          <w:sz w:val="20"/>
-        </w:rPr>
-        <w:t>Runtime resource policy allows only Gateway IAM role; role least privilege; no direct client URL; negative IAM tests.</w:t>
-      </w:r>
-    </w:p>
-    <w:p>
-      <w:pPr>
-        <w:spacing w:after="80" w:line="300" w:lineRule="auto"/>
-        <w:numPr>
-          <w:ilvl w:val="0"/>
-          <w:numId w:val="23"/>
-        </w:numPr>
-      </w:pPr>
-      <w:r>
-        <w:rPr>
-          <w:rFonts w:ascii="Calibri" w:hAnsi="Calibri"/>
-          <w:b/>
-          <w:color w:val="17324D"/>
-          <w:sz w:val="20"/>
-        </w:rPr>
-        <w:t xml:space="preserve">Risk: </w:t>
-      </w:r>
-      <w:r>
-        <w:rPr>
-          <w:rFonts w:ascii="Calibri" w:hAnsi="Calibri"/>
-          <w:color w:val="17324D"/>
-          <w:sz w:val="20"/>
-        </w:rPr>
-        <w:t>Inherent: High; residual: Low.</w:t>
-      </w:r>
-    </w:p>
-    <w:p>
-      <w:pPr>
-        <w:spacing w:after="80" w:line="300" w:lineRule="auto"/>
-        <w:numPr>
-          <w:ilvl w:val="0"/>
-          <w:numId w:val="23"/>
-        </w:numPr>
-      </w:pPr>
-      <w:r>
-        <w:rPr>
-          <w:rFonts w:ascii="Calibri" w:hAnsi="Calibri"/>
-          <w:b/>
-          <w:color w:val="17324D"/>
-          <w:sz w:val="20"/>
-        </w:rPr>
-        <w:t xml:space="preserve">Validation / owner: </w:t>
-      </w:r>
-      <w:r>
-        <w:rPr>
-          <w:rFonts w:ascii="Calibri" w:hAnsi="Calibri"/>
-          <w:color w:val="17324D"/>
-          <w:sz w:val="20"/>
-        </w:rPr>
-        <w:t>Direct invocation denial test; AWS Platform</w:t>
-      </w:r>
-    </w:p>
-    <w:p>
-      <w:pPr>
-        <w:pStyle w:val="Heading3"/>
-        <w:keepNext/>
-      </w:pPr>
-      <w:r>
-        <w:rPr>
-          <w:rFonts w:ascii="Calibri" w:hAnsi="Calibri"/>
-          <w:color w:val="1F4D78"/>
-          <w:sz w:val="23"/>
-        </w:rPr>
-        <w:t>T08 - Tampering: Prompt injection or malicious SharePoint content persuades an agent to call an unsafe tool.</w:t>
-      </w:r>
-    </w:p>
-    <w:p>
-      <w:pPr>
-        <w:spacing w:after="80" w:line="300" w:lineRule="auto"/>
-        <w:numPr>
-          <w:ilvl w:val="0"/>
-          <w:numId w:val="23"/>
-        </w:numPr>
-      </w:pPr>
-      <w:r>
-        <w:rPr>
-          <w:rFonts w:ascii="Calibri" w:hAnsi="Calibri"/>
-          <w:b/>
-          <w:color w:val="17324D"/>
-          <w:sz w:val="20"/>
-        </w:rPr>
-        <w:t xml:space="preserve">Required controls: </w:t>
-      </w:r>
-      <w:r>
-        <w:rPr>
-          <w:rFonts w:ascii="Calibri" w:hAnsi="Calibri"/>
-          <w:color w:val="17324D"/>
-          <w:sz w:val="20"/>
-        </w:rPr>
-        <w:t>Narrow tools; deterministic external policy; bounded inputs; read/write role separation; writes disabled by default; model output never grants authority.</w:t>
-      </w:r>
-    </w:p>
-    <w:p>
-      <w:pPr>
-        <w:spacing w:after="80" w:line="300" w:lineRule="auto"/>
-        <w:numPr>
-          <w:ilvl w:val="0"/>
-          <w:numId w:val="23"/>
-        </w:numPr>
-      </w:pPr>
-      <w:r>
-        <w:rPr>
-          <w:rFonts w:ascii="Calibri" w:hAnsi="Calibri"/>
-          <w:b/>
-          <w:color w:val="17324D"/>
-          <w:sz w:val="20"/>
-        </w:rPr>
-        <w:t xml:space="preserve">Risk: </w:t>
-      </w:r>
-      <w:r>
-        <w:rPr>
-          <w:rFonts w:ascii="Calibri" w:hAnsi="Calibri"/>
-          <w:color w:val="17324D"/>
-          <w:sz w:val="20"/>
-        </w:rPr>
-        <w:t>Inherent: High; residual: Medium.</w:t>
-      </w:r>
-    </w:p>
-    <w:p>
-      <w:pPr>
-        <w:spacing w:after="80" w:line="300" w:lineRule="auto"/>
-        <w:numPr>
-          <w:ilvl w:val="0"/>
-          <w:numId w:val="23"/>
-        </w:numPr>
-      </w:pPr>
-      <w:r>
-        <w:rPr>
-          <w:rFonts w:ascii="Calibri" w:hAnsi="Calibri"/>
-          <w:b/>
-          <w:color w:val="17324D"/>
-          <w:sz w:val="20"/>
-        </w:rPr>
-        <w:t xml:space="preserve">Validation / owner: </w:t>
-      </w:r>
-      <w:r>
-        <w:rPr>
-          <w:rFonts w:ascii="Calibri" w:hAnsi="Calibri"/>
-          <w:color w:val="17324D"/>
-          <w:sz w:val="20"/>
-        </w:rPr>
-        <w:t>Adversarial content/tool-use tests; App/Security</w:t>
-      </w:r>
-    </w:p>
-    <w:p>
-      <w:pPr>
-        <w:pStyle w:val="Heading3"/>
-        <w:keepNext/>
-      </w:pPr>
-      <w:r>
-        <w:rPr>
-          <w:rFonts w:ascii="Calibri" w:hAnsi="Calibri"/>
-          <w:color w:val="1F4D78"/>
-          <w:sz w:val="23"/>
-        </w:rPr>
-        <w:t>T09 - Information disclosure: Graph application has tenant-wide permissions or selected grants drift.</w:t>
-      </w:r>
-    </w:p>
-    <w:p>
-      <w:pPr>
-        <w:spacing w:after="80" w:line="300" w:lineRule="auto"/>
-        <w:numPr>
-          <w:ilvl w:val="0"/>
-          <w:numId w:val="23"/>
-        </w:numPr>
-      </w:pPr>
-      <w:r>
-        <w:rPr>
-          <w:rFonts w:ascii="Calibri" w:hAnsi="Calibri"/>
-          <w:b/>
-          <w:color w:val="17324D"/>
-          <w:sz w:val="20"/>
-        </w:rPr>
-        <w:t xml:space="preserve">Required controls: </w:t>
+        <w:t xml:space="preserve">; deny-by-default Cedar; Runtime input validation; employee native ACLs; application </w:t>
       </w:r>
       <w:r>
         <w:rPr>
@@ -7932,7 +8750,7 @@
           <w:color w:val="17324D"/>
           <w:sz w:val="20"/>
         </w:rPr>
-        <w:t xml:space="preserve"> or narrower; explicit grant inventory; periodic access review; separate environments; automated drift detection; no broad Graph roles.</w:t>
+        <w:t>; negative tests.</w:t>
       </w:r>
     </w:p>
     <w:p>
@@ -7940,7 +8758,7 @@
         <w:spacing w:after="80" w:line="300" w:lineRule="auto"/>
         <w:numPr>
           <w:ilvl w:val="0"/>
-          <w:numId w:val="23"/>
+          <w:numId w:val="33"/>
         </w:numPr>
       </w:pPr>
       <w:r>
@@ -7966,7 +8784,7 @@
         <w:spacing w:after="80" w:line="300" w:lineRule="auto"/>
         <w:numPr>
           <w:ilvl w:val="0"/>
-          <w:numId w:val="23"/>
+          <w:numId w:val="33"/>
         </w:numPr>
       </w:pPr>
       <w:r>
@@ -7984,7 +8802,7 @@
           <w:color w:val="17324D"/>
           <w:sz w:val="20"/>
         </w:rPr>
-        <w:t>Graph permission evidence; M365/Data owner</w:t>
+        <w:t>Tool, OBO and cross-site denial tests; Policy/Data owner/Security</w:t>
       </w:r>
     </w:p>
     <w:p>
@@ -7998,7 +8816,7 @@
           <w:color w:val="1F4D78"/>
           <w:sz w:val="23"/>
         </w:rPr>
-        <w:t>T10 - Tampering: Site/path identifiers exploit traversal, encoding or IDOR weaknesses.</w:t>
+        <w:t>T07 - Elevation of privilege: Runtime is invoked directly, bypassing Gateway authentication and policy.</w:t>
       </w:r>
     </w:p>
     <w:p>
@@ -8006,7 +8824,7 @@
         <w:spacing w:after="80" w:line="300" w:lineRule="auto"/>
         <w:numPr>
           <w:ilvl w:val="0"/>
-          <w:numId w:val="23"/>
+          <w:numId w:val="33"/>
         </w:numPr>
       </w:pPr>
       <w:r>
@@ -8024,7 +8842,7 @@
           <w:color w:val="17324D"/>
           <w:sz w:val="20"/>
         </w:rPr>
-        <w:t>Canonicalization; explicit site IDs and paths; reject ambiguous encoding; server-side lookup; negative tests for separators, case and encoded traversal.</w:t>
+        <w:t>Runtime resource policy allows only Gateway IAM role; role least privilege; no direct client URL; negative IAM tests.</w:t>
       </w:r>
     </w:p>
     <w:p>
@@ -8032,7 +8850,7 @@
         <w:spacing w:after="80" w:line="300" w:lineRule="auto"/>
         <w:numPr>
           <w:ilvl w:val="0"/>
-          <w:numId w:val="23"/>
+          <w:numId w:val="33"/>
         </w:numPr>
       </w:pPr>
       <w:r>
@@ -8050,7 +8868,7 @@
           <w:color w:val="17324D"/>
           <w:sz w:val="20"/>
         </w:rPr>
-        <w:t>Inherent: High; residual: Low-Medium.</w:t>
+        <w:t>Inherent: High; residual: Low.</w:t>
       </w:r>
     </w:p>
     <w:p>
@@ -8058,7 +8876,7 @@
         <w:spacing w:after="80" w:line="300" w:lineRule="auto"/>
         <w:numPr>
           <w:ilvl w:val="0"/>
-          <w:numId w:val="23"/>
+          <w:numId w:val="33"/>
         </w:numPr>
       </w:pPr>
       <w:r>
@@ -8076,7 +8894,7 @@
           <w:color w:val="17324D"/>
           <w:sz w:val="20"/>
         </w:rPr>
-        <w:t>Path and identifier fuzz tests; MCP server owner</w:t>
+        <w:t>Direct invocation denial test; AWS Platform</w:t>
       </w:r>
     </w:p>
     <w:p>
@@ -8090,7 +8908,7 @@
           <w:color w:val="1F4D78"/>
           <w:sz w:val="23"/>
         </w:rPr>
-        <w:t>T11 - Tampering: Write is duplicated, replayed or overwrites a newer version.</w:t>
+        <w:t>T08 - Tampering: Prompt injection or malicious content persuades an agent to call the upload tool.</w:t>
       </w:r>
     </w:p>
     <w:p>
@@ -8098,7 +8916,7 @@
         <w:spacing w:after="80" w:line="300" w:lineRule="auto"/>
         <w:numPr>
           <w:ilvl w:val="0"/>
-          <w:numId w:val="23"/>
+          <w:numId w:val="33"/>
         </w:numPr>
       </w:pPr>
       <w:r>
@@ -8116,7 +8934,91 @@
           <w:color w:val="17324D"/>
           <w:sz w:val="20"/>
         </w:rPr>
-        <w:t>Durable idempotency; ETag/</w:t>
+        <w:t>One narrow upload tool; deterministic external policy; delegated/application upload roles; downstream site authorization; model output never grants authority.</w:t>
+      </w:r>
+    </w:p>
+    <w:p>
+      <w:pPr>
+        <w:spacing w:after="80" w:line="300" w:lineRule="auto"/>
+        <w:numPr>
+          <w:ilvl w:val="0"/>
+          <w:numId w:val="33"/>
+        </w:numPr>
+      </w:pPr>
+      <w:r>
+        <w:rPr>
+          <w:rFonts w:ascii="Calibri" w:hAnsi="Calibri"/>
+          <w:b/>
+          <w:color w:val="17324D"/>
+          <w:sz w:val="20"/>
+        </w:rPr>
+        <w:t xml:space="preserve">Risk: </w:t>
+      </w:r>
+      <w:r>
+        <w:rPr>
+          <w:rFonts w:ascii="Calibri" w:hAnsi="Calibri"/>
+          <w:color w:val="17324D"/>
+          <w:sz w:val="20"/>
+        </w:rPr>
+        <w:t>Inherent: High; residual: Medium.</w:t>
+      </w:r>
+    </w:p>
+    <w:p>
+      <w:pPr>
+        <w:spacing w:after="80" w:line="300" w:lineRule="auto"/>
+        <w:numPr>
+          <w:ilvl w:val="0"/>
+          <w:numId w:val="33"/>
+        </w:numPr>
+      </w:pPr>
+      <w:r>
+        <w:rPr>
+          <w:rFonts w:ascii="Calibri" w:hAnsi="Calibri"/>
+          <w:b/>
+          <w:color w:val="17324D"/>
+          <w:sz w:val="20"/>
+        </w:rPr>
+        <w:t xml:space="preserve">Validation / owner: </w:t>
+      </w:r>
+      <w:r>
+        <w:rPr>
+          <w:rFonts w:ascii="Calibri" w:hAnsi="Calibri"/>
+          <w:color w:val="17324D"/>
+          <w:sz w:val="20"/>
+        </w:rPr>
+        <w:t>Adversarial content/tool-use tests; App/Security</w:t>
+      </w:r>
+    </w:p>
+    <w:p>
+      <w:pPr>
+        <w:pStyle w:val="Heading3"/>
+        <w:keepNext/>
+      </w:pPr>
+      <w:r>
+        <w:rPr>
+          <w:rFonts w:ascii="Calibri" w:hAnsi="Calibri"/>
+          <w:color w:val="1F4D78"/>
+          <w:sz w:val="23"/>
+        </w:rPr>
+        <w:t>T09 - Information disclosure: Graph application has tenant-wide permissions or selected grants drift.</w:t>
+      </w:r>
+    </w:p>
+    <w:p>
+      <w:pPr>
+        <w:spacing w:after="80" w:line="300" w:lineRule="auto"/>
+        <w:numPr>
+          <w:ilvl w:val="0"/>
+          <w:numId w:val="33"/>
+        </w:numPr>
+      </w:pPr>
+      <w:r>
+        <w:rPr>
+          <w:rFonts w:ascii="Calibri" w:hAnsi="Calibri"/>
+          <w:b/>
+          <w:color w:val="17324D"/>
+          <w:sz w:val="20"/>
+        </w:rPr>
+        <w:t xml:space="preserve">Required controls: </w:t>
       </w:r>
       <w:r>
         <w:rPr>
@@ -8125,7 +9027,7 @@
           <w:sz w:val="18"/>
           <w:shd w:fill="EAF2F8"/>
         </w:rPr>
-        <w:t>If-Match</w:t>
+        <w:t>Sites.Selected</w:t>
       </w:r>
       <w:r>
         <w:rPr>
@@ -8133,7 +9035,7 @@
           <w:color w:val="17324D"/>
           <w:sz w:val="20"/>
         </w:rPr>
-        <w:t>; change ticket; no unsafe retries; versioning/restore; audit.</w:t>
+        <w:t xml:space="preserve"> or narrower; explicit grant inventory; periodic access review; separate environments; automated drift detection; no broad Graph roles.</w:t>
       </w:r>
     </w:p>
     <w:p>
@@ -8141,7 +9043,7 @@
         <w:spacing w:after="80" w:line="300" w:lineRule="auto"/>
         <w:numPr>
           <w:ilvl w:val="0"/>
-          <w:numId w:val="23"/>
+          <w:numId w:val="33"/>
         </w:numPr>
       </w:pPr>
       <w:r>
@@ -8167,7 +9069,7 @@
         <w:spacing w:after="80" w:line="300" w:lineRule="auto"/>
         <w:numPr>
           <w:ilvl w:val="0"/>
-          <w:numId w:val="23"/>
+          <w:numId w:val="33"/>
         </w:numPr>
       </w:pPr>
       <w:r>
@@ -8185,7 +9087,7 @@
           <w:color w:val="17324D"/>
           <w:sz w:val="20"/>
         </w:rPr>
-        <w:t>Replay and stale-ETag tests; MCP/M365 owners</w:t>
+        <w:t>Graph permission evidence; M365/Data owner</w:t>
       </w:r>
     </w:p>
     <w:p>
@@ -8199,7 +9101,7 @@
           <w:color w:val="1F4D78"/>
           <w:sz w:val="23"/>
         </w:rPr>
-        <w:t>T12 - Spoofing: Downstream application secret or certificate is stolen.</w:t>
+        <w:t>T10 - Tampering: Site/path identifiers exploit traversal, encoding or IDOR weaknesses.</w:t>
       </w:r>
     </w:p>
     <w:p>
@@ -8207,7 +9109,7 @@
         <w:spacing w:after="80" w:line="300" w:lineRule="auto"/>
         <w:numPr>
           <w:ilvl w:val="0"/>
-          <w:numId w:val="23"/>
+          <w:numId w:val="33"/>
         </w:numPr>
       </w:pPr>
       <w:r>
@@ -8225,7 +9127,7 @@
           <w:color w:val="17324D"/>
           <w:sz w:val="20"/>
         </w:rPr>
-        <w:t>Approved secret store; preferably certificate/workload federation where supported; short rotation; Runtime least privilege; no Terraform plaintext; detection and revocation runbook.</w:t>
+        <w:t>Reject invalid or ambiguous input without canonicalization or repair; pass accepted values unchanged; negative path tests.</w:t>
       </w:r>
     </w:p>
     <w:p>
@@ -8233,7 +9135,7 @@
         <w:spacing w:after="80" w:line="300" w:lineRule="auto"/>
         <w:numPr>
           <w:ilvl w:val="0"/>
-          <w:numId w:val="23"/>
+          <w:numId w:val="33"/>
         </w:numPr>
       </w:pPr>
       <w:r>
@@ -8251,7 +9153,7 @@
           <w:color w:val="17324D"/>
           <w:sz w:val="20"/>
         </w:rPr>
-        <w:t>Inherent: High; residual: Medium.</w:t>
+        <w:t>Inherent: High; residual: Low-Medium.</w:t>
       </w:r>
     </w:p>
     <w:p>
@@ -8259,7 +9161,7 @@
         <w:spacing w:after="80" w:line="300" w:lineRule="auto"/>
         <w:numPr>
           <w:ilvl w:val="0"/>
-          <w:numId w:val="23"/>
+          <w:numId w:val="33"/>
         </w:numPr>
       </w:pPr>
       <w:r>
@@ -8277,7 +9179,7 @@
           <w:color w:val="17324D"/>
           <w:sz w:val="20"/>
         </w:rPr>
-        <w:t>Rotation and revocation exercise; Identity/Platform</w:t>
+        <w:t>Path and identifier fuzz tests; MCP server owner</w:t>
       </w:r>
     </w:p>
     <w:p>
@@ -8291,7 +9193,7 @@
           <w:color w:val="1F4D78"/>
           <w:sz w:val="23"/>
         </w:rPr>
-        <w:t>T13 - Tampering: Policy source, generated policy or deployed Cedar diverges or is maliciously changed.</w:t>
+        <w:t>T11 - Tampering: An upload is repeated or replaces an existing file.</w:t>
       </w:r>
     </w:p>
     <w:p>
@@ -8299,7 +9201,7 @@
         <w:spacing w:after="80" w:line="300" w:lineRule="auto"/>
         <w:numPr>
           <w:ilvl w:val="0"/>
-          <w:numId w:val="23"/>
+          <w:numId w:val="33"/>
         </w:numPr>
       </w:pPr>
       <w:r>
@@ -8317,7 +9219,191 @@
           <w:color w:val="17324D"/>
           <w:sz w:val="20"/>
         </w:rPr>
-        <w:t xml:space="preserve">Single policy source; schema/tests; generated-artifact freshness; required reviewers; signed build evidence; promotion comparison; </w:t>
+        <w:t>No automatic retry; SharePoint versioning/restore; audit and explicit PoC acceptance of create-or-replace semantics. A stronger workflow requires a future ADR.</w:t>
+      </w:r>
+    </w:p>
+    <w:p>
+      <w:pPr>
+        <w:spacing w:after="80" w:line="300" w:lineRule="auto"/>
+        <w:numPr>
+          <w:ilvl w:val="0"/>
+          <w:numId w:val="33"/>
+        </w:numPr>
+      </w:pPr>
+      <w:r>
+        <w:rPr>
+          <w:rFonts w:ascii="Calibri" w:hAnsi="Calibri"/>
+          <w:b/>
+          <w:color w:val="17324D"/>
+          <w:sz w:val="20"/>
+        </w:rPr>
+        <w:t xml:space="preserve">Risk: </w:t>
+      </w:r>
+      <w:r>
+        <w:rPr>
+          <w:rFonts w:ascii="Calibri" w:hAnsi="Calibri"/>
+          <w:color w:val="17324D"/>
+          <w:sz w:val="20"/>
+        </w:rPr>
+        <w:t>Inherent: Critical; residual: High.</w:t>
+      </w:r>
+    </w:p>
+    <w:p>
+      <w:pPr>
+        <w:spacing w:after="80" w:line="300" w:lineRule="auto"/>
+        <w:numPr>
+          <w:ilvl w:val="0"/>
+          <w:numId w:val="33"/>
+        </w:numPr>
+      </w:pPr>
+      <w:r>
+        <w:rPr>
+          <w:rFonts w:ascii="Calibri" w:hAnsi="Calibri"/>
+          <w:b/>
+          <w:color w:val="17324D"/>
+          <w:sz w:val="20"/>
+        </w:rPr>
+        <w:t xml:space="preserve">Validation / owner: </w:t>
+      </w:r>
+      <w:r>
+        <w:rPr>
+          <w:rFonts w:ascii="Calibri" w:hAnsi="Calibri"/>
+          <w:color w:val="17324D"/>
+          <w:sz w:val="20"/>
+        </w:rPr>
+        <w:t>Repeat-upload and version-restore test; MCP/M365 owners</w:t>
+      </w:r>
+    </w:p>
+    <w:p>
+      <w:pPr>
+        <w:pStyle w:val="Heading3"/>
+        <w:keepNext/>
+      </w:pPr>
+      <w:r>
+        <w:rPr>
+          <w:rFonts w:ascii="Calibri" w:hAnsi="Calibri"/>
+          <w:color w:val="1F4D78"/>
+          <w:sz w:val="23"/>
+        </w:rPr>
+        <w:t>T12 - Spoofing: Downstream application secret or certificate is stolen.</w:t>
+      </w:r>
+    </w:p>
+    <w:p>
+      <w:pPr>
+        <w:spacing w:after="80" w:line="300" w:lineRule="auto"/>
+        <w:numPr>
+          <w:ilvl w:val="0"/>
+          <w:numId w:val="33"/>
+        </w:numPr>
+      </w:pPr>
+      <w:r>
+        <w:rPr>
+          <w:rFonts w:ascii="Calibri" w:hAnsi="Calibri"/>
+          <w:b/>
+          <w:color w:val="17324D"/>
+          <w:sz w:val="20"/>
+        </w:rPr>
+        <w:t xml:space="preserve">Required controls: </w:t>
+      </w:r>
+      <w:r>
+        <w:rPr>
+          <w:rFonts w:ascii="Calibri" w:hAnsi="Calibri"/>
+          <w:color w:val="17324D"/>
+          <w:sz w:val="20"/>
+        </w:rPr>
+        <w:t>Approved secret store; preferably certificate/workload federation where supported; short rotation; Runtime least privilege; no Terraform plaintext; detection and revocation runbook.</w:t>
+      </w:r>
+    </w:p>
+    <w:p>
+      <w:pPr>
+        <w:spacing w:after="80" w:line="300" w:lineRule="auto"/>
+        <w:numPr>
+          <w:ilvl w:val="0"/>
+          <w:numId w:val="33"/>
+        </w:numPr>
+      </w:pPr>
+      <w:r>
+        <w:rPr>
+          <w:rFonts w:ascii="Calibri" w:hAnsi="Calibri"/>
+          <w:b/>
+          <w:color w:val="17324D"/>
+          <w:sz w:val="20"/>
+        </w:rPr>
+        <w:t xml:space="preserve">Risk: </w:t>
+      </w:r>
+      <w:r>
+        <w:rPr>
+          <w:rFonts w:ascii="Calibri" w:hAnsi="Calibri"/>
+          <w:color w:val="17324D"/>
+          <w:sz w:val="20"/>
+        </w:rPr>
+        <w:t>Inherent: High; residual: Medium.</w:t>
+      </w:r>
+    </w:p>
+    <w:p>
+      <w:pPr>
+        <w:spacing w:after="80" w:line="300" w:lineRule="auto"/>
+        <w:numPr>
+          <w:ilvl w:val="0"/>
+          <w:numId w:val="33"/>
+        </w:numPr>
+      </w:pPr>
+      <w:r>
+        <w:rPr>
+          <w:rFonts w:ascii="Calibri" w:hAnsi="Calibri"/>
+          <w:b/>
+          <w:color w:val="17324D"/>
+          <w:sz w:val="20"/>
+        </w:rPr>
+        <w:t xml:space="preserve">Validation / owner: </w:t>
+      </w:r>
+      <w:r>
+        <w:rPr>
+          <w:rFonts w:ascii="Calibri" w:hAnsi="Calibri"/>
+          <w:color w:val="17324D"/>
+          <w:sz w:val="20"/>
+        </w:rPr>
+        <w:t>Rotation and revocation exercise; Identity/Platform</w:t>
+      </w:r>
+    </w:p>
+    <w:p>
+      <w:pPr>
+        <w:pStyle w:val="Heading3"/>
+        <w:keepNext/>
+      </w:pPr>
+      <w:r>
+        <w:rPr>
+          <w:rFonts w:ascii="Calibri" w:hAnsi="Calibri"/>
+          <w:color w:val="1F4D78"/>
+          <w:sz w:val="23"/>
+        </w:rPr>
+        <w:t>T13 - Tampering: Reviewed direct Cedar and deployed Cedar diverge or are maliciously changed.</w:t>
+      </w:r>
+    </w:p>
+    <w:p>
+      <w:pPr>
+        <w:spacing w:after="80" w:line="300" w:lineRule="auto"/>
+        <w:numPr>
+          <w:ilvl w:val="0"/>
+          <w:numId w:val="33"/>
+        </w:numPr>
+      </w:pPr>
+      <w:r>
+        <w:rPr>
+          <w:rFonts w:ascii="Calibri" w:hAnsi="Calibri"/>
+          <w:b/>
+          <w:color w:val="17324D"/>
+          <w:sz w:val="20"/>
+        </w:rPr>
+        <w:t xml:space="preserve">Required controls: </w:t>
+      </w:r>
+      <w:r>
+        <w:rPr>
+          <w:rFonts w:ascii="Calibri" w:hAnsi="Calibri"/>
+          <w:color w:val="17324D"/>
+          <w:sz w:val="20"/>
+        </w:rPr>
+        <w:t xml:space="preserve">Single Cedar source; AgentCore </w:t>
       </w:r>
       <w:r>
         <w:rPr>
@@ -8326,7 +9412,7 @@
           <w:sz w:val="18"/>
           <w:shd w:fill="EAF2F8"/>
         </w:rPr>
-        <w:t>ENFORCE</w:t>
+        <w:t>FAIL_ON_ANY_FINDINGS</w:t>
       </w:r>
       <w:r>
         <w:rPr>
@@ -8334,191 +9420,7 @@
           <w:color w:val="17324D"/>
           <w:sz w:val="20"/>
         </w:rPr>
-        <w:t xml:space="preserve"> gate.</w:t>
-      </w:r>
-    </w:p>
-    <w:p>
-      <w:pPr>
-        <w:spacing w:after="80" w:line="300" w:lineRule="auto"/>
-        <w:numPr>
-          <w:ilvl w:val="0"/>
-          <w:numId w:val="23"/>
-        </w:numPr>
-      </w:pPr>
-      <w:r>
-        <w:rPr>
-          <w:rFonts w:ascii="Calibri" w:hAnsi="Calibri"/>
-          <w:b/>
-          <w:color w:val="17324D"/>
-          <w:sz w:val="20"/>
-        </w:rPr>
-        <w:t xml:space="preserve">Risk: </w:t>
-      </w:r>
-      <w:r>
-        <w:rPr>
-          <w:rFonts w:ascii="Calibri" w:hAnsi="Calibri"/>
-          <w:color w:val="17324D"/>
-          <w:sz w:val="20"/>
-        </w:rPr>
-        <w:t>Inherent: Critical; residual: Low-Medium.</w:t>
-      </w:r>
-    </w:p>
-    <w:p>
-      <w:pPr>
-        <w:spacing w:after="80" w:line="300" w:lineRule="auto"/>
-        <w:numPr>
-          <w:ilvl w:val="0"/>
-          <w:numId w:val="23"/>
-        </w:numPr>
-      </w:pPr>
-      <w:r>
-        <w:rPr>
-          <w:rFonts w:ascii="Calibri" w:hAnsi="Calibri"/>
-          <w:b/>
-          <w:color w:val="17324D"/>
-          <w:sz w:val="20"/>
-        </w:rPr>
-        <w:t xml:space="preserve">Validation / owner: </w:t>
-      </w:r>
-      <w:r>
-        <w:rPr>
-          <w:rFonts w:ascii="Calibri" w:hAnsi="Calibri"/>
-          <w:color w:val="17324D"/>
-          <w:sz w:val="20"/>
-        </w:rPr>
-        <w:t>Policy consistency and rollback test; Policy/DevOps</w:t>
-      </w:r>
-    </w:p>
-    <w:p>
-      <w:pPr>
-        <w:pStyle w:val="Heading3"/>
-        <w:keepNext/>
-      </w:pPr>
-      <w:r>
-        <w:rPr>
-          <w:rFonts w:ascii="Calibri" w:hAnsi="Calibri"/>
-          <w:color w:val="1F4D78"/>
-          <w:sz w:val="23"/>
-        </w:rPr>
-        <w:t>T14 - Tampering: Compromised dependency or container image executes in Runtime.</w:t>
-      </w:r>
-    </w:p>
-    <w:p>
-      <w:pPr>
-        <w:spacing w:after="80" w:line="300" w:lineRule="auto"/>
-        <w:numPr>
-          <w:ilvl w:val="0"/>
-          <w:numId w:val="23"/>
-        </w:numPr>
-      </w:pPr>
-      <w:r>
-        <w:rPr>
-          <w:rFonts w:ascii="Calibri" w:hAnsi="Calibri"/>
-          <w:b/>
-          <w:color w:val="17324D"/>
-          <w:sz w:val="20"/>
-        </w:rPr>
-        <w:t xml:space="preserve">Required controls: </w:t>
-      </w:r>
-      <w:r>
-        <w:rPr>
-          <w:rFonts w:ascii="Calibri" w:hAnsi="Calibri"/>
-          <w:color w:val="17324D"/>
-          <w:sz w:val="20"/>
-        </w:rPr>
-        <w:t>Pinned dependencies; scan; SBOM; signature/provenance; immutable digest; restricted ECR; non-root image; patch SLA.</w:t>
-      </w:r>
-    </w:p>
-    <w:p>
-      <w:pPr>
-        <w:spacing w:after="80" w:line="300" w:lineRule="auto"/>
-        <w:numPr>
-          <w:ilvl w:val="0"/>
-          <w:numId w:val="23"/>
-        </w:numPr>
-      </w:pPr>
-      <w:r>
-        <w:rPr>
-          <w:rFonts w:ascii="Calibri" w:hAnsi="Calibri"/>
-          <w:b/>
-          <w:color w:val="17324D"/>
-          <w:sz w:val="20"/>
-        </w:rPr>
-        <w:t xml:space="preserve">Risk: </w:t>
-      </w:r>
-      <w:r>
-        <w:rPr>
-          <w:rFonts w:ascii="Calibri" w:hAnsi="Calibri"/>
-          <w:color w:val="17324D"/>
-          <w:sz w:val="20"/>
-        </w:rPr>
-        <w:t>Inherent: Critical; residual: Medium.</w:t>
-      </w:r>
-    </w:p>
-    <w:p>
-      <w:pPr>
-        <w:spacing w:after="80" w:line="300" w:lineRule="auto"/>
-        <w:numPr>
-          <w:ilvl w:val="0"/>
-          <w:numId w:val="23"/>
-        </w:numPr>
-      </w:pPr>
-      <w:r>
-        <w:rPr>
-          <w:rFonts w:ascii="Calibri" w:hAnsi="Calibri"/>
-          <w:b/>
-          <w:color w:val="17324D"/>
-          <w:sz w:val="20"/>
-        </w:rPr>
-        <w:t xml:space="preserve">Validation / owner: </w:t>
-      </w:r>
-      <w:r>
-        <w:rPr>
-          <w:rFonts w:ascii="Calibri" w:hAnsi="Calibri"/>
-          <w:color w:val="17324D"/>
-          <w:sz w:val="20"/>
-        </w:rPr>
-        <w:t>Supply-chain evidence and signature verification; DevOps/Security</w:t>
-      </w:r>
-    </w:p>
-    <w:p>
-      <w:pPr>
-        <w:pStyle w:val="Heading3"/>
-        <w:keepNext/>
-      </w:pPr>
-      <w:r>
-        <w:rPr>
-          <w:rFonts w:ascii="Calibri" w:hAnsi="Calibri"/>
-          <w:color w:val="1F4D78"/>
-          <w:sz w:val="23"/>
-        </w:rPr>
-        <w:t>T15 - Denial of service: Excessive MCP calls, semantic search, large files or Graph throttling exhaust capacity.</w:t>
-      </w:r>
-    </w:p>
-    <w:p>
-      <w:pPr>
-        <w:spacing w:after="80" w:line="300" w:lineRule="auto"/>
-        <w:numPr>
-          <w:ilvl w:val="0"/>
-          <w:numId w:val="23"/>
-        </w:numPr>
-      </w:pPr>
-      <w:r>
-        <w:rPr>
-          <w:rFonts w:ascii="Calibri" w:hAnsi="Calibri"/>
-          <w:b/>
-          <w:color w:val="17324D"/>
-          <w:sz w:val="20"/>
-        </w:rPr>
-        <w:t xml:space="preserve">Required controls: </w:t>
-      </w:r>
-      <w:r>
-        <w:rPr>
-          <w:rFonts w:ascii="Calibri" w:hAnsi="Calibri"/>
-          <w:color w:val="17324D"/>
-          <w:sz w:val="20"/>
-        </w:rPr>
-        <w:t xml:space="preserve">Payload/result limits; quotas/rate controls; timeouts; bounded concurrency; cache where safe; </w:t>
+        <w:t xml:space="preserve">; required reviewers; signed build evidence; promotion comparison; </w:t>
       </w:r>
       <w:r>
         <w:rPr>
@@ -8527,7 +9429,7 @@
           <w:sz w:val="18"/>
           <w:shd w:fill="EAF2F8"/>
         </w:rPr>
-        <w:t>Retry-After</w:t>
+        <w:t>ENFORCE</w:t>
       </w:r>
       <w:r>
         <w:rPr>
@@ -8535,7 +9437,7 @@
           <w:color w:val="17324D"/>
           <w:sz w:val="20"/>
         </w:rPr>
-        <w:t>; alarms; per-client controls.</w:t>
+        <w:t xml:space="preserve"> gate.</w:t>
       </w:r>
     </w:p>
     <w:p>
@@ -8543,7 +9445,7 @@
         <w:spacing w:after="80" w:line="300" w:lineRule="auto"/>
         <w:numPr>
           <w:ilvl w:val="0"/>
-          <w:numId w:val="23"/>
+          <w:numId w:val="33"/>
         </w:numPr>
       </w:pPr>
       <w:r>
@@ -8561,7 +9463,7 @@
           <w:color w:val="17324D"/>
           <w:sz w:val="20"/>
         </w:rPr>
-        <w:t>Inherent: High; residual: Medium.</w:t>
+        <w:t>Inherent: Critical; residual: Low-Medium.</w:t>
       </w:r>
     </w:p>
     <w:p>
@@ -8569,7 +9471,7 @@
         <w:spacing w:after="80" w:line="300" w:lineRule="auto"/>
         <w:numPr>
           <w:ilvl w:val="0"/>
-          <w:numId w:val="23"/>
+          <w:numId w:val="33"/>
         </w:numPr>
       </w:pPr>
       <w:r>
@@ -8587,7 +9489,7 @@
           <w:color w:val="17324D"/>
           <w:sz w:val="20"/>
         </w:rPr>
-        <w:t>Load/throttle/failure tests; Operations/App owners</w:t>
+        <w:t>Policy consistency and rollback test; Policy/DevOps</w:t>
       </w:r>
     </w:p>
     <w:p>
@@ -8601,7 +9503,7 @@
           <w:color w:val="1F4D78"/>
           <w:sz w:val="23"/>
         </w:rPr>
-        <w:t>T16 - Information disclosure: Tool returns more content than the caller needs or content crosses data boundaries.</w:t>
+        <w:t>T14 - Tampering: Compromised dependency or container image executes in Runtime.</w:t>
       </w:r>
     </w:p>
     <w:p>
@@ -8609,7 +9511,7 @@
         <w:spacing w:after="80" w:line="300" w:lineRule="auto"/>
         <w:numPr>
           <w:ilvl w:val="0"/>
-          <w:numId w:val="23"/>
+          <w:numId w:val="33"/>
         </w:numPr>
       </w:pPr>
       <w:r>
@@ -8627,7 +9529,7 @@
           <w:color w:val="17324D"/>
           <w:sz w:val="20"/>
         </w:rPr>
-        <w:t>Data-owner approved sites/paths; bounded text extraction; output filtering; classification handling; no generic search; least-privilege roles.</w:t>
+        <w:t>Pinned dependencies; scan; SBOM; signature/provenance; immutable digest; restricted ECR; non-root image; patch SLA.</w:t>
       </w:r>
     </w:p>
     <w:p>
@@ -8635,7 +9537,7 @@
         <w:spacing w:after="80" w:line="300" w:lineRule="auto"/>
         <w:numPr>
           <w:ilvl w:val="0"/>
-          <w:numId w:val="23"/>
+          <w:numId w:val="33"/>
         </w:numPr>
       </w:pPr>
       <w:r>
@@ -8653,7 +9555,7 @@
           <w:color w:val="17324D"/>
           <w:sz w:val="20"/>
         </w:rPr>
-        <w:t>Inherent: High; residual: Medium.</w:t>
+        <w:t>Inherent: Critical; residual: Medium.</w:t>
       </w:r>
     </w:p>
     <w:p>
@@ -8661,7 +9563,7 @@
         <w:spacing w:after="80" w:line="300" w:lineRule="auto"/>
         <w:numPr>
           <w:ilvl w:val="0"/>
-          <w:numId w:val="23"/>
+          <w:numId w:val="33"/>
         </w:numPr>
       </w:pPr>
       <w:r>
@@ -8679,7 +9581,7 @@
           <w:color w:val="17324D"/>
           <w:sz w:val="20"/>
         </w:rPr>
-        <w:t>Data-volume and cross-site tests; Data owner/Security</w:t>
+        <w:t>Supply-chain evidence and signature verification; DevOps/Security</w:t>
       </w:r>
     </w:p>
     <w:p>
@@ -8693,7 +9595,7 @@
           <w:color w:val="1F4D78"/>
           <w:sz w:val="23"/>
         </w:rPr>
-        <w:t>T17 - Elevation of privilege: Administrator, pipeline or Terraform state compromise expands access.</w:t>
+        <w:t>T15 - Denial of service: Excessive MCP calls, semantic search, large files or Graph throttling exhaust capacity.</w:t>
       </w:r>
     </w:p>
     <w:p>
@@ -8701,7 +9603,7 @@
         <w:spacing w:after="80" w:line="300" w:lineRule="auto"/>
         <w:numPr>
           <w:ilvl w:val="0"/>
-          <w:numId w:val="23"/>
+          <w:numId w:val="33"/>
         </w:numPr>
       </w:pPr>
       <w:r>
@@ -8719,7 +9621,24 @@
           <w:color w:val="17324D"/>
           <w:sz w:val="20"/>
         </w:rPr>
-        <w:t>Separate state and roles; least-privilege CI/TFE identities; protected branches; path reviewers; approval gates; state encryption/access logging; break-glass monitoring.</w:t>
+        <w:t xml:space="preserve">Payload/result limits; quotas/rate controls; timeouts; bounded concurrency; cache where safe; </w:t>
+      </w:r>
+      <w:r>
+        <w:rPr>
+          <w:rFonts w:ascii="Courier New" w:hAnsi="Courier New"/>
+          <w:color w:val="1F4D78"/>
+          <w:sz w:val="18"/>
+          <w:shd w:fill="EAF2F8"/>
+        </w:rPr>
+        <w:t>Retry-After</w:t>
+      </w:r>
+      <w:r>
+        <w:rPr>
+          <w:rFonts w:ascii="Calibri" w:hAnsi="Calibri"/>
+          <w:color w:val="17324D"/>
+          <w:sz w:val="20"/>
+        </w:rPr>
+        <w:t>; alarms; per-client controls.</w:t>
       </w:r>
     </w:p>
     <w:p>
@@ -8727,7 +9646,7 @@
         <w:spacing w:after="80" w:line="300" w:lineRule="auto"/>
         <w:numPr>
           <w:ilvl w:val="0"/>
-          <w:numId w:val="23"/>
+          <w:numId w:val="33"/>
         </w:numPr>
       </w:pPr>
       <w:r>
@@ -8745,7 +9664,7 @@
           <w:color w:val="17324D"/>
           <w:sz w:val="20"/>
         </w:rPr>
-        <w:t>Inherent: Critical; residual: Medium.</w:t>
+        <w:t>Inherent: High; residual: Medium.</w:t>
       </w:r>
     </w:p>
     <w:p>
@@ -8753,7 +9672,7 @@
         <w:spacing w:after="80" w:line="300" w:lineRule="auto"/>
         <w:numPr>
           <w:ilvl w:val="0"/>
-          <w:numId w:val="23"/>
+          <w:numId w:val="33"/>
         </w:numPr>
       </w:pPr>
       <w:r>
@@ -8771,7 +9690,7 @@
           <w:color w:val="17324D"/>
           <w:sz w:val="20"/>
         </w:rPr>
-        <w:t>Access review and deployment audit; Cloud/DevOps/Security</w:t>
+        <w:t>Load/throttle/failure tests; Operations/App owners</w:t>
       </w:r>
     </w:p>
     <w:p>
@@ -8785,7 +9704,7 @@
           <w:color w:val="1F4D78"/>
           <w:sz w:val="23"/>
         </w:rPr>
-        <w:t>T18 - Denial of service: Gateway, Runtime, Entra, Graph, network or region dependency is unavailable.</w:t>
+        <w:t>T16 - Information disclosure: Uploaded content crosses an unintended SharePoint data boundary.</w:t>
       </w:r>
     </w:p>
     <w:p>
@@ -8793,7 +9712,7 @@
         <w:spacing w:after="80" w:line="300" w:lineRule="auto"/>
         <w:numPr>
           <w:ilvl w:val="0"/>
-          <w:numId w:val="23"/>
+          <w:numId w:val="33"/>
         </w:numPr>
       </w:pPr>
       <w:r>
@@ -8811,7 +9730,24 @@
           <w:color w:val="17324D"/>
           <w:sz w:val="20"/>
         </w:rPr>
-        <w:t>Dependency timeouts; fail closed; clear error handling; service health monitoring; rollback/disable plan; agreed SLO/RTO; tested recovery.</w:t>
+        <w:t xml:space="preserve">Employee native ACLs; application </w:t>
+      </w:r>
+      <w:r>
+        <w:rPr>
+          <w:rFonts w:ascii="Courier New" w:hAnsi="Courier New"/>
+          <w:color w:val="1F4D78"/>
+          <w:sz w:val="18"/>
+          <w:shd w:fill="EAF2F8"/>
+        </w:rPr>
+        <w:t>Sites.Selected</w:t>
+      </w:r>
+      <w:r>
+        <w:rPr>
+          <w:rFonts w:ascii="Calibri" w:hAnsi="Calibri"/>
+          <w:color w:val="17324D"/>
+          <w:sz w:val="20"/>
+        </w:rPr>
+        <w:t>; classification handling; least-privilege upload roles.</w:t>
       </w:r>
     </w:p>
     <w:p>
@@ -8819,7 +9755,7 @@
         <w:spacing w:after="80" w:line="300" w:lineRule="auto"/>
         <w:numPr>
           <w:ilvl w:val="0"/>
-          <w:numId w:val="23"/>
+          <w:numId w:val="33"/>
         </w:numPr>
       </w:pPr>
       <w:r>
@@ -8845,7 +9781,191 @@
         <w:spacing w:after="80" w:line="300" w:lineRule="auto"/>
         <w:numPr>
           <w:ilvl w:val="0"/>
-          <w:numId w:val="23"/>
+          <w:numId w:val="33"/>
+        </w:numPr>
+      </w:pPr>
+      <w:r>
+        <w:rPr>
+          <w:rFonts w:ascii="Calibri" w:hAnsi="Calibri"/>
+          <w:b/>
+          <w:color w:val="17324D"/>
+          <w:sz w:val="20"/>
+        </w:rPr>
+        <w:t xml:space="preserve">Validation / owner: </w:t>
+      </w:r>
+      <w:r>
+        <w:rPr>
+          <w:rFonts w:ascii="Calibri" w:hAnsi="Calibri"/>
+          <w:color w:val="17324D"/>
+          <w:sz w:val="20"/>
+        </w:rPr>
+        <w:t>Cross-site upload tests; Data owner/Security</w:t>
+      </w:r>
+    </w:p>
+    <w:p>
+      <w:pPr>
+        <w:pStyle w:val="Heading3"/>
+        <w:keepNext/>
+      </w:pPr>
+      <w:r>
+        <w:rPr>
+          <w:rFonts w:ascii="Calibri" w:hAnsi="Calibri"/>
+          <w:color w:val="1F4D78"/>
+          <w:sz w:val="23"/>
+        </w:rPr>
+        <w:t>T17 - Elevation of privilege: Administrator, pipeline or Terraform state compromise expands access.</w:t>
+      </w:r>
+    </w:p>
+    <w:p>
+      <w:pPr>
+        <w:spacing w:after="80" w:line="300" w:lineRule="auto"/>
+        <w:numPr>
+          <w:ilvl w:val="0"/>
+          <w:numId w:val="33"/>
+        </w:numPr>
+      </w:pPr>
+      <w:r>
+        <w:rPr>
+          <w:rFonts w:ascii="Calibri" w:hAnsi="Calibri"/>
+          <w:b/>
+          <w:color w:val="17324D"/>
+          <w:sz w:val="20"/>
+        </w:rPr>
+        <w:t xml:space="preserve">Required controls: </w:t>
+      </w:r>
+      <w:r>
+        <w:rPr>
+          <w:rFonts w:ascii="Calibri" w:hAnsi="Calibri"/>
+          <w:color w:val="17324D"/>
+          <w:sz w:val="20"/>
+        </w:rPr>
+        <w:t>Separate state and roles; least-privilege CI/TFE identities; protected branches; path reviewers; approval gates; state encryption/access logging; break-glass monitoring.</w:t>
+      </w:r>
+    </w:p>
+    <w:p>
+      <w:pPr>
+        <w:spacing w:after="80" w:line="300" w:lineRule="auto"/>
+        <w:numPr>
+          <w:ilvl w:val="0"/>
+          <w:numId w:val="33"/>
+        </w:numPr>
+      </w:pPr>
+      <w:r>
+        <w:rPr>
+          <w:rFonts w:ascii="Calibri" w:hAnsi="Calibri"/>
+          <w:b/>
+          <w:color w:val="17324D"/>
+          <w:sz w:val="20"/>
+        </w:rPr>
+        <w:t xml:space="preserve">Risk: </w:t>
+      </w:r>
+      <w:r>
+        <w:rPr>
+          <w:rFonts w:ascii="Calibri" w:hAnsi="Calibri"/>
+          <w:color w:val="17324D"/>
+          <w:sz w:val="20"/>
+        </w:rPr>
+        <w:t>Inherent: Critical; residual: Medium.</w:t>
+      </w:r>
+    </w:p>
+    <w:p>
+      <w:pPr>
+        <w:spacing w:after="80" w:line="300" w:lineRule="auto"/>
+        <w:numPr>
+          <w:ilvl w:val="0"/>
+          <w:numId w:val="33"/>
+        </w:numPr>
+      </w:pPr>
+      <w:r>
+        <w:rPr>
+          <w:rFonts w:ascii="Calibri" w:hAnsi="Calibri"/>
+          <w:b/>
+          <w:color w:val="17324D"/>
+          <w:sz w:val="20"/>
+        </w:rPr>
+        <w:t xml:space="preserve">Validation / owner: </w:t>
+      </w:r>
+      <w:r>
+        <w:rPr>
+          <w:rFonts w:ascii="Calibri" w:hAnsi="Calibri"/>
+          <w:color w:val="17324D"/>
+          <w:sz w:val="20"/>
+        </w:rPr>
+        <w:t>Access review and deployment audit; Cloud/DevOps/Security</w:t>
+      </w:r>
+    </w:p>
+    <w:p>
+      <w:pPr>
+        <w:pStyle w:val="Heading3"/>
+        <w:keepNext/>
+      </w:pPr>
+      <w:r>
+        <w:rPr>
+          <w:rFonts w:ascii="Calibri" w:hAnsi="Calibri"/>
+          <w:color w:val="1F4D78"/>
+          <w:sz w:val="23"/>
+        </w:rPr>
+        <w:t>T18 - Denial of service: Gateway, Runtime, Entra, Graph, network or region dependency is unavailable.</w:t>
+      </w:r>
+    </w:p>
+    <w:p>
+      <w:pPr>
+        <w:spacing w:after="80" w:line="300" w:lineRule="auto"/>
+        <w:numPr>
+          <w:ilvl w:val="0"/>
+          <w:numId w:val="33"/>
+        </w:numPr>
+      </w:pPr>
+      <w:r>
+        <w:rPr>
+          <w:rFonts w:ascii="Calibri" w:hAnsi="Calibri"/>
+          <w:b/>
+          <w:color w:val="17324D"/>
+          <w:sz w:val="20"/>
+        </w:rPr>
+        <w:t xml:space="preserve">Required controls: </w:t>
+      </w:r>
+      <w:r>
+        <w:rPr>
+          <w:rFonts w:ascii="Calibri" w:hAnsi="Calibri"/>
+          <w:color w:val="17324D"/>
+          <w:sz w:val="20"/>
+        </w:rPr>
+        <w:t>Dependency timeouts; fail closed; clear error handling; service health monitoring; rollback/disable plan; agreed SLO/RTO; tested recovery.</w:t>
+      </w:r>
+    </w:p>
+    <w:p>
+      <w:pPr>
+        <w:spacing w:after="80" w:line="300" w:lineRule="auto"/>
+        <w:numPr>
+          <w:ilvl w:val="0"/>
+          <w:numId w:val="33"/>
+        </w:numPr>
+      </w:pPr>
+      <w:r>
+        <w:rPr>
+          <w:rFonts w:ascii="Calibri" w:hAnsi="Calibri"/>
+          <w:b/>
+          <w:color w:val="17324D"/>
+          <w:sz w:val="20"/>
+        </w:rPr>
+        <w:t xml:space="preserve">Risk: </w:t>
+      </w:r>
+      <w:r>
+        <w:rPr>
+          <w:rFonts w:ascii="Calibri" w:hAnsi="Calibri"/>
+          <w:color w:val="17324D"/>
+          <w:sz w:val="20"/>
+        </w:rPr>
+        <w:t>Inherent: High; residual: Medium.</w:t>
+      </w:r>
+    </w:p>
+    <w:p>
+      <w:pPr>
+        <w:spacing w:after="80" w:line="300" w:lineRule="auto"/>
+        <w:numPr>
+          <w:ilvl w:val="0"/>
+          <w:numId w:val="33"/>
         </w:numPr>
       </w:pPr>
       <w:r>
@@ -9299,7 +10419,7 @@
                 <w:color w:val="17324D"/>
                 <w:sz w:val="16"/>
               </w:rPr>
-              <w:t>Use a separate Graph application credential; never reuse the inbound MCP token.</w:t>
+              <w:t>Use OBO for the delegated lane and a separate Graph application credential for the application lane; never send the Enterprise MCP token directly to Graph.</w:t>
             </w:r>
           </w:p>
         </w:tc>
@@ -9731,7 +10851,7 @@
                 <w:color w:val="17324D"/>
                 <w:sz w:val="16"/>
               </w:rPr>
-              <w:t>Trusted claims must be derived from validated context and consumed per request.</w:t>
+              <w:t>Cedar must consume Gateway-validated claims; Runtime must not authorize from caller-supplied identity headers.</w:t>
             </w:r>
           </w:p>
         </w:tc>
@@ -9757,7 +10877,7 @@
                 <w:color w:val="17324D"/>
                 <w:sz w:val="16"/>
               </w:rPr>
-              <w:t>Spoofing test and Runtime trace</w:t>
+              <w:t>Spoofing test and Gateway decision trace</w:t>
             </w:r>
           </w:p>
         </w:tc>
@@ -9814,7 +10934,7 @@
                 <w:color w:val="17324D"/>
                 <w:sz w:val="16"/>
               </w:rPr>
-              <w:t>Expose only narrow, bounded tools with strict schema, identifier and path validation.</w:t>
+              <w:t>Expose one upload tool; reject invalid identifiers or paths and pass accepted values unchanged.</w:t>
             </w:r>
           </w:p>
         </w:tc>
@@ -9897,7 +11017,7 @@
                 <w:color w:val="17324D"/>
                 <w:sz w:val="16"/>
               </w:rPr>
-              <w:t>Require ticket, durable idempotency, optimistic concurrency, audit and recovery for writes.</w:t>
+              <w:t>Use the documented create-or-replace upload contract, do not retry automatically, and validate SharePoint recovery.</w:t>
             </w:r>
           </w:p>
         </w:tc>
@@ -9923,7 +11043,7 @@
                 <w:color w:val="17324D"/>
                 <w:sz w:val="16"/>
               </w:rPr>
-              <w:t>Write pilot evidence</w:t>
+              <w:t>Upload and version-restore evidence</w:t>
             </w:r>
           </w:p>
         </w:tc>
@@ -9980,7 +11100,24 @@
                 <w:color w:val="17324D"/>
                 <w:sz w:val="16"/>
               </w:rPr>
-              <w:t>Grant selected SharePoint permissions only to approved sites and paths.</w:t>
+              <w:t xml:space="preserve">Enforce native employee ACLs for OBO and explicit </w:t>
+            </w:r>
+            <w:r>
+              <w:rPr>
+                <w:rFonts w:ascii="Courier New" w:hAnsi="Courier New"/>
+                <w:color w:val="1F4D78"/>
+                <w:sz w:val="17"/>
+                <w:shd w:fill="EAF2F8"/>
+              </w:rPr>
+              <w:t>Sites.Selected</w:t>
+            </w:r>
+            <w:r>
+              <w:rPr>
+                <w:rFonts w:ascii="Calibri" w:hAnsi="Calibri"/>
+                <w:color w:val="17324D"/>
+                <w:sz w:val="16"/>
+              </w:rPr>
+              <w:t xml:space="preserve"> grants for application access.</w:t>
             </w:r>
           </w:p>
         </w:tc>
@@ -10006,7 +11143,7 @@
                 <w:color w:val="17324D"/>
                 <w:sz w:val="16"/>
               </w:rPr>
-              <w:t>Graph/SharePoint permission inventory</w:t>
+              <w:t>SharePoint ACL and Graph grant inventory</w:t>
             </w:r>
           </w:p>
         </w:tc>
@@ -10821,7 +11958,7 @@
                 <w:color w:val="17324D"/>
                 <w:sz w:val="18"/>
               </w:rPr>
-              <w:t>Unauthorized or incorrect write</w:t>
+              <w:t>Unauthorized or incorrect upload</w:t>
             </w:r>
           </w:p>
         </w:tc>
@@ -10847,7 +11984,7 @@
                 <w:color w:val="17324D"/>
                 <w:sz w:val="18"/>
               </w:rPr>
-              <w:t>Disable write tool and publisher role</w:t>
+              <w:t>Disable the upload tool and upload roles</w:t>
             </w:r>
           </w:p>
         </w:tc>
@@ -10873,7 +12010,7 @@
                 <w:color w:val="17324D"/>
                 <w:sz w:val="18"/>
               </w:rPr>
-              <w:t>Use SharePoint version history/restore, reconcile idempotency record and incident evidence</w:t>
+              <w:t>Use SharePoint version history/restore and incident evidence</w:t>
             </w:r>
           </w:p>
         </w:tc>
@@ -11164,7 +12301,7 @@
         <w:spacing w:after="80" w:line="300" w:lineRule="auto"/>
         <w:numPr>
           <w:ilvl w:val="0"/>
-          <w:numId w:val="24"/>
+          <w:numId w:val="34"/>
         </w:numPr>
       </w:pPr>
       <w:r>
@@ -11173,7 +12310,17 @@
           <w:color w:val="17324D"/>
           <w:sz w:val="22"/>
         </w:rPr>
-        <w:t>MCP initialize, list, semantic search and approved read calls.</w:t>
+        <w:t>MCP initialize, list, semantic search, approved read calls and the approved</w:t>
+      </w:r>
+    </w:p>
+    <w:p>
+      <w:r>
+        <w:rPr>
+          <w:rFonts w:ascii="Calibri" w:hAnsi="Calibri"/>
+          <w:color w:val="17324D"/>
+          <w:sz w:val="22"/>
+        </w:rPr>
+        <w:t>upload call.</w:t>
       </w:r>
     </w:p>
     <w:p>
@@ -11181,7 +12328,7 @@
         <w:spacing w:after="80" w:line="300" w:lineRule="auto"/>
         <w:numPr>
           <w:ilvl w:val="0"/>
-          <w:numId w:val="24"/>
+          <w:numId w:val="35"/>
         </w:numPr>
       </w:pPr>
       <w:r>
@@ -11190,7 +12337,7 @@
           <w:color w:val="17324D"/>
           <w:sz w:val="22"/>
         </w:rPr>
-        <w:t>Correct routing to the SharePoint Runtime.</w:t>
+        <w:t>Correct routing to the SharePoint delegated and application Runtime lanes.</w:t>
       </w:r>
     </w:p>
     <w:p>
@@ -11198,7 +12345,7 @@
         <w:spacing w:after="80" w:line="300" w:lineRule="auto"/>
         <w:numPr>
           <w:ilvl w:val="0"/>
-          <w:numId w:val="24"/>
+          <w:numId w:val="35"/>
         </w:numPr>
       </w:pPr>
       <w:r>
@@ -11207,7 +12354,7 @@
           <w:color w:val="17324D"/>
           <w:sz w:val="22"/>
         </w:rPr>
-        <w:t>Bounded content extraction by supported file type.</w:t>
+        <w:t>Valid empty and non-empty UTF-8 uploads to the default document library.</w:t>
       </w:r>
     </w:p>
     <w:p>
@@ -11215,7 +12362,7 @@
         <w:spacing w:after="80" w:line="300" w:lineRule="auto"/>
         <w:numPr>
           <w:ilvl w:val="0"/>
-          <w:numId w:val="24"/>
+          <w:numId w:val="35"/>
         </w:numPr>
       </w:pPr>
       <w:r>
@@ -11232,7 +12379,7 @@
         <w:spacing w:after="80" w:line="300" w:lineRule="auto"/>
         <w:numPr>
           <w:ilvl w:val="0"/>
-          <w:numId w:val="24"/>
+          <w:numId w:val="35"/>
         </w:numPr>
       </w:pPr>
       <w:r>
@@ -11241,7 +12388,7 @@
           <w:color w:val="17324D"/>
           <w:sz w:val="22"/>
         </w:rPr>
-        <w:t>Optional AWS AI service-caller read flow.</w:t>
+        <w:t>App-only caller upload flow.</w:t>
       </w:r>
     </w:p>
     <w:p>
@@ -11249,7 +12396,7 @@
         <w:spacing w:after="80" w:line="300" w:lineRule="auto"/>
         <w:numPr>
           <w:ilvl w:val="0"/>
-          <w:numId w:val="24"/>
+          <w:numId w:val="35"/>
         </w:numPr>
       </w:pPr>
       <w:r>
@@ -11258,7 +12405,7 @@
           <w:color w:val="17324D"/>
           <w:sz w:val="22"/>
         </w:rPr>
-        <w:t>Write create/update, idempotency, stale ETag and recovery tests before enabling writes.</w:t>
+        <w:t>Same-path replacement and SharePoint version-restore behaviour.</w:t>
       </w:r>
     </w:p>
     <w:p>
@@ -11274,7 +12421,7 @@
         <w:spacing w:after="80" w:line="300" w:lineRule="auto"/>
         <w:numPr>
           <w:ilvl w:val="0"/>
-          <w:numId w:val="25"/>
+          <w:numId w:val="36"/>
         </w:numPr>
       </w:pPr>
       <w:r>
@@ -11291,7 +12438,7 @@
         <w:spacing w:after="80" w:line="300" w:lineRule="auto"/>
         <w:numPr>
           <w:ilvl w:val="0"/>
-          <w:numId w:val="25"/>
+          <w:numId w:val="36"/>
         </w:numPr>
       </w:pPr>
       <w:r>
@@ -11300,7 +12447,7 @@
           <w:color w:val="17324D"/>
           <w:sz w:val="22"/>
         </w:rPr>
-        <w:t>Client-supplied trusted-header spoofing and missing trusted claims.</w:t>
+        <w:t>Client-supplied identity-header spoofing and missing Cedar claims.</w:t>
       </w:r>
     </w:p>
     <w:p>
@@ -11308,7 +12455,7 @@
         <w:spacing w:after="80" w:line="300" w:lineRule="auto"/>
         <w:numPr>
           <w:ilvl w:val="0"/>
-          <w:numId w:val="25"/>
+          <w:numId w:val="36"/>
         </w:numPr>
       </w:pPr>
       <w:r>
@@ -11317,7 +12464,7 @@
           <w:color w:val="17324D"/>
           <w:sz w:val="22"/>
         </w:rPr>
-        <w:t>Unauthorized tool, site, path and write operation.</w:t>
+        <w:t>Unauthorized tool, delegated cross-site, application cross-site and upload operation.</w:t>
       </w:r>
     </w:p>
     <w:p>
@@ -11325,7 +12472,7 @@
         <w:spacing w:after="80" w:line="300" w:lineRule="auto"/>
         <w:numPr>
           <w:ilvl w:val="0"/>
-          <w:numId w:val="25"/>
+          <w:numId w:val="36"/>
         </w:numPr>
       </w:pPr>
       <w:r>
@@ -11342,7 +12489,7 @@
         <w:spacing w:after="80" w:line="300" w:lineRule="auto"/>
         <w:numPr>
           <w:ilvl w:val="0"/>
-          <w:numId w:val="25"/>
+          <w:numId w:val="36"/>
         </w:numPr>
       </w:pPr>
       <w:r>
@@ -11351,7 +12498,7 @@
           <w:color w:val="17324D"/>
           <w:sz w:val="22"/>
         </w:rPr>
-        <w:t>Encoded path traversal, malformed IDs, oversized inputs/results and prompt-injection scenarios.</w:t>
+        <w:t>Invalid or ambiguous paths, malformed IDs and prompt-injection scenarios.</w:t>
       </w:r>
     </w:p>
     <w:p>
@@ -11359,7 +12506,7 @@
         <w:spacing w:after="80" w:line="300" w:lineRule="auto"/>
         <w:numPr>
           <w:ilvl w:val="0"/>
-          <w:numId w:val="25"/>
+          <w:numId w:val="36"/>
         </w:numPr>
       </w:pPr>
       <w:r>
@@ -11376,7 +12523,7 @@
         <w:spacing w:after="80" w:line="300" w:lineRule="auto"/>
         <w:numPr>
           <w:ilvl w:val="0"/>
-          <w:numId w:val="25"/>
+          <w:numId w:val="36"/>
         </w:numPr>
       </w:pPr>
       <w:r>
@@ -11401,7 +12548,7 @@
         <w:spacing w:after="80" w:line="300" w:lineRule="auto"/>
         <w:numPr>
           <w:ilvl w:val="0"/>
-          <w:numId w:val="26"/>
+          <w:numId w:val="37"/>
         </w:numPr>
       </w:pPr>
       <w:r>
@@ -11418,7 +12565,7 @@
         <w:spacing w:after="80" w:line="300" w:lineRule="auto"/>
         <w:numPr>
           <w:ilvl w:val="0"/>
-          <w:numId w:val="26"/>
+          <w:numId w:val="37"/>
         </w:numPr>
       </w:pPr>
       <w:r>
@@ -11435,7 +12582,7 @@
         <w:spacing w:after="80" w:line="300" w:lineRule="auto"/>
         <w:numPr>
           <w:ilvl w:val="0"/>
-          <w:numId w:val="26"/>
+          <w:numId w:val="37"/>
         </w:numPr>
       </w:pPr>
       <w:r>
@@ -11452,7 +12599,7 @@
         <w:spacing w:after="80" w:line="300" w:lineRule="auto"/>
         <w:numPr>
           <w:ilvl w:val="0"/>
-          <w:numId w:val="26"/>
+          <w:numId w:val="37"/>
         </w:numPr>
       </w:pPr>
       <w:r>
@@ -11469,7 +12616,7 @@
         <w:spacing w:after="80" w:line="300" w:lineRule="auto"/>
         <w:numPr>
           <w:ilvl w:val="0"/>
-          <w:numId w:val="26"/>
+          <w:numId w:val="37"/>
         </w:numPr>
       </w:pPr>
       <w:r>
@@ -11494,7 +12641,7 @@
         <w:spacing w:after="80" w:line="300" w:lineRule="auto"/>
         <w:numPr>
           <w:ilvl w:val="0"/>
-          <w:numId w:val="27"/>
+          <w:numId w:val="38"/>
         </w:numPr>
       </w:pPr>
       <w:r>
@@ -11511,7 +12658,7 @@
         <w:spacing w:after="80" w:line="300" w:lineRule="auto"/>
         <w:numPr>
           <w:ilvl w:val="0"/>
-          <w:numId w:val="27"/>
+          <w:numId w:val="38"/>
         </w:numPr>
       </w:pPr>
       <w:r>
@@ -11520,7 +12667,7 @@
           <w:color w:val="17324D"/>
           <w:sz w:val="22"/>
         </w:rPr>
-        <w:t>Passing policy schema, generation and negative tests.</w:t>
+        <w:t>Passing direct Cedar source checks, AgentCore live-schema validation and negative authorization tests.</w:t>
       </w:r>
     </w:p>
     <w:p>
@@ -11528,7 +12675,7 @@
         <w:spacing w:after="80" w:line="300" w:lineRule="auto"/>
         <w:numPr>
           <w:ilvl w:val="0"/>
-          <w:numId w:val="27"/>
+          <w:numId w:val="38"/>
         </w:numPr>
       </w:pPr>
       <w:r>
@@ -11545,7 +12692,7 @@
         <w:spacing w:after="80" w:line="300" w:lineRule="auto"/>
         <w:numPr>
           <w:ilvl w:val="0"/>
-          <w:numId w:val="27"/>
+          <w:numId w:val="38"/>
         </w:numPr>
       </w:pPr>
       <w:r>
@@ -11562,7 +12709,7 @@
         <w:spacing w:after="80" w:line="300" w:lineRule="auto"/>
         <w:numPr>
           <w:ilvl w:val="0"/>
-          <w:numId w:val="27"/>
+          <w:numId w:val="38"/>
         </w:numPr>
       </w:pPr>
       <w:r>
@@ -11571,7 +12718,17 @@
           <w:color w:val="17324D"/>
           <w:sz w:val="22"/>
         </w:rPr>
-        <w:t>Entra app/assignment export and Graph selected-permission evidence.</w:t>
+        <w:t>TFE target account/region values match the selected execution role and</w:t>
+      </w:r>
+    </w:p>
+    <w:p>
+      <w:r>
+        <w:rPr>
+          <w:rFonts w:ascii="Calibri" w:hAnsi="Calibri"/>
+          <w:color w:val="17324D"/>
+          <w:sz w:val="22"/>
+        </w:rPr>
+        <w:t>Australian environment.</w:t>
       </w:r>
     </w:p>
     <w:p>
@@ -11579,7 +12736,7 @@
         <w:spacing w:after="80" w:line="300" w:lineRule="auto"/>
         <w:numPr>
           <w:ilvl w:val="0"/>
-          <w:numId w:val="27"/>
+          <w:numId w:val="39"/>
         </w:numPr>
       </w:pPr>
       <w:r>
@@ -11588,25 +12745,7 @@
           <w:color w:val="17324D"/>
           <w:sz w:val="22"/>
         </w:rPr>
-        <w:t>Provider/dependency versions and configuration without placeholders.</w:t>
-      </w:r>
-    </w:p>
-    <w:p>
-      <w:pPr>
-        <w:pStyle w:val="Heading1"/>
-      </w:pPr>
-      <w:r>
-        <w:t>17. Known gaps and open implementation work</w:t>
-      </w:r>
-    </w:p>
-    <w:p>
-      <w:r>
-        <w:rPr>
-          <w:rFonts w:ascii="Calibri" w:hAnsi="Calibri"/>
-          <w:color w:val="17324D"/>
-          <w:sz w:val="22"/>
-        </w:rPr>
-        <w:t>The following items are not complete. Treat them as implementation or validation work, not as behaviour already provided by the PoC:</w:t>
+        <w:t>Entra app/assignment export and Graph selected-permission evidence.</w:t>
       </w:r>
     </w:p>
     <w:p>
@@ -11614,7 +12753,7 @@
         <w:spacing w:after="80" w:line="300" w:lineRule="auto"/>
         <w:numPr>
           <w:ilvl w:val="0"/>
-          <w:numId w:val="28"/>
+          <w:numId w:val="39"/>
         </w:numPr>
       </w:pPr>
       <w:r>
@@ -11623,7 +12762,25 @@
           <w:color w:val="17324D"/>
           <w:sz w:val="22"/>
         </w:rPr>
-        <w:t>Validate the Gateway MCP target invoking the AgentCore Runtime endpoint with IAM signing in the target AWS account and region.</w:t>
+        <w:t>Provider/dependency versions and configuration without placeholders.</w:t>
+      </w:r>
+    </w:p>
+    <w:p>
+      <w:pPr>
+        <w:pStyle w:val="Heading1"/>
+      </w:pPr>
+      <w:r>
+        <w:t>17. Known gaps and open implementation work</w:t>
+      </w:r>
+    </w:p>
+    <w:p>
+      <w:r>
+        <w:rPr>
+          <w:rFonts w:ascii="Calibri" w:hAnsi="Calibri"/>
+          <w:color w:val="17324D"/>
+          <w:sz w:val="22"/>
+        </w:rPr>
+        <w:t>The following items are not complete. Treat them as implementation or validation work, not as behaviour already provided by the PoC:</w:t>
       </w:r>
     </w:p>
     <w:p>
@@ -11631,7 +12788,7 @@
         <w:spacing w:after="80" w:line="300" w:lineRule="auto"/>
         <w:numPr>
           <w:ilvl w:val="0"/>
-          <w:numId w:val="28"/>
+          <w:numId w:val="40"/>
         </w:numPr>
       </w:pPr>
       <w:r>
@@ -11640,7 +12797,7 @@
           <w:color w:val="17324D"/>
           <w:sz w:val="22"/>
         </w:rPr>
-        <w:t>Validate Runtime resource-policy denial of direct invocation.</w:t>
+        <w:t>Validate the Gateway MCP target invoking the AgentCore Runtime endpoint with IAM signing in the target AWS account and region.</w:t>
       </w:r>
     </w:p>
     <w:p>
@@ -11648,7 +12805,7 @@
         <w:spacing w:after="80" w:line="300" w:lineRule="auto"/>
         <w:numPr>
           <w:ilvl w:val="0"/>
-          <w:numId w:val="28"/>
+          <w:numId w:val="40"/>
         </w:numPr>
       </w:pPr>
       <w:r>
@@ -11657,7 +12814,7 @@
           <w:color w:val="17324D"/>
           <w:sz w:val="22"/>
         </w:rPr>
-        <w:t>Select and demonstrate the supported Claude Code bearer-token acquisition and refresh experience without static token storage.</w:t>
+        <w:t>Validate Runtime resource-policy denial of direct invocation.</w:t>
       </w:r>
     </w:p>
     <w:p>
@@ -11665,7 +12822,7 @@
         <w:spacing w:after="80" w:line="300" w:lineRule="auto"/>
         <w:numPr>
           <w:ilvl w:val="0"/>
-          <w:numId w:val="28"/>
+          <w:numId w:val="40"/>
         </w:numPr>
       </w:pPr>
       <w:r>
@@ -11674,7 +12831,7 @@
           <w:color w:val="17324D"/>
           <w:sz w:val="22"/>
         </w:rPr>
-        <w:t>Complete per-request caller-claim propagation or move all identity-specific authorization to Gateway; remove reliance on static Runtime environment variables for caller identity.</w:t>
+        <w:t>Select and demonstrate the supported Claude Code bearer-token acquisition and refresh experience without static token storage.</w:t>
       </w:r>
     </w:p>
     <w:p>
@@ -11682,7 +12839,7 @@
         <w:spacing w:after="80" w:line="300" w:lineRule="auto"/>
         <w:numPr>
           <w:ilvl w:val="0"/>
-          <w:numId w:val="28"/>
+          <w:numId w:val="40"/>
         </w:numPr>
       </w:pPr>
       <w:r>
@@ -11691,7 +12848,7 @@
           <w:color w:val="17324D"/>
           <w:sz w:val="22"/>
         </w:rPr>
-        <w:t xml:space="preserve">Generate or reconcile Gateway Cedar with the policy source, test it and set production policy to </w:t>
+        <w:t xml:space="preserve">Validate the separate </w:t>
       </w:r>
       <w:r>
         <w:rPr>
@@ -11700,7 +12857,7 @@
           <w:sz w:val="20"/>
           <w:shd w:fill="EAF2F8"/>
         </w:rPr>
-        <w:t>ENFORCE</w:t>
+        <w:t>sharepoint-delegated</w:t>
       </w:r>
       <w:r>
         <w:rPr>
@@ -11708,7 +12865,26 @@
           <w:color w:val="17324D"/>
           <w:sz w:val="22"/>
         </w:rPr>
-        <w:t>.</w:t>
+        <w:t xml:space="preserve"> and</w:t>
+      </w:r>
+    </w:p>
+    <w:p>
+      <w:r>
+        <w:rPr>
+          <w:rFonts w:ascii="Courier New" w:hAnsi="Courier New"/>
+          <w:color w:val="1F4D78"/>
+          <w:sz w:val="20"/>
+          <w:shd w:fill="EAF2F8"/>
+        </w:rPr>
+        <w:t>sharepoint-application</w:t>
+      </w:r>
+      <w:r>
+        <w:rPr>
+          <w:rFonts w:ascii="Calibri" w:hAnsi="Calibri"/>
+          <w:color w:val="17324D"/>
+          <w:sz w:val="22"/>
+        </w:rPr>
+        <w:t xml:space="preserve"> Gateway targets and Runtime deployments in the target AWS account.</w:t>
       </w:r>
     </w:p>
     <w:p>
@@ -11716,7 +12892,7 @@
         <w:spacing w:after="80" w:line="300" w:lineRule="auto"/>
         <w:numPr>
           <w:ilvl w:val="0"/>
-          <w:numId w:val="28"/>
+          <w:numId w:val="41"/>
         </w:numPr>
       </w:pPr>
       <w:r>
@@ -11725,7 +12901,41 @@
           <w:color w:val="17324D"/>
           <w:sz w:val="22"/>
         </w:rPr>
-        <w:t>Implement real Microsoft Graph read behaviour with selected permissions, output bounds, supported file types, throttling and safe error handling.</w:t>
+        <w:t xml:space="preserve">Validate the Terraform-wired Cedar with </w:t>
+      </w:r>
+      <w:r>
+        <w:rPr>
+          <w:rFonts w:ascii="Courier New" w:hAnsi="Courier New"/>
+          <w:color w:val="1F4D78"/>
+          <w:sz w:val="20"/>
+          <w:shd w:fill="EAF2F8"/>
+        </w:rPr>
+        <w:t>FAIL_ON_ANY_FINDINGS</w:t>
+      </w:r>
+      <w:r>
+        <w:rPr>
+          <w:rFonts w:ascii="Calibri" w:hAnsi="Calibri"/>
+          <w:color w:val="17324D"/>
+          <w:sz w:val="22"/>
+        </w:rPr>
+        <w:t xml:space="preserve">, run positive/negative tests and set production policy to </w:t>
+      </w:r>
+      <w:r>
+        <w:rPr>
+          <w:rFonts w:ascii="Courier New" w:hAnsi="Courier New"/>
+          <w:color w:val="1F4D78"/>
+          <w:sz w:val="20"/>
+          <w:shd w:fill="EAF2F8"/>
+        </w:rPr>
+        <w:t>ENFORCE</w:t>
+      </w:r>
+      <w:r>
+        <w:rPr>
+          <w:rFonts w:ascii="Calibri" w:hAnsi="Calibri"/>
+          <w:color w:val="17324D"/>
+          <w:sz w:val="22"/>
+        </w:rPr>
+        <w:t>.</w:t>
       </w:r>
     </w:p>
     <w:p>
@@ -11733,7 +12943,7 @@
         <w:spacing w:after="80" w:line="300" w:lineRule="auto"/>
         <w:numPr>
           <w:ilvl w:val="0"/>
-          <w:numId w:val="28"/>
+          <w:numId w:val="41"/>
         </w:numPr>
       </w:pPr>
       <w:r>
@@ -11742,7 +12952,17 @@
           <w:color w:val="17324D"/>
           <w:sz w:val="22"/>
         </w:rPr>
-        <w:t>Implement the selected downstream credential type, custody, rotation, revocation and Runtime access pattern. Do not store plaintext secrets in source or normal Terraform variables/state.</w:t>
+        <w:t>Validate the implemented Microsoft Graph upload with empty and non-empty</w:t>
+      </w:r>
+    </w:p>
+    <w:p>
+      <w:r>
+        <w:rPr>
+          <w:rFonts w:ascii="Calibri" w:hAnsi="Calibri"/>
+          <w:color w:val="17324D"/>
+          <w:sz w:val="22"/>
+        </w:rPr>
+        <w:t>UTF-8 content, create-or-replace behaviour, throttling and direct error propagation.</w:t>
       </w:r>
     </w:p>
     <w:p>
@@ -11750,7 +12970,7 @@
         <w:spacing w:after="80" w:line="300" w:lineRule="auto"/>
         <w:numPr>
           <w:ilvl w:val="0"/>
-          <w:numId w:val="28"/>
+          <w:numId w:val="42"/>
         </w:numPr>
       </w:pPr>
       <w:r>
@@ -11759,7 +12979,34 @@
           <w:color w:val="17324D"/>
           <w:sz w:val="22"/>
         </w:rPr>
-        <w:t>Implement and validate durable idempotency, ETag conditional writes and recovery before enabling any write tool.</w:t>
+        <w:t>Validate the delegated-lane OBO and application-lane Graph</w:t>
+      </w:r>
+    </w:p>
+    <w:p>
+      <w:r>
+        <w:rPr>
+          <w:rFonts w:ascii="Calibri" w:hAnsi="Calibri"/>
+          <w:color w:val="17324D"/>
+          <w:sz w:val="22"/>
+        </w:rPr>
+        <w:t xml:space="preserve">client-credential providers with real tenant credentials and </w:t>
+      </w:r>
+      <w:r>
+        <w:rPr>
+          <w:rFonts w:ascii="Courier New" w:hAnsi="Courier New"/>
+          <w:color w:val="1F4D78"/>
+          <w:sz w:val="20"/>
+          <w:shd w:fill="EAF2F8"/>
+        </w:rPr>
+        <w:t>Sites.Selected</w:t>
+      </w:r>
+      <w:r>
+        <w:rPr>
+          <w:rFonts w:ascii="Calibri" w:hAnsi="Calibri"/>
+          <w:color w:val="17324D"/>
+          <w:sz w:val="22"/>
+        </w:rPr>
+        <w:t>. Do not store plaintext secrets in source or normal Terraform variables/state.</w:t>
       </w:r>
     </w:p>
     <w:p>
@@ -11767,7 +13014,7 @@
         <w:spacing w:after="80" w:line="300" w:lineRule="auto"/>
         <w:numPr>
           <w:ilvl w:val="0"/>
-          <w:numId w:val="28"/>
+          <w:numId w:val="43"/>
         </w:numPr>
       </w:pPr>
       <w:r>
@@ -11776,7 +13023,17 @@
           <w:color w:val="17324D"/>
           <w:sz w:val="22"/>
         </w:rPr>
-        <w:t>Validate PrivateLink, private DNS, endpoint policy and corporate/AWS workload routing, including the compensating controls required for OAuth callers.</w:t>
+        <w:t>Validate that missing or invalid required inputs fail and accepted values</w:t>
+      </w:r>
+    </w:p>
+    <w:p>
+      <w:r>
+        <w:rPr>
+          <w:rFonts w:ascii="Calibri" w:hAnsi="Calibri"/>
+          <w:color w:val="17324D"/>
+          <w:sz w:val="22"/>
+        </w:rPr>
+        <w:t>reach Graph unchanged.</w:t>
       </w:r>
     </w:p>
     <w:p>
@@ -11784,7 +13041,7 @@
         <w:spacing w:after="80" w:line="300" w:lineRule="auto"/>
         <w:numPr>
           <w:ilvl w:val="0"/>
-          <w:numId w:val="28"/>
+          <w:numId w:val="44"/>
         </w:numPr>
       </w:pPr>
       <w:r>
@@ -11793,7 +13050,17 @@
           <w:color w:val="17324D"/>
           <w:sz w:val="22"/>
         </w:rPr>
-        <w:t>Configure Gateway/Runtime/Identity observability, retention, SIEM forwarding, alarms and sensitive-data leakage tests.</w:t>
+        <w:t>Implement and validate the existing list/read tools' live Microsoft Graph</w:t>
+      </w:r>
+    </w:p>
+    <w:p>
+      <w:r>
+        <w:rPr>
+          <w:rFonts w:ascii="Calibri" w:hAnsi="Calibri"/>
+          <w:color w:val="17324D"/>
+          <w:sz w:val="22"/>
+        </w:rPr>
+        <w:t>branches, including output bounds, supported file types, throttling and safe error handling.</w:t>
       </w:r>
     </w:p>
     <w:p>
@@ -11801,7 +13068,7 @@
         <w:spacing w:after="80" w:line="300" w:lineRule="auto"/>
         <w:numPr>
           <w:ilvl w:val="0"/>
-          <w:numId w:val="28"/>
+          <w:numId w:val="45"/>
         </w:numPr>
       </w:pPr>
       <w:r>
@@ -11810,7 +13077,7 @@
           <w:color w:val="17324D"/>
           <w:sz w:val="22"/>
         </w:rPr>
-        <w:t>Configure real Azure DevOps agents, variable groups, required reviewers, image scanning, SBOM, signing and publish approvals.</w:t>
+        <w:t>Validate the network/platform account's PrivateLink, private DNS, endpoint policy and corporate/AWS workload routing, including the compensating controls required for OAuth callers.</w:t>
       </w:r>
     </w:p>
     <w:p>
@@ -11818,7 +13085,7 @@
         <w:spacing w:after="80" w:line="300" w:lineRule="auto"/>
         <w:numPr>
           <w:ilvl w:val="0"/>
-          <w:numId w:val="28"/>
+          <w:numId w:val="45"/>
         </w:numPr>
       </w:pPr>
       <w:r>
@@ -11827,7 +13094,7 @@
           <w:color w:val="17324D"/>
           <w:sz w:val="22"/>
         </w:rPr>
-        <w:t>Replace all environment placeholders, pin provider/dependency versions and validate non-production/prod TFE workspaces.</w:t>
+        <w:t>Configure Gateway/Runtime/Identity observability, retention, SIEM forwarding, alarms and sensitive-data leakage tests.</w:t>
       </w:r>
     </w:p>
     <w:p>
@@ -11835,7 +13102,7 @@
         <w:spacing w:after="80" w:line="300" w:lineRule="auto"/>
         <w:numPr>
           <w:ilvl w:val="0"/>
-          <w:numId w:val="28"/>
+          <w:numId w:val="45"/>
         </w:numPr>
       </w:pPr>
       <w:r>
@@ -11844,7 +13111,7 @@
           <w:color w:val="17324D"/>
           <w:sz w:val="22"/>
         </w:rPr>
-        <w:t>Define data classification, allowed sites/paths, data owners and periodic Graph permission review.</w:t>
+        <w:t>Configure real Azure DevOps agents, variable groups, required reviewers, image scanning, SBOM, signing and publish approvals.</w:t>
       </w:r>
     </w:p>
     <w:p>
@@ -11852,7 +13119,7 @@
         <w:spacing w:after="80" w:line="300" w:lineRule="auto"/>
         <w:numPr>
           <w:ilvl w:val="0"/>
-          <w:numId w:val="28"/>
+          <w:numId w:val="45"/>
         </w:numPr>
       </w:pPr>
       <w:r>
@@ -11861,7 +13128,7 @@
           <w:color w:val="17324D"/>
           <w:sz w:val="22"/>
         </w:rPr>
-        <w:t>Define SLO, RTO/RPO, capacity assumptions, support hours, incident ownership and tested kill-switch execution times.</w:t>
+        <w:t>Replace all environment placeholders and validate the pinned provider/dependency versions in non-production/prod TFE workspaces.</w:t>
       </w:r>
     </w:p>
     <w:p>
@@ -11869,7 +13136,7 @@
         <w:spacing w:after="80" w:line="300" w:lineRule="auto"/>
         <w:numPr>
           <w:ilvl w:val="0"/>
-          <w:numId w:val="28"/>
+          <w:numId w:val="45"/>
         </w:numPr>
       </w:pPr>
       <w:r>
@@ -11878,7 +13145,129 @@
           <w:color w:val="17324D"/>
           <w:sz w:val="22"/>
         </w:rPr>
+        <w:t>Define data classification, allowed sites/paths, data owners and periodic Graph permission review.</w:t>
+      </w:r>
+    </w:p>
+    <w:p>
+      <w:pPr>
+        <w:spacing w:after="80" w:line="300" w:lineRule="auto"/>
+        <w:numPr>
+          <w:ilvl w:val="0"/>
+          <w:numId w:val="45"/>
+        </w:numPr>
+      </w:pPr>
+      <w:r>
+        <w:rPr>
+          <w:rFonts w:ascii="Calibri" w:hAnsi="Calibri"/>
+          <w:color w:val="17324D"/>
+          <w:sz w:val="22"/>
+        </w:rPr>
+        <w:t>Define SLO, RTO/RPO, capacity assumptions, support hours, incident ownership and tested kill-switch execution times.</w:t>
+      </w:r>
+    </w:p>
+    <w:p>
+      <w:pPr>
+        <w:spacing w:after="80" w:line="300" w:lineRule="auto"/>
+        <w:numPr>
+          <w:ilvl w:val="0"/>
+          <w:numId w:val="45"/>
+        </w:numPr>
+      </w:pPr>
+      <w:r>
+        <w:rPr>
+          <w:rFonts w:ascii="Calibri" w:hAnsi="Calibri"/>
+          <w:color w:val="17324D"/>
+          <w:sz w:val="22"/>
+        </w:rPr>
         <w:t>Validate the threat register against the organisation's risk method and record the resulting residual risks.</w:t>
+      </w:r>
+    </w:p>
+    <w:p>
+      <w:pPr>
+        <w:spacing w:after="80" w:line="300" w:lineRule="auto"/>
+        <w:numPr>
+          <w:ilvl w:val="0"/>
+          <w:numId w:val="45"/>
+        </w:numPr>
+      </w:pPr>
+      <w:r>
+        <w:rPr>
+          <w:rFonts w:ascii="Calibri" w:hAnsi="Calibri"/>
+          <w:color w:val="17324D"/>
+          <w:sz w:val="22"/>
+        </w:rPr>
+        <w:t>Validate the direct AWS Knowledge and Microsoft Learn Gateway targets,</w:t>
+      </w:r>
+    </w:p>
+    <w:p>
+      <w:r>
+        <w:rPr>
+          <w:rFonts w:ascii="Calibri" w:hAnsi="Calibri"/>
+          <w:color w:val="17324D"/>
+          <w:sz w:val="22"/>
+        </w:rPr>
+        <w:t>including schema synchronization, Cedar denial of unreviewed tools, rate limits, data-egress controls, safe logging and target kill switches.</w:t>
+      </w:r>
+    </w:p>
+    <w:p>
+      <w:pPr>
+        <w:spacing w:after="80" w:line="300" w:lineRule="auto"/>
+        <w:numPr>
+          <w:ilvl w:val="0"/>
+          <w:numId w:val="46"/>
+        </w:numPr>
+      </w:pPr>
+      <w:r>
+        <w:rPr>
+          <w:rFonts w:ascii="Calibri" w:hAnsi="Calibri"/>
+          <w:color w:val="17324D"/>
+          <w:sz w:val="22"/>
+        </w:rPr>
+        <w:t xml:space="preserve">Deploy the Terraform MCP Runtime with only the public </w:t>
+      </w:r>
+      <w:r>
+        <w:rPr>
+          <w:rFonts w:ascii="Courier New" w:hAnsi="Courier New"/>
+          <w:color w:val="1F4D78"/>
+          <w:sz w:val="20"/>
+          <w:shd w:fill="EAF2F8"/>
+        </w:rPr>
+        <w:t>registry</w:t>
+      </w:r>
+      <w:r>
+        <w:rPr>
+          <w:rFonts w:ascii="Calibri" w:hAnsi="Calibri"/>
+          <w:color w:val="17324D"/>
+          <w:sz w:val="22"/>
+        </w:rPr>
+        <w:t xml:space="preserve"> toolset,</w:t>
+      </w:r>
+    </w:p>
+    <w:p>
+      <w:r>
+        <w:rPr>
+          <w:rFonts w:ascii="Calibri" w:hAnsi="Calibri"/>
+          <w:color w:val="17324D"/>
+          <w:sz w:val="22"/>
+        </w:rPr>
+        <w:t>Terraform operations disabled and no TFE credential; prove it cannot bypass Git/PR or central TFE controls.</w:t>
+      </w:r>
+    </w:p>
+    <w:p>
+      <w:pPr>
+        <w:spacing w:after="80" w:line="300" w:lineRule="auto"/>
+        <w:numPr>
+          <w:ilvl w:val="0"/>
+          <w:numId w:val="47"/>
+        </w:numPr>
+      </w:pPr>
+      <w:r>
+        <w:rPr>
+          <w:rFonts w:ascii="Calibri" w:hAnsi="Calibri"/>
+          <w:color w:val="17324D"/>
+          <w:sz w:val="22"/>
+        </w:rPr>
+        <w:t>Record a separate decision before enabling Databricks data access.</w:t>
       </w:r>
     </w:p>
     <w:p>
@@ -12187,7 +13576,7 @@
                 <w:color w:val="17324D"/>
                 <w:sz w:val="18"/>
               </w:rPr>
-              <w:t>Gateway/Runtime authorization policy</w:t>
+              <w:t>Gateway Cedar authorization policy</w:t>
             </w:r>
           </w:p>
         </w:tc>
@@ -12239,7 +13628,7 @@
                 <w:color w:val="17324D"/>
                 <w:sz w:val="18"/>
               </w:rPr>
-              <w:t>Policy source, Cedar/runtime consistency, reviews, tests and access recertification</w:t>
+              <w:t>Direct Cedar source, reviews, tests, promotion and access recertification</w:t>
             </w:r>
           </w:p>
         </w:tc>
@@ -12602,6 +13991,255 @@
                 <w:color w:val="17324D"/>
                 <w:sz w:val="18"/>
               </w:rPr>
+              <w:t>Gateway private connectivity</w:t>
+            </w:r>
+          </w:p>
+        </w:tc>
+        <w:tc>
+          <w:tcPr>
+            <w:tcW w:type="dxa" w:w="2900"/>
+            <w:vAlign w:val="center"/>
+            <w:tcMar>
+              <w:top w:w="80" w:type="dxa"/>
+              <w:start w:w="120" w:type="dxa"/>
+              <w:bottom w:w="80" w:type="dxa"/>
+              <w:end w:w="120" w:type="dxa"/>
+            </w:tcMar>
+          </w:tcPr>
+          <w:p>
+            <w:pPr>
+              <w:spacing w:after="0" w:line="252" w:lineRule="auto"/>
+              <w:jc w:val="left"/>
+            </w:pPr>
+            <w:r>
+              <w:rPr>
+                <w:rFonts w:ascii="Calibri" w:hAnsi="Calibri"/>
+                <w:color w:val="17324D"/>
+                <w:sz w:val="18"/>
+              </w:rPr>
+              <w:t>Network / Cloud Platform</w:t>
+            </w:r>
+          </w:p>
+        </w:tc>
+        <w:tc>
+          <w:tcPr>
+            <w:tcW w:type="dxa" w:w="3960"/>
+            <w:vAlign w:val="center"/>
+            <w:tcMar>
+              <w:top w:w="80" w:type="dxa"/>
+              <w:start w:w="120" w:type="dxa"/>
+              <w:bottom w:w="80" w:type="dxa"/>
+              <w:end w:w="120" w:type="dxa"/>
+            </w:tcMar>
+          </w:tcPr>
+          <w:p>
+            <w:pPr>
+              <w:spacing w:after="0" w:line="252" w:lineRule="auto"/>
+              <w:jc w:val="left"/>
+            </w:pPr>
+            <w:r>
+              <w:rPr>
+                <w:rFonts w:ascii="Calibri" w:hAnsi="Calibri"/>
+                <w:color w:val="17324D"/>
+                <w:sz w:val="18"/>
+              </w:rPr>
+              <w:t>Interface endpoint, private DNS, endpoint policy, routing, client security groups and connectivity evidence</w:t>
+            </w:r>
+          </w:p>
+        </w:tc>
+      </w:tr>
+      <w:tr>
+        <w:trPr>
+          <w:cantSplit/>
+        </w:trPr>
+        <w:tc>
+          <w:tcPr>
+            <w:tcW w:type="dxa" w:w="2500"/>
+            <w:vAlign w:val="center"/>
+            <w:tcMar>
+              <w:top w:w="80" w:type="dxa"/>
+              <w:start w:w="120" w:type="dxa"/>
+              <w:bottom w:w="80" w:type="dxa"/>
+              <w:end w:w="120" w:type="dxa"/>
+            </w:tcMar>
+          </w:tcPr>
+          <w:p>
+            <w:pPr>
+              <w:spacing w:after="0" w:line="252" w:lineRule="auto"/>
+              <w:jc w:val="left"/>
+            </w:pPr>
+            <w:r>
+              <w:rPr>
+                <w:rFonts w:ascii="Calibri" w:hAnsi="Calibri"/>
+                <w:color w:val="17324D"/>
+                <w:sz w:val="18"/>
+              </w:rPr>
+              <w:t>Public documentation MCP targets</w:t>
+            </w:r>
+          </w:p>
+        </w:tc>
+        <w:tc>
+          <w:tcPr>
+            <w:tcW w:type="dxa" w:w="2900"/>
+            <w:vAlign w:val="center"/>
+            <w:tcMar>
+              <w:top w:w="80" w:type="dxa"/>
+              <w:start w:w="120" w:type="dxa"/>
+              <w:bottom w:w="80" w:type="dxa"/>
+              <w:end w:w="120" w:type="dxa"/>
+            </w:tcMar>
+          </w:tcPr>
+          <w:p>
+            <w:pPr>
+              <w:spacing w:after="0" w:line="252" w:lineRule="auto"/>
+              <w:jc w:val="left"/>
+            </w:pPr>
+            <w:r>
+              <w:rPr>
+                <w:rFonts w:ascii="Calibri" w:hAnsi="Calibri"/>
+                <w:color w:val="17324D"/>
+                <w:sz w:val="18"/>
+              </w:rPr>
+              <w:t>Cloud Platform with Security review</w:t>
+            </w:r>
+          </w:p>
+        </w:tc>
+        <w:tc>
+          <w:tcPr>
+            <w:tcW w:type="dxa" w:w="3960"/>
+            <w:vAlign w:val="center"/>
+            <w:tcMar>
+              <w:top w:w="80" w:type="dxa"/>
+              <w:start w:w="120" w:type="dxa"/>
+              <w:bottom w:w="80" w:type="dxa"/>
+              <w:end w:w="120" w:type="dxa"/>
+            </w:tcMar>
+          </w:tcPr>
+          <w:p>
+            <w:pPr>
+              <w:spacing w:after="0" w:line="252" w:lineRule="auto"/>
+              <w:jc w:val="left"/>
+            </w:pPr>
+            <w:r>
+              <w:rPr>
+                <w:rFonts w:ascii="Calibri" w:hAnsi="Calibri"/>
+                <w:color w:val="17324D"/>
+                <w:sz w:val="18"/>
+              </w:rPr>
+              <w:t>Vendor endpoint lifecycle, target synchronization, Cedar tool exposure, data-egress controls, rate limits and kill switch</w:t>
+            </w:r>
+          </w:p>
+        </w:tc>
+      </w:tr>
+      <w:tr>
+        <w:trPr>
+          <w:cantSplit/>
+        </w:trPr>
+        <w:tc>
+          <w:tcPr>
+            <w:tcW w:type="dxa" w:w="2500"/>
+            <w:vAlign w:val="center"/>
+            <w:tcMar>
+              <w:top w:w="80" w:type="dxa"/>
+              <w:start w:w="120" w:type="dxa"/>
+              <w:bottom w:w="80" w:type="dxa"/>
+              <w:end w:w="120" w:type="dxa"/>
+            </w:tcMar>
+          </w:tcPr>
+          <w:p>
+            <w:pPr>
+              <w:spacing w:after="0" w:line="252" w:lineRule="auto"/>
+              <w:jc w:val="left"/>
+            </w:pPr>
+            <w:r>
+              <w:rPr>
+                <w:rFonts w:ascii="Calibri" w:hAnsi="Calibri"/>
+                <w:color w:val="17324D"/>
+                <w:sz w:val="18"/>
+              </w:rPr>
+              <w:t>Terraform MCP documentation Runtime</w:t>
+            </w:r>
+          </w:p>
+        </w:tc>
+        <w:tc>
+          <w:tcPr>
+            <w:tcW w:type="dxa" w:w="2900"/>
+            <w:vAlign w:val="center"/>
+            <w:tcMar>
+              <w:top w:w="80" w:type="dxa"/>
+              <w:start w:w="120" w:type="dxa"/>
+              <w:bottom w:w="80" w:type="dxa"/>
+              <w:end w:w="120" w:type="dxa"/>
+            </w:tcMar>
+          </w:tcPr>
+          <w:p>
+            <w:pPr>
+              <w:spacing w:after="0" w:line="252" w:lineRule="auto"/>
+              <w:jc w:val="left"/>
+            </w:pPr>
+            <w:r>
+              <w:rPr>
+                <w:rFonts w:ascii="Calibri" w:hAnsi="Calibri"/>
+                <w:color w:val="17324D"/>
+                <w:sz w:val="18"/>
+              </w:rPr>
+              <w:t>Cloud Platform / Developer Experience</w:t>
+            </w:r>
+          </w:p>
+        </w:tc>
+        <w:tc>
+          <w:tcPr>
+            <w:tcW w:type="dxa" w:w="3960"/>
+            <w:vAlign w:val="center"/>
+            <w:tcMar>
+              <w:top w:w="80" w:type="dxa"/>
+              <w:start w:w="120" w:type="dxa"/>
+              <w:bottom w:w="80" w:type="dxa"/>
+              <w:end w:w="120" w:type="dxa"/>
+            </w:tcMar>
+          </w:tcPr>
+          <w:p>
+            <w:pPr>
+              <w:spacing w:after="0" w:line="252" w:lineRule="auto"/>
+              <w:jc w:val="left"/>
+            </w:pPr>
+            <w:r>
+              <w:rPr>
+                <w:rFonts w:ascii="Calibri" w:hAnsi="Calibri"/>
+                <w:color w:val="17324D"/>
+                <w:sz w:val="18"/>
+              </w:rPr>
+              <w:t>Registry-only configuration, image lifecycle, no TFE credential, tests and operational support</w:t>
+            </w:r>
+          </w:p>
+        </w:tc>
+      </w:tr>
+      <w:tr>
+        <w:trPr>
+          <w:cantSplit/>
+        </w:trPr>
+        <w:tc>
+          <w:tcPr>
+            <w:tcW w:type="dxa" w:w="2500"/>
+            <w:vAlign w:val="center"/>
+            <w:tcMar>
+              <w:top w:w="80" w:type="dxa"/>
+              <w:start w:w="120" w:type="dxa"/>
+              <w:bottom w:w="80" w:type="dxa"/>
+              <w:end w:w="120" w:type="dxa"/>
+            </w:tcMar>
+          </w:tcPr>
+          <w:p>
+            <w:pPr>
+              <w:spacing w:after="0" w:line="252" w:lineRule="auto"/>
+              <w:jc w:val="left"/>
+            </w:pPr>
+            <w:r>
+              <w:rPr>
+                <w:rFonts w:ascii="Calibri" w:hAnsi="Calibri"/>
+                <w:color w:val="17324D"/>
+                <w:sz w:val="18"/>
+              </w:rPr>
               <w:t>Monitoring and incidents</w:t>
             </w:r>
           </w:p>
@@ -12769,7 +14407,7 @@
         <w:spacing w:after="80" w:line="300" w:lineRule="auto"/>
         <w:numPr>
           <w:ilvl w:val="0"/>
-          <w:numId w:val="29"/>
+          <w:numId w:val="48"/>
         </w:numPr>
       </w:pPr>
       <w:r>
@@ -12795,7 +14433,7 @@
         <w:spacing w:after="80" w:line="300" w:lineRule="auto"/>
         <w:numPr>
           <w:ilvl w:val="0"/>
-          <w:numId w:val="29"/>
+          <w:numId w:val="48"/>
         </w:numPr>
       </w:pPr>
       <w:r>
@@ -12821,7 +14459,7 @@
         <w:spacing w:after="80" w:line="300" w:lineRule="auto"/>
         <w:numPr>
           <w:ilvl w:val="0"/>
-          <w:numId w:val="29"/>
+          <w:numId w:val="48"/>
         </w:numPr>
       </w:pPr>
       <w:r>
@@ -12847,7 +14485,7 @@
         <w:spacing w:after="80" w:line="300" w:lineRule="auto"/>
         <w:numPr>
           <w:ilvl w:val="0"/>
-          <w:numId w:val="29"/>
+          <w:numId w:val="48"/>
         </w:numPr>
       </w:pPr>
       <w:r>
@@ -12873,7 +14511,7 @@
         <w:spacing w:after="80" w:line="300" w:lineRule="auto"/>
         <w:numPr>
           <w:ilvl w:val="0"/>
-          <w:numId w:val="29"/>
+          <w:numId w:val="48"/>
         </w:numPr>
       </w:pPr>
       <w:r>
@@ -12899,7 +14537,7 @@
         <w:spacing w:after="80" w:line="300" w:lineRule="auto"/>
         <w:numPr>
           <w:ilvl w:val="0"/>
-          <w:numId w:val="29"/>
+          <w:numId w:val="48"/>
         </w:numPr>
       </w:pPr>
       <w:r>
@@ -12909,7 +14547,7 @@
           <w:sz w:val="20"/>
           <w:shd w:fill="EAF2F8"/>
         </w:rPr>
-        <w:t>docs/adr/0004-claude-code-entra-jwt-mcp-boundary.md</w:t>
+        <w:t>docs/adr/0006-direct-cedar-and-dual-sharepoint-identity-lanes.md</w:t>
       </w:r>
       <w:r>
         <w:rPr>
@@ -12917,7 +14555,7 @@
           <w:color w:val="17324D"/>
           <w:sz w:val="22"/>
         </w:rPr>
-        <w:t xml:space="preserve"> - Entra caller token and AWS IAM separation.</w:t>
+        <w:t xml:space="preserve"> - direct Cedar and the two SharePoint execution lanes.</w:t>
       </w:r>
     </w:p>
     <w:p>
@@ -12925,7 +14563,7 @@
         <w:spacing w:after="80" w:line="300" w:lineRule="auto"/>
         <w:numPr>
           <w:ilvl w:val="0"/>
-          <w:numId w:val="29"/>
+          <w:numId w:val="48"/>
         </w:numPr>
       </w:pPr>
       <w:r>
@@ -12935,7 +14573,7 @@
           <w:sz w:val="20"/>
           <w:shd w:fill="EAF2F8"/>
         </w:rPr>
-        <w:t>docs/adr/0005-path-scoped-policy-pr-validation.md</w:t>
+        <w:t>docs/adr/0007-identity-lanes-by-downstream-credential-mode.md</w:t>
       </w:r>
       <w:r>
         <w:rPr>
@@ -12943,7 +14581,7 @@
           <w:color w:val="17324D"/>
           <w:sz w:val="22"/>
         </w:rPr>
-        <w:t xml:space="preserve"> - required policy PR validation.</w:t>
+        <w:t xml:space="preserve"> - the reusable Runtime-lane rule for SharePoint, CRM and future services.</w:t>
       </w:r>
     </w:p>
     <w:p>
@@ -12951,7 +14589,7 @@
         <w:spacing w:after="80" w:line="300" w:lineRule="auto"/>
         <w:numPr>
           <w:ilvl w:val="0"/>
-          <w:numId w:val="29"/>
+          <w:numId w:val="48"/>
         </w:numPr>
       </w:pPr>
       <w:r>
@@ -12961,7 +14599,7 @@
           <w:sz w:val="20"/>
           <w:shd w:fill="EAF2F8"/>
         </w:rPr>
-        <w:t>examples/enterprise_mcp_platform</w:t>
+        <w:t>docs/adr/0008-external-account-network-prerequisites-and-australian-regions.md</w:t>
       </w:r>
       <w:r>
         <w:rPr>
@@ -12969,15 +14607,7 @@
           <w:color w:val="17324D"/>
           <w:sz w:val="22"/>
         </w:rPr>
-        <w:t xml:space="preserve"> - current example code, policy and Terraform.</w:t>
-      </w:r>
-    </w:p>
-    <w:p>
-      <w:pPr>
-        <w:pStyle w:val="Heading2"/>
-      </w:pPr>
-      <w:r>
-        <w:t>19.2 Authoritative external sources</w:t>
+        <w:t xml:space="preserve"> - external platform inputs, PrivateLink ownership and regional availability gating.</w:t>
       </w:r>
     </w:p>
     <w:p>
@@ -12985,18 +14615,166 @@
         <w:spacing w:after="80" w:line="300" w:lineRule="auto"/>
         <w:numPr>
           <w:ilvl w:val="0"/>
-          <w:numId w:val="30"/>
+          <w:numId w:val="48"/>
         </w:numPr>
       </w:pPr>
       <w:r>
         <w:rPr>
+          <w:rFonts w:ascii="Courier New" w:hAnsi="Courier New"/>
+          <w:color w:val="1F4D78"/>
+          <w:sz w:val="20"/>
+          <w:shd w:fill="EAF2F8"/>
+        </w:rPr>
+        <w:t>docs/adr/0009-vendor-native-and-documentation-mcp-targets.md</w:t>
+      </w:r>
+      <w:r>
+        <w:rPr>
           <w:rFonts w:ascii="Calibri" w:hAnsi="Calibri"/>
           <w:color w:val="17324D"/>
           <w:sz w:val="22"/>
         </w:rPr>
+        <w:t xml:space="preserve"> - direct vendor-operated documentation targets and the Registry-only Terraform MCP Runtime.</w:t>
+      </w:r>
+    </w:p>
+    <w:p>
+      <w:pPr>
+        <w:spacing w:after="80" w:line="300" w:lineRule="auto"/>
+        <w:numPr>
+          <w:ilvl w:val="0"/>
+          <w:numId w:val="48"/>
+        </w:numPr>
+      </w:pPr>
+      <w:r>
+        <w:rPr>
+          <w:rFonts w:ascii="Courier New" w:hAnsi="Courier New"/>
+          <w:color w:val="1F4D78"/>
+          <w:sz w:val="20"/>
+          <w:shd w:fill="EAF2F8"/>
+        </w:rPr>
+        <w:t>docs/adr/0010-simple-sharepoint-upload-and-credential-lane-names.md</w:t>
+      </w:r>
+      <w:r>
+        <w:rPr>
+          <w:rFonts w:ascii="Calibri" w:hAnsi="Calibri"/>
+          <w:color w:val="17324D"/>
+          <w:sz w:val="22"/>
+        </w:rPr>
+        <w:t xml:space="preserve"> -</w:t>
+      </w:r>
+    </w:p>
+    <w:p>
+      <w:r>
+        <w:rPr>
+          <w:rFonts w:ascii="Calibri" w:hAnsi="Calibri"/>
+          <w:color w:val="17324D"/>
+          <w:sz w:val="22"/>
+        </w:rPr>
+        <w:t>single SharePoint upload, fail-fast inputs, AWS tool naming and credential lane names.</w:t>
+      </w:r>
+    </w:p>
+    <w:p>
+      <w:pPr>
+        <w:spacing w:after="80" w:line="300" w:lineRule="auto"/>
+        <w:numPr>
+          <w:ilvl w:val="0"/>
+          <w:numId w:val="49"/>
+        </w:numPr>
+      </w:pPr>
+      <w:r>
+        <w:rPr>
+          <w:rFonts w:ascii="Courier New" w:hAnsi="Courier New"/>
+          <w:color w:val="1F4D78"/>
+          <w:sz w:val="20"/>
+          <w:shd w:fill="EAF2F8"/>
+        </w:rPr>
+        <w:t>docs/adr/0004-claude-code-entra-jwt-mcp-boundary.md</w:t>
+      </w:r>
+      <w:r>
+        <w:rPr>
+          <w:rFonts w:ascii="Calibri" w:hAnsi="Calibri"/>
+          <w:color w:val="17324D"/>
+          <w:sz w:val="22"/>
+        </w:rPr>
+        <w:t xml:space="preserve"> - Entra caller token and AWS IAM separation.</w:t>
+      </w:r>
+    </w:p>
+    <w:p>
+      <w:pPr>
+        <w:spacing w:after="80" w:line="300" w:lineRule="auto"/>
+        <w:numPr>
+          <w:ilvl w:val="0"/>
+          <w:numId w:val="49"/>
+        </w:numPr>
+      </w:pPr>
+      <w:r>
+        <w:rPr>
+          <w:rFonts w:ascii="Courier New" w:hAnsi="Courier New"/>
+          <w:color w:val="1F4D78"/>
+          <w:sz w:val="20"/>
+          <w:shd w:fill="EAF2F8"/>
+        </w:rPr>
+        <w:t>docs/adr/0005-path-scoped-policy-pr-validation.md</w:t>
+      </w:r>
+      <w:r>
+        <w:rPr>
+          <w:rFonts w:ascii="Calibri" w:hAnsi="Calibri"/>
+          <w:color w:val="17324D"/>
+          <w:sz w:val="22"/>
+        </w:rPr>
+        <w:t xml:space="preserve"> - required policy PR validation.</w:t>
+      </w:r>
+    </w:p>
+    <w:p>
+      <w:pPr>
+        <w:spacing w:after="80" w:line="300" w:lineRule="auto"/>
+        <w:numPr>
+          <w:ilvl w:val="0"/>
+          <w:numId w:val="49"/>
+        </w:numPr>
+      </w:pPr>
+      <w:r>
+        <w:rPr>
+          <w:rFonts w:ascii="Courier New" w:hAnsi="Courier New"/>
+          <w:color w:val="1F4D78"/>
+          <w:sz w:val="20"/>
+          <w:shd w:fill="EAF2F8"/>
+        </w:rPr>
+        <w:t>examples/enterprise_mcp_platform</w:t>
+      </w:r>
+      <w:r>
+        <w:rPr>
+          <w:rFonts w:ascii="Calibri" w:hAnsi="Calibri"/>
+          <w:color w:val="17324D"/>
+          <w:sz w:val="22"/>
+        </w:rPr>
+        <w:t xml:space="preserve"> - current example code, policy and Terraform.</w:t>
+      </w:r>
+    </w:p>
+    <w:p>
+      <w:pPr>
+        <w:pStyle w:val="Heading2"/>
+      </w:pPr>
+      <w:r>
+        <w:t>19.2 Authoritative external sources</w:t>
+      </w:r>
+    </w:p>
+    <w:p>
+      <w:pPr>
+        <w:spacing w:after="80" w:line="300" w:lineRule="auto"/>
+        <w:numPr>
+          <w:ilvl w:val="0"/>
+          <w:numId w:val="50"/>
+        </w:numPr>
+      </w:pPr>
+      <w:r>
+        <w:rPr>
+          <w:rFonts w:ascii="Calibri" w:hAnsi="Calibri"/>
+          <w:color w:val="17324D"/>
+          <w:sz w:val="22"/>
+        </w:rPr>
         <w:t xml:space="preserve">AWS, “Deploy MCP servers in AgentCore Runtime”: </w:t>
       </w:r>
-      <w:hyperlink r:id="rId14">
+      <w:hyperlink r:id="rId15">
         <w:r>
           <w:rPr>
             <w:rFonts w:ascii="Calibri" w:hAnsi="Calibri"/>
@@ -13012,7 +14790,7 @@
         <w:spacing w:after="80" w:line="300" w:lineRule="auto"/>
         <w:numPr>
           <w:ilvl w:val="0"/>
-          <w:numId w:val="30"/>
+          <w:numId w:val="50"/>
         </w:numPr>
       </w:pPr>
       <w:r>
@@ -13023,7 +14801,7 @@
         </w:rPr>
         <w:t xml:space="preserve">AWS, “MCP server targets”: </w:t>
       </w:r>
-      <w:hyperlink r:id="rId15">
+      <w:hyperlink r:id="rId16">
         <w:r>
           <w:rPr>
             <w:rFonts w:ascii="Calibri" w:hAnsi="Calibri"/>
@@ -13039,7 +14817,7 @@
         <w:spacing w:after="80" w:line="300" w:lineRule="auto"/>
         <w:numPr>
           <w:ilvl w:val="0"/>
-          <w:numId w:val="30"/>
+          <w:numId w:val="50"/>
         </w:numPr>
       </w:pPr>
       <w:r>
@@ -13048,9 +14826,36 @@
           <w:color w:val="17324D"/>
           <w:sz w:val="22"/>
         </w:rPr>
+        <w:t xml:space="preserve">AWS, “AWS Knowledge MCP Server”: </w:t>
+      </w:r>
+      <w:hyperlink r:id="rId17">
+        <w:r>
+          <w:rPr>
+            <w:rFonts w:ascii="Calibri" w:hAnsi="Calibri"/>
+            <w:color w:val="2E74B5"/>
+            <w:u w:val="single"/>
+          </w:rPr>
+          <w:t>https://awslabs.github.io/mcp/servers/aws-knowledge-mcp-server</w:t>
+        </w:r>
+      </w:hyperlink>
+    </w:p>
+    <w:p>
+      <w:pPr>
+        <w:spacing w:after="80" w:line="300" w:lineRule="auto"/>
+        <w:numPr>
+          <w:ilvl w:val="0"/>
+          <w:numId w:val="50"/>
+        </w:numPr>
+      </w:pPr>
+      <w:r>
+        <w:rPr>
+          <w:rFonts w:ascii="Calibri" w:hAnsi="Calibri"/>
+          <w:color w:val="17324D"/>
+          <w:sz w:val="22"/>
+        </w:rPr>
         <w:t xml:space="preserve">AWS, “Configure inbound JWT authorizer”: </w:t>
       </w:r>
-      <w:hyperlink r:id="rId16">
+      <w:hyperlink r:id="rId18">
         <w:r>
           <w:rPr>
             <w:rFonts w:ascii="Calibri" w:hAnsi="Calibri"/>
@@ -13066,7 +14871,7 @@
         <w:spacing w:after="80" w:line="300" w:lineRule="auto"/>
         <w:numPr>
           <w:ilvl w:val="0"/>
-          <w:numId w:val="30"/>
+          <w:numId w:val="50"/>
         </w:numPr>
       </w:pPr>
       <w:r>
@@ -13077,7 +14882,7 @@
         </w:rPr>
         <w:t xml:space="preserve">AWS, “Policy in Amazon Bedrock AgentCore”: </w:t>
       </w:r>
-      <w:hyperlink r:id="rId17">
+      <w:hyperlink r:id="rId19">
         <w:r>
           <w:rPr>
             <w:rFonts w:ascii="Calibri" w:hAnsi="Calibri"/>
@@ -13093,7 +14898,7 @@
         <w:spacing w:after="80" w:line="300" w:lineRule="auto"/>
         <w:numPr>
           <w:ilvl w:val="0"/>
-          <w:numId w:val="30"/>
+          <w:numId w:val="50"/>
         </w:numPr>
       </w:pPr>
       <w:r>
@@ -13102,9 +14907,63 @@
           <w:color w:val="17324D"/>
           <w:sz w:val="22"/>
         </w:rPr>
+        <w:t xml:space="preserve">AWS, “Understand how AgentCore Gateway tools are named”: </w:t>
+      </w:r>
+      <w:hyperlink r:id="rId20">
+        <w:r>
+          <w:rPr>
+            <w:rFonts w:ascii="Calibri" w:hAnsi="Calibri"/>
+            <w:color w:val="2E74B5"/>
+            <w:u w:val="single"/>
+          </w:rPr>
+          <w:t>https://docs.aws.amazon.com/bedrock-agentcore/latest/devguide/gateway-tool-naming.html</w:t>
+        </w:r>
+      </w:hyperlink>
+    </w:p>
+    <w:p>
+      <w:pPr>
+        <w:spacing w:after="80" w:line="300" w:lineRule="auto"/>
+        <w:numPr>
+          <w:ilvl w:val="0"/>
+          <w:numId w:val="50"/>
+        </w:numPr>
+      </w:pPr>
+      <w:r>
+        <w:rPr>
+          <w:rFonts w:ascii="Calibri" w:hAnsi="Calibri"/>
+          <w:color w:val="17324D"/>
+          <w:sz w:val="22"/>
+        </w:rPr>
+        <w:t xml:space="preserve">AWS, “Policy scope”: </w:t>
+      </w:r>
+      <w:hyperlink r:id="rId21">
+        <w:r>
+          <w:rPr>
+            <w:rFonts w:ascii="Calibri" w:hAnsi="Calibri"/>
+            <w:color w:val="2E74B5"/>
+            <w:u w:val="single"/>
+          </w:rPr>
+          <w:t>https://docs.aws.amazon.com/bedrock-agentcore/latest/devguide/policy-scope.html</w:t>
+        </w:r>
+      </w:hyperlink>
+    </w:p>
+    <w:p>
+      <w:pPr>
+        <w:spacing w:after="80" w:line="300" w:lineRule="auto"/>
+        <w:numPr>
+          <w:ilvl w:val="0"/>
+          <w:numId w:val="50"/>
+        </w:numPr>
+      </w:pPr>
+      <w:r>
+        <w:rPr>
+          <w:rFonts w:ascii="Calibri" w:hAnsi="Calibri"/>
+          <w:color w:val="17324D"/>
+          <w:sz w:val="22"/>
+        </w:rPr>
         <w:t xml:space="preserve">AWS, “Resource-based policies for AgentCore”: </w:t>
       </w:r>
-      <w:hyperlink r:id="rId18">
+      <w:hyperlink r:id="rId22">
         <w:r>
           <w:rPr>
             <w:rFonts w:ascii="Calibri" w:hAnsi="Calibri"/>
@@ -13120,7 +14979,7 @@
         <w:spacing w:after="80" w:line="300" w:lineRule="auto"/>
         <w:numPr>
           <w:ilvl w:val="0"/>
-          <w:numId w:val="30"/>
+          <w:numId w:val="50"/>
         </w:numPr>
       </w:pPr>
       <w:r>
@@ -13131,7 +14990,7 @@
         </w:rPr>
         <w:t xml:space="preserve">AWS, “AgentCore interface VPC endpoints”: </w:t>
       </w:r>
-      <w:hyperlink r:id="rId19">
+      <w:hyperlink r:id="rId23">
         <w:r>
           <w:rPr>
             <w:rFonts w:ascii="Calibri" w:hAnsi="Calibri"/>
@@ -13147,7 +15006,7 @@
         <w:spacing w:after="80" w:line="300" w:lineRule="auto"/>
         <w:numPr>
           <w:ilvl w:val="0"/>
-          <w:numId w:val="30"/>
+          <w:numId w:val="50"/>
         </w:numPr>
       </w:pPr>
       <w:r>
@@ -13158,7 +15017,7 @@
         </w:rPr>
         <w:t xml:space="preserve">AWS, “Header propagation with Gateway”: </w:t>
       </w:r>
-      <w:hyperlink r:id="rId20">
+      <w:hyperlink r:id="rId24">
         <w:r>
           <w:rPr>
             <w:rFonts w:ascii="Calibri" w:hAnsi="Calibri"/>
@@ -13174,7 +15033,7 @@
         <w:spacing w:after="80" w:line="300" w:lineRule="auto"/>
         <w:numPr>
           <w:ilvl w:val="0"/>
-          <w:numId w:val="30"/>
+          <w:numId w:val="50"/>
         </w:numPr>
       </w:pPr>
       <w:r>
@@ -13185,7 +15044,7 @@
         </w:rPr>
         <w:t xml:space="preserve">AWS, “AgentCore Identity credential providers”: </w:t>
       </w:r>
-      <w:hyperlink r:id="rId21">
+      <w:hyperlink r:id="rId25">
         <w:r>
           <w:rPr>
             <w:rFonts w:ascii="Calibri" w:hAnsi="Calibri"/>
@@ -13201,7 +15060,7 @@
         <w:spacing w:after="80" w:line="300" w:lineRule="auto"/>
         <w:numPr>
           <w:ilvl w:val="0"/>
-          <w:numId w:val="30"/>
+          <w:numId w:val="50"/>
         </w:numPr>
       </w:pPr>
       <w:r>
@@ -13212,7 +15071,7 @@
         </w:rPr>
         <w:t xml:space="preserve">AWS, “Add observability to AgentCore resources”: </w:t>
       </w:r>
-      <w:hyperlink r:id="rId22">
+      <w:hyperlink r:id="rId26">
         <w:r>
           <w:rPr>
             <w:rFonts w:ascii="Calibri" w:hAnsi="Calibri"/>
@@ -13228,7 +15087,7 @@
         <w:spacing w:after="80" w:line="300" w:lineRule="auto"/>
         <w:numPr>
           <w:ilvl w:val="0"/>
-          <w:numId w:val="30"/>
+          <w:numId w:val="50"/>
         </w:numPr>
       </w:pPr>
       <w:r>
@@ -13237,9 +15096,90 @@
           <w:color w:val="17324D"/>
           <w:sz w:val="22"/>
         </w:rPr>
+        <w:t xml:space="preserve">AWS, “AgentCore supported regions”: </w:t>
+      </w:r>
+      <w:hyperlink r:id="rId27">
+        <w:r>
+          <w:rPr>
+            <w:rFonts w:ascii="Calibri" w:hAnsi="Calibri"/>
+            <w:color w:val="2E74B5"/>
+            <w:u w:val="single"/>
+          </w:rPr>
+          <w:t>https://docs.aws.amazon.com/bedrock-agentcore/latest/devguide/agentcore-regions.html</w:t>
+        </w:r>
+      </w:hyperlink>
+    </w:p>
+    <w:p>
+      <w:pPr>
+        <w:spacing w:after="80" w:line="300" w:lineRule="auto"/>
+        <w:numPr>
+          <w:ilvl w:val="0"/>
+          <w:numId w:val="50"/>
+        </w:numPr>
+      </w:pPr>
+      <w:r>
+        <w:rPr>
+          <w:rFonts w:ascii="Calibri" w:hAnsi="Calibri"/>
+          <w:color w:val="17324D"/>
+          <w:sz w:val="22"/>
+        </w:rPr>
+        <w:t xml:space="preserve">AWS, “AgentCore service endpoints”: </w:t>
+      </w:r>
+      <w:hyperlink r:id="rId28">
+        <w:r>
+          <w:rPr>
+            <w:rFonts w:ascii="Calibri" w:hAnsi="Calibri"/>
+            <w:color w:val="2E74B5"/>
+            <w:u w:val="single"/>
+          </w:rPr>
+          <w:t>https://docs.aws.amazon.com/general/latest/gr/bedrock_agentcore.html</w:t>
+        </w:r>
+      </w:hyperlink>
+    </w:p>
+    <w:p>
+      <w:pPr>
+        <w:spacing w:after="80" w:line="300" w:lineRule="auto"/>
+        <w:numPr>
+          <w:ilvl w:val="0"/>
+          <w:numId w:val="50"/>
+        </w:numPr>
+      </w:pPr>
+      <w:r>
+        <w:rPr>
+          <w:rFonts w:ascii="Calibri" w:hAnsi="Calibri"/>
+          <w:color w:val="17324D"/>
+          <w:sz w:val="22"/>
+        </w:rPr>
+        <w:t xml:space="preserve">AWS, “AgentCore VPC supported Availability Zones”: </w:t>
+      </w:r>
+      <w:hyperlink r:id="rId29">
+        <w:r>
+          <w:rPr>
+            <w:rFonts w:ascii="Calibri" w:hAnsi="Calibri"/>
+            <w:color w:val="2E74B5"/>
+            <w:u w:val="single"/>
+          </w:rPr>
+          <w:t>https://docs.aws.amazon.com/bedrock-agentcore/latest/devguide/agentcore-vpc.html</w:t>
+        </w:r>
+      </w:hyperlink>
+    </w:p>
+    <w:p>
+      <w:pPr>
+        <w:spacing w:after="80" w:line="300" w:lineRule="auto"/>
+        <w:numPr>
+          <w:ilvl w:val="0"/>
+          <w:numId w:val="50"/>
+        </w:numPr>
+      </w:pPr>
+      <w:r>
+        <w:rPr>
+          <w:rFonts w:ascii="Calibri" w:hAnsi="Calibri"/>
+          <w:color w:val="17324D"/>
+          <w:sz w:val="22"/>
+        </w:rPr>
         <w:t xml:space="preserve">Microsoft, “Microsoft Graph permissions reference”: </w:t>
       </w:r>
-      <w:hyperlink r:id="rId23">
+      <w:hyperlink r:id="rId30">
         <w:r>
           <w:rPr>
             <w:rFonts w:ascii="Calibri" w:hAnsi="Calibri"/>
@@ -13255,7 +15195,7 @@
         <w:spacing w:after="80" w:line="300" w:lineRule="auto"/>
         <w:numPr>
           <w:ilvl w:val="0"/>
-          <w:numId w:val="30"/>
+          <w:numId w:val="50"/>
         </w:numPr>
       </w:pPr>
       <w:r>
@@ -13264,9 +15204,63 @@
           <w:color w:val="17324D"/>
           <w:sz w:val="22"/>
         </w:rPr>
+        <w:t xml:space="preserve">Microsoft, “Overview of Microsoft Graph permissions”: </w:t>
+      </w:r>
+      <w:hyperlink r:id="rId31">
+        <w:r>
+          <w:rPr>
+            <w:rFonts w:ascii="Calibri" w:hAnsi="Calibri"/>
+            <w:color w:val="2E74B5"/>
+            <w:u w:val="single"/>
+          </w:rPr>
+          <w:t>https://learn.microsoft.com/en-us/graph/permissions-overview</w:t>
+        </w:r>
+      </w:hyperlink>
+    </w:p>
+    <w:p>
+      <w:pPr>
+        <w:spacing w:after="80" w:line="300" w:lineRule="auto"/>
+        <w:numPr>
+          <w:ilvl w:val="0"/>
+          <w:numId w:val="50"/>
+        </w:numPr>
+      </w:pPr>
+      <w:r>
+        <w:rPr>
+          <w:rFonts w:ascii="Calibri" w:hAnsi="Calibri"/>
+          <w:color w:val="17324D"/>
+          <w:sz w:val="22"/>
+        </w:rPr>
+        <w:t xml:space="preserve">Microsoft, “Get started with Learn MCP Server”: </w:t>
+      </w:r>
+      <w:hyperlink r:id="rId32">
+        <w:r>
+          <w:rPr>
+            <w:rFonts w:ascii="Calibri" w:hAnsi="Calibri"/>
+            <w:color w:val="2E74B5"/>
+            <w:u w:val="single"/>
+          </w:rPr>
+          <w:t>https://learn.microsoft.com/en-us/training/support/mcp-get-started-foundry</w:t>
+        </w:r>
+      </w:hyperlink>
+    </w:p>
+    <w:p>
+      <w:pPr>
+        <w:spacing w:after="80" w:line="300" w:lineRule="auto"/>
+        <w:numPr>
+          <w:ilvl w:val="0"/>
+          <w:numId w:val="50"/>
+        </w:numPr>
+      </w:pPr>
+      <w:r>
+        <w:rPr>
+          <w:rFonts w:ascii="Calibri" w:hAnsi="Calibri"/>
+          <w:color w:val="17324D"/>
+          <w:sz w:val="22"/>
+        </w:rPr>
         <w:t xml:space="preserve">Microsoft, “OAuth 2.0 on-behalf-of flow”: </w:t>
       </w:r>
-      <w:hyperlink r:id="rId24">
+      <w:hyperlink r:id="rId33">
         <w:r>
           <w:rPr>
             <w:rFonts w:ascii="Calibri" w:hAnsi="Calibri"/>
@@ -13282,7 +15276,7 @@
         <w:spacing w:after="80" w:line="300" w:lineRule="auto"/>
         <w:numPr>
           <w:ilvl w:val="0"/>
-          <w:numId w:val="30"/>
+          <w:numId w:val="50"/>
         </w:numPr>
       </w:pPr>
       <w:r>
@@ -13293,7 +15287,7 @@
         </w:rPr>
         <w:t xml:space="preserve">Microsoft, “Avoid getting throttled or blocked in SharePoint Online”: </w:t>
       </w:r>
-      <w:hyperlink r:id="rId25">
+      <w:hyperlink r:id="rId34">
         <w:r>
           <w:rPr>
             <w:rFonts w:ascii="Calibri" w:hAnsi="Calibri"/>
@@ -13305,13 +15299,40 @@
       </w:hyperlink>
     </w:p>
     <w:p>
+      <w:pPr>
+        <w:spacing w:after="80" w:line="300" w:lineRule="auto"/>
+        <w:numPr>
+          <w:ilvl w:val="0"/>
+          <w:numId w:val="50"/>
+        </w:numPr>
+      </w:pPr>
       <w:r>
         <w:rPr>
           <w:rFonts w:ascii="Calibri" w:hAnsi="Calibri"/>
           <w:color w:val="17324D"/>
           <w:sz w:val="22"/>
         </w:rPr>
-        <w:t>External service capabilities must be rechecked in the selected AWS region and enterprise Microsoft tenant during implementation. This document reflects official documentation reviewed on 10 July 2026.</w:t>
+        <w:t xml:space="preserve">HashiCorp, “Terraform MCP server reference”: </w:t>
+      </w:r>
+      <w:hyperlink r:id="rId35">
+        <w:r>
+          <w:rPr>
+            <w:rFonts w:ascii="Calibri" w:hAnsi="Calibri"/>
+            <w:color w:val="2E74B5"/>
+            <w:u w:val="single"/>
+          </w:rPr>
+          <w:t>https://developer.hashicorp.com/terraform/mcp-server/reference</w:t>
+        </w:r>
+      </w:hyperlink>
+    </w:p>
+    <w:p>
+      <w:r>
+        <w:rPr>
+          <w:rFonts w:ascii="Calibri" w:hAnsi="Calibri"/>
+          <w:color w:val="17324D"/>
+          <w:sz w:val="22"/>
+        </w:rPr>
+        <w:t>External service capabilities must be rechecked in the selected AWS region and enterprise Microsoft tenant during implementation. This document reflects official documentation reviewed on 31 July 2026.</w:t>
       </w:r>
     </w:p>
     <w:sectPr>
@@ -13637,8 +15658,8 @@
     <w:multiLevelType w:val="singleLevel"/>
     <w:lvl w:ilvl="0">
       <w:start w:val="1"/>
-      <w:numFmt w:val="decimal"/>
-      <w:lvlText w:val="%1."/>
+      <w:numFmt w:val="bullet"/>
+      <w:lvlText w:val="•"/>
       <w:lvlJc w:val="left"/>
       <w:pPr>
         <w:tabs>
@@ -13675,8 +15696,8 @@
     <w:multiLevelType w:val="singleLevel"/>
     <w:lvl w:ilvl="0">
       <w:start w:val="1"/>
-      <w:numFmt w:val="decimal"/>
-      <w:lvlText w:val="%1."/>
+      <w:numFmt w:val="bullet"/>
+      <w:lvlText w:val="•"/>
       <w:lvlJc w:val="left"/>
       <w:pPr>
         <w:tabs>
@@ -13789,8 +15810,8 @@
     <w:multiLevelType w:val="singleLevel"/>
     <w:lvl w:ilvl="0">
       <w:start w:val="1"/>
-      <w:numFmt w:val="bullet"/>
-      <w:lvlText w:val="•"/>
+      <w:numFmt w:val="decimal"/>
+      <w:lvlText w:val="%1."/>
       <w:lvlJc w:val="left"/>
       <w:pPr>
         <w:tabs>
@@ -13808,8 +15829,8 @@
     <w:multiLevelType w:val="singleLevel"/>
     <w:lvl w:ilvl="0">
       <w:start w:val="1"/>
-      <w:numFmt w:val="bullet"/>
-      <w:lvlText w:val="•"/>
+      <w:numFmt w:val="decimal"/>
+      <w:lvlText w:val="%1."/>
       <w:lvlJc w:val="left"/>
       <w:pPr>
         <w:tabs>
@@ -13827,8 +15848,8 @@
     <w:multiLevelType w:val="singleLevel"/>
     <w:lvl w:ilvl="0">
       <w:start w:val="1"/>
-      <w:numFmt w:val="bullet"/>
-      <w:lvlText w:val="•"/>
+      <w:numFmt w:val="decimal"/>
+      <w:lvlText w:val="%1."/>
       <w:lvlJc w:val="left"/>
       <w:pPr>
         <w:tabs>
@@ -13865,8 +15886,8 @@
     <w:multiLevelType w:val="singleLevel"/>
     <w:lvl w:ilvl="0">
       <w:start w:val="1"/>
-      <w:numFmt w:val="bullet"/>
-      <w:lvlText w:val="•"/>
+      <w:numFmt w:val="decimal"/>
+      <w:lvlText w:val="%1."/>
       <w:lvlJc w:val="left"/>
       <w:pPr>
         <w:tabs>
@@ -13884,8 +15905,8 @@
     <w:multiLevelType w:val="singleLevel"/>
     <w:lvl w:ilvl="0">
       <w:start w:val="1"/>
-      <w:numFmt w:val="bullet"/>
-      <w:lvlText w:val="•"/>
+      <w:numFmt w:val="decimal"/>
+      <w:lvlText w:val="%1."/>
       <w:lvlJc w:val="left"/>
       <w:pPr>
         <w:tabs>
@@ -13922,8 +15943,8 @@
     <w:multiLevelType w:val="singleLevel"/>
     <w:lvl w:ilvl="0">
       <w:start w:val="1"/>
-      <w:numFmt w:val="decimal"/>
-      <w:lvlText w:val="%1."/>
+      <w:numFmt w:val="bullet"/>
+      <w:lvlText w:val="•"/>
       <w:lvlJc w:val="left"/>
       <w:pPr>
         <w:tabs>
@@ -13957,6 +15978,386 @@
     </w:lvl>
   </w:abstractNum>
   <w:abstractNum w:abstractNumId="29">
+    <w:multiLevelType w:val="singleLevel"/>
+    <w:lvl w:ilvl="0">
+      <w:start w:val="1"/>
+      <w:numFmt w:val="bullet"/>
+      <w:lvlText w:val="•"/>
+      <w:lvlJc w:val="left"/>
+      <w:pPr>
+        <w:tabs>
+          <w:tab w:val="num" w:pos="540"/>
+        </w:tabs>
+        <w:ind w:left="540" w:hanging="270"/>
+      </w:pPr>
+      <w:rPr>
+        <w:rFonts w:ascii="Calibri" w:hAnsi="Calibri"/>
+        <w:sz w:val="22"/>
+      </w:rPr>
+    </w:lvl>
+  </w:abstractNum>
+  <w:abstractNum w:abstractNumId="30">
+    <w:multiLevelType w:val="singleLevel"/>
+    <w:lvl w:ilvl="0">
+      <w:start w:val="1"/>
+      <w:numFmt w:val="bullet"/>
+      <w:lvlText w:val="•"/>
+      <w:lvlJc w:val="left"/>
+      <w:pPr>
+        <w:tabs>
+          <w:tab w:val="num" w:pos="540"/>
+        </w:tabs>
+        <w:ind w:left="540" w:hanging="270"/>
+      </w:pPr>
+      <w:rPr>
+        <w:rFonts w:ascii="Calibri" w:hAnsi="Calibri"/>
+        <w:sz w:val="22"/>
+      </w:rPr>
+    </w:lvl>
+  </w:abstractNum>
+  <w:abstractNum w:abstractNumId="31">
+    <w:multiLevelType w:val="singleLevel"/>
+    <w:lvl w:ilvl="0">
+      <w:start w:val="1"/>
+      <w:numFmt w:val="bullet"/>
+      <w:lvlText w:val="•"/>
+      <w:lvlJc w:val="left"/>
+      <w:pPr>
+        <w:tabs>
+          <w:tab w:val="num" w:pos="540"/>
+        </w:tabs>
+        <w:ind w:left="540" w:hanging="270"/>
+      </w:pPr>
+      <w:rPr>
+        <w:rFonts w:ascii="Calibri" w:hAnsi="Calibri"/>
+        <w:sz w:val="22"/>
+      </w:rPr>
+    </w:lvl>
+  </w:abstractNum>
+  <w:abstractNum w:abstractNumId="32">
+    <w:multiLevelType w:val="singleLevel"/>
+    <w:lvl w:ilvl="0">
+      <w:start w:val="1"/>
+      <w:numFmt w:val="bullet"/>
+      <w:lvlText w:val="•"/>
+      <w:lvlJc w:val="left"/>
+      <w:pPr>
+        <w:tabs>
+          <w:tab w:val="num" w:pos="540"/>
+        </w:tabs>
+        <w:ind w:left="540" w:hanging="270"/>
+      </w:pPr>
+      <w:rPr>
+        <w:rFonts w:ascii="Calibri" w:hAnsi="Calibri"/>
+        <w:sz w:val="22"/>
+      </w:rPr>
+    </w:lvl>
+  </w:abstractNum>
+  <w:abstractNum w:abstractNumId="33">
+    <w:multiLevelType w:val="singleLevel"/>
+    <w:lvl w:ilvl="0">
+      <w:start w:val="1"/>
+      <w:numFmt w:val="bullet"/>
+      <w:lvlText w:val="•"/>
+      <w:lvlJc w:val="left"/>
+      <w:pPr>
+        <w:tabs>
+          <w:tab w:val="num" w:pos="540"/>
+        </w:tabs>
+        <w:ind w:left="540" w:hanging="270"/>
+      </w:pPr>
+      <w:rPr>
+        <w:rFonts w:ascii="Calibri" w:hAnsi="Calibri"/>
+        <w:sz w:val="22"/>
+      </w:rPr>
+    </w:lvl>
+  </w:abstractNum>
+  <w:abstractNum w:abstractNumId="34">
+    <w:multiLevelType w:val="singleLevel"/>
+    <w:lvl w:ilvl="0">
+      <w:start w:val="1"/>
+      <w:numFmt w:val="bullet"/>
+      <w:lvlText w:val="•"/>
+      <w:lvlJc w:val="left"/>
+      <w:pPr>
+        <w:tabs>
+          <w:tab w:val="num" w:pos="540"/>
+        </w:tabs>
+        <w:ind w:left="540" w:hanging="270"/>
+      </w:pPr>
+      <w:rPr>
+        <w:rFonts w:ascii="Calibri" w:hAnsi="Calibri"/>
+        <w:sz w:val="22"/>
+      </w:rPr>
+    </w:lvl>
+  </w:abstractNum>
+  <w:abstractNum w:abstractNumId="35">
+    <w:multiLevelType w:val="singleLevel"/>
+    <w:lvl w:ilvl="0">
+      <w:start w:val="1"/>
+      <w:numFmt w:val="bullet"/>
+      <w:lvlText w:val="•"/>
+      <w:lvlJc w:val="left"/>
+      <w:pPr>
+        <w:tabs>
+          <w:tab w:val="num" w:pos="540"/>
+        </w:tabs>
+        <w:ind w:left="540" w:hanging="270"/>
+      </w:pPr>
+      <w:rPr>
+        <w:rFonts w:ascii="Calibri" w:hAnsi="Calibri"/>
+        <w:sz w:val="22"/>
+      </w:rPr>
+    </w:lvl>
+  </w:abstractNum>
+  <w:abstractNum w:abstractNumId="36">
+    <w:multiLevelType w:val="singleLevel"/>
+    <w:lvl w:ilvl="0">
+      <w:start w:val="1"/>
+      <w:numFmt w:val="bullet"/>
+      <w:lvlText w:val="•"/>
+      <w:lvlJc w:val="left"/>
+      <w:pPr>
+        <w:tabs>
+          <w:tab w:val="num" w:pos="540"/>
+        </w:tabs>
+        <w:ind w:left="540" w:hanging="270"/>
+      </w:pPr>
+      <w:rPr>
+        <w:rFonts w:ascii="Calibri" w:hAnsi="Calibri"/>
+        <w:sz w:val="22"/>
+      </w:rPr>
+    </w:lvl>
+  </w:abstractNum>
+  <w:abstractNum w:abstractNumId="37">
+    <w:multiLevelType w:val="singleLevel"/>
+    <w:lvl w:ilvl="0">
+      <w:start w:val="1"/>
+      <w:numFmt w:val="bullet"/>
+      <w:lvlText w:val="•"/>
+      <w:lvlJc w:val="left"/>
+      <w:pPr>
+        <w:tabs>
+          <w:tab w:val="num" w:pos="540"/>
+        </w:tabs>
+        <w:ind w:left="540" w:hanging="270"/>
+      </w:pPr>
+      <w:rPr>
+        <w:rFonts w:ascii="Calibri" w:hAnsi="Calibri"/>
+        <w:sz w:val="22"/>
+      </w:rPr>
+    </w:lvl>
+  </w:abstractNum>
+  <w:abstractNum w:abstractNumId="38">
+    <w:multiLevelType w:val="singleLevel"/>
+    <w:lvl w:ilvl="0">
+      <w:start w:val="1"/>
+      <w:numFmt w:val="bullet"/>
+      <w:lvlText w:val="•"/>
+      <w:lvlJc w:val="left"/>
+      <w:pPr>
+        <w:tabs>
+          <w:tab w:val="num" w:pos="540"/>
+        </w:tabs>
+        <w:ind w:left="540" w:hanging="270"/>
+      </w:pPr>
+      <w:rPr>
+        <w:rFonts w:ascii="Calibri" w:hAnsi="Calibri"/>
+        <w:sz w:val="22"/>
+      </w:rPr>
+    </w:lvl>
+  </w:abstractNum>
+  <w:abstractNum w:abstractNumId="39">
+    <w:multiLevelType w:val="singleLevel"/>
+    <w:lvl w:ilvl="0">
+      <w:start w:val="1"/>
+      <w:numFmt w:val="decimal"/>
+      <w:lvlText w:val="%1."/>
+      <w:lvlJc w:val="left"/>
+      <w:pPr>
+        <w:tabs>
+          <w:tab w:val="num" w:pos="540"/>
+        </w:tabs>
+        <w:ind w:left="540" w:hanging="270"/>
+      </w:pPr>
+      <w:rPr>
+        <w:rFonts w:ascii="Calibri" w:hAnsi="Calibri"/>
+        <w:sz w:val="22"/>
+      </w:rPr>
+    </w:lvl>
+  </w:abstractNum>
+  <w:abstractNum w:abstractNumId="40">
+    <w:multiLevelType w:val="singleLevel"/>
+    <w:lvl w:ilvl="0">
+      <w:start w:val="1"/>
+      <w:numFmt w:val="decimal"/>
+      <w:lvlText w:val="%1."/>
+      <w:lvlJc w:val="left"/>
+      <w:pPr>
+        <w:tabs>
+          <w:tab w:val="num" w:pos="540"/>
+        </w:tabs>
+        <w:ind w:left="540" w:hanging="270"/>
+      </w:pPr>
+      <w:rPr>
+        <w:rFonts w:ascii="Calibri" w:hAnsi="Calibri"/>
+        <w:sz w:val="22"/>
+      </w:rPr>
+    </w:lvl>
+  </w:abstractNum>
+  <w:abstractNum w:abstractNumId="41">
+    <w:multiLevelType w:val="singleLevel"/>
+    <w:lvl w:ilvl="0">
+      <w:start w:val="1"/>
+      <w:numFmt w:val="decimal"/>
+      <w:lvlText w:val="%1."/>
+      <w:lvlJc w:val="left"/>
+      <w:pPr>
+        <w:tabs>
+          <w:tab w:val="num" w:pos="540"/>
+        </w:tabs>
+        <w:ind w:left="540" w:hanging="270"/>
+      </w:pPr>
+      <w:rPr>
+        <w:rFonts w:ascii="Calibri" w:hAnsi="Calibri"/>
+        <w:sz w:val="22"/>
+      </w:rPr>
+    </w:lvl>
+  </w:abstractNum>
+  <w:abstractNum w:abstractNumId="42">
+    <w:multiLevelType w:val="singleLevel"/>
+    <w:lvl w:ilvl="0">
+      <w:start w:val="1"/>
+      <w:numFmt w:val="decimal"/>
+      <w:lvlText w:val="%1."/>
+      <w:lvlJc w:val="left"/>
+      <w:pPr>
+        <w:tabs>
+          <w:tab w:val="num" w:pos="540"/>
+        </w:tabs>
+        <w:ind w:left="540" w:hanging="270"/>
+      </w:pPr>
+      <w:rPr>
+        <w:rFonts w:ascii="Calibri" w:hAnsi="Calibri"/>
+        <w:sz w:val="22"/>
+      </w:rPr>
+    </w:lvl>
+  </w:abstractNum>
+  <w:abstractNum w:abstractNumId="43">
+    <w:multiLevelType w:val="singleLevel"/>
+    <w:lvl w:ilvl="0">
+      <w:start w:val="1"/>
+      <w:numFmt w:val="decimal"/>
+      <w:lvlText w:val="%1."/>
+      <w:lvlJc w:val="left"/>
+      <w:pPr>
+        <w:tabs>
+          <w:tab w:val="num" w:pos="540"/>
+        </w:tabs>
+        <w:ind w:left="540" w:hanging="270"/>
+      </w:pPr>
+      <w:rPr>
+        <w:rFonts w:ascii="Calibri" w:hAnsi="Calibri"/>
+        <w:sz w:val="22"/>
+      </w:rPr>
+    </w:lvl>
+  </w:abstractNum>
+  <w:abstractNum w:abstractNumId="44">
+    <w:multiLevelType w:val="singleLevel"/>
+    <w:lvl w:ilvl="0">
+      <w:start w:val="1"/>
+      <w:numFmt w:val="decimal"/>
+      <w:lvlText w:val="%1."/>
+      <w:lvlJc w:val="left"/>
+      <w:pPr>
+        <w:tabs>
+          <w:tab w:val="num" w:pos="540"/>
+        </w:tabs>
+        <w:ind w:left="540" w:hanging="270"/>
+      </w:pPr>
+      <w:rPr>
+        <w:rFonts w:ascii="Calibri" w:hAnsi="Calibri"/>
+        <w:sz w:val="22"/>
+      </w:rPr>
+    </w:lvl>
+  </w:abstractNum>
+  <w:abstractNum w:abstractNumId="45">
+    <w:multiLevelType w:val="singleLevel"/>
+    <w:lvl w:ilvl="0">
+      <w:start w:val="1"/>
+      <w:numFmt w:val="decimal"/>
+      <w:lvlText w:val="%1."/>
+      <w:lvlJc w:val="left"/>
+      <w:pPr>
+        <w:tabs>
+          <w:tab w:val="num" w:pos="540"/>
+        </w:tabs>
+        <w:ind w:left="540" w:hanging="270"/>
+      </w:pPr>
+      <w:rPr>
+        <w:rFonts w:ascii="Calibri" w:hAnsi="Calibri"/>
+        <w:sz w:val="22"/>
+      </w:rPr>
+    </w:lvl>
+  </w:abstractNum>
+  <w:abstractNum w:abstractNumId="46">
+    <w:multiLevelType w:val="singleLevel"/>
+    <w:lvl w:ilvl="0">
+      <w:start w:val="1"/>
+      <w:numFmt w:val="decimal"/>
+      <w:lvlText w:val="%1."/>
+      <w:lvlJc w:val="left"/>
+      <w:pPr>
+        <w:tabs>
+          <w:tab w:val="num" w:pos="540"/>
+        </w:tabs>
+        <w:ind w:left="540" w:hanging="270"/>
+      </w:pPr>
+      <w:rPr>
+        <w:rFonts w:ascii="Calibri" w:hAnsi="Calibri"/>
+        <w:sz w:val="22"/>
+      </w:rPr>
+    </w:lvl>
+  </w:abstractNum>
+  <w:abstractNum w:abstractNumId="47">
+    <w:multiLevelType w:val="singleLevel"/>
+    <w:lvl w:ilvl="0">
+      <w:start w:val="1"/>
+      <w:numFmt w:val="bullet"/>
+      <w:lvlText w:val="•"/>
+      <w:lvlJc w:val="left"/>
+      <w:pPr>
+        <w:tabs>
+          <w:tab w:val="num" w:pos="540"/>
+        </w:tabs>
+        <w:ind w:left="540" w:hanging="270"/>
+      </w:pPr>
+      <w:rPr>
+        <w:rFonts w:ascii="Calibri" w:hAnsi="Calibri"/>
+        <w:sz w:val="22"/>
+      </w:rPr>
+    </w:lvl>
+  </w:abstractNum>
+  <w:abstractNum w:abstractNumId="48">
+    <w:multiLevelType w:val="singleLevel"/>
+    <w:lvl w:ilvl="0">
+      <w:start w:val="1"/>
+      <w:numFmt w:val="bullet"/>
+      <w:lvlText w:val="•"/>
+      <w:lvlJc w:val="left"/>
+      <w:pPr>
+        <w:tabs>
+          <w:tab w:val="num" w:pos="540"/>
+        </w:tabs>
+        <w:ind w:left="540" w:hanging="270"/>
+      </w:pPr>
+      <w:rPr>
+        <w:rFonts w:ascii="Calibri" w:hAnsi="Calibri"/>
+        <w:sz w:val="22"/>
+      </w:rPr>
+    </w:lvl>
+  </w:abstractNum>
+  <w:abstractNum w:abstractNumId="49">
     <w:multiLevelType w:val="singleLevel"/>
     <w:lvl w:ilvl="0">
       <w:start w:val="1"/>
@@ -14064,6 +16465,66 @@
   </w:num>
   <w:num w:numId="30">
     <w:abstractNumId w:val="29"/>
+  </w:num>
+  <w:num w:numId="31">
+    <w:abstractNumId w:val="30"/>
+  </w:num>
+  <w:num w:numId="32">
+    <w:abstractNumId w:val="31"/>
+  </w:num>
+  <w:num w:numId="33">
+    <w:abstractNumId w:val="32"/>
+  </w:num>
+  <w:num w:numId="34">
+    <w:abstractNumId w:val="33"/>
+  </w:num>
+  <w:num w:numId="35">
+    <w:abstractNumId w:val="34"/>
+  </w:num>
+  <w:num w:numId="36">
+    <w:abstractNumId w:val="35"/>
+  </w:num>
+  <w:num w:numId="37">
+    <w:abstractNumId w:val="36"/>
+  </w:num>
+  <w:num w:numId="38">
+    <w:abstractNumId w:val="37"/>
+  </w:num>
+  <w:num w:numId="39">
+    <w:abstractNumId w:val="38"/>
+  </w:num>
+  <w:num w:numId="40">
+    <w:abstractNumId w:val="39"/>
+  </w:num>
+  <w:num w:numId="41">
+    <w:abstractNumId w:val="40"/>
+  </w:num>
+  <w:num w:numId="42">
+    <w:abstractNumId w:val="41"/>
+  </w:num>
+  <w:num w:numId="43">
+    <w:abstractNumId w:val="42"/>
+  </w:num>
+  <w:num w:numId="44">
+    <w:abstractNumId w:val="43"/>
+  </w:num>
+  <w:num w:numId="45">
+    <w:abstractNumId w:val="44"/>
+  </w:num>
+  <w:num w:numId="46">
+    <w:abstractNumId w:val="45"/>
+  </w:num>
+  <w:num w:numId="47">
+    <w:abstractNumId w:val="46"/>
+  </w:num>
+  <w:num w:numId="48">
+    <w:abstractNumId w:val="47"/>
+  </w:num>
+  <w:num w:numId="49">
+    <w:abstractNumId w:val="48"/>
+  </w:num>
+  <w:num w:numId="50">
+    <w:abstractNumId w:val="49"/>
   </w:num>
 </w:numbering>
 </file>
